--- a/downloads/student/ai-6-week-11.docx
+++ b/downloads/student/ai-6-week-11.docx
@@ -813,6 +813,16 @@
     <w:p>
       <w:r>
         <w:t>Meeting one window does not guarantee the next; monitor repeated windows and distinguish failure types.</w:t>
+      </w:r>
+    </w:p>
+    <w:p>
+      <w:r>
+        <w:t>Read the labelled picture: Calculate the maximum allowed failures among 100 requests. Does 97 successes and 3 failures meet the target, and what changes after one failure becomes a success?</w:t>
+      </w:r>
+    </w:p>
+    <w:p>
+      <w:r>
+        <w:t>Change one thing: Repair one failed request into a success in this window. Predict the result before checking the explanation. What remains the same?</w:t>
       </w:r>
     </w:p>
     <w:p>
@@ -1911,6 +1921,187 @@
         <w:t>Attempt the independent case before hints. Record whether you worked alone, used a hint or followed a model. After feedback, fix the first unsupported step and explain why it changed. A later check uses a changed case, not a copied answer.</w:t>
       </w:r>
     </w:p>
+    <w:p>
+      <w:pPr>
+        <w:pStyle w:val="Heading1"/>
+      </w:pPr>
+      <w:r>
+        <w:t>15. Your lesson route</w:t>
+      </w:r>
+    </w:p>
+    <w:p>
+      <w:r>
+        <w:t>Start with this question: A reliability allowance. A practice service requires at least 98 successes in each window of 100 eligible requests.</w:t>
+      </w:r>
+    </w:p>
+    <w:tbl>
+      <w:tblPr>
+        <w:tblStyle w:val="LightShading-Accent1"/>
+        <w:tblW w:type="auto" w:w="0"/>
+        <w:tblLook w:firstColumn="1" w:firstRow="1" w:lastColumn="0" w:lastRow="0" w:noHBand="0" w:noVBand="1" w:val="04A0"/>
+      </w:tblPr>
+      <w:tblGrid>
+        <w:gridCol w:w="5112"/>
+        <w:gridCol w:w="5112"/>
+      </w:tblGrid>
+      <w:tr>
+        <w:trPr>
+          <w:tblHeader/>
+        </w:trPr>
+        <w:tc>
+          <w:tcPr>
+            <w:tcW w:type="dxa" w:w="5112"/>
+          </w:tcPr>
+          <w:p>
+            <w:r>
+              <w:t>By the end, I can</w:t>
+            </w:r>
+          </w:p>
+        </w:tc>
+        <w:tc>
+          <w:tcPr>
+            <w:tcW w:type="dxa" w:w="5112"/>
+          </w:tcPr>
+          <w:p>
+            <w:r>
+              <w:t>How I will show it</w:t>
+            </w:r>
+          </w:p>
+        </w:tc>
+      </w:tr>
+      <w:tr>
+        <w:tc>
+          <w:tcPr>
+            <w:tcW w:type="dxa" w:w="5112"/>
+          </w:tcPr>
+          <w:p>
+            <w:r>
+              <w:t>Explain the mechanism and terminology of failure budgets and service objectives</w:t>
+            </w:r>
+          </w:p>
+        </w:tc>
+        <w:tc>
+          <w:tcPr>
+            <w:tcW w:type="dxa" w:w="5112"/>
+          </w:tcPr>
+          <w:p>
+            <w:r>
+              <w:t>Explain the deciding step, show a trace or test, and state one limit.</w:t>
+            </w:r>
+          </w:p>
+        </w:tc>
+      </w:tr>
+      <w:tr>
+        <w:tc>
+          <w:tcPr>
+            <w:tcW w:type="dxa" w:w="5112"/>
+          </w:tcPr>
+          <w:p>
+            <w:r>
+              <w:t>Apply the stated procedure to a new case with a traceable result</w:t>
+            </w:r>
+          </w:p>
+        </w:tc>
+        <w:tc>
+          <w:tcPr>
+            <w:tcW w:type="dxa" w:w="5112"/>
+          </w:tcPr>
+          <w:p>
+            <w:r>
+              <w:t>Explain the deciding step, show a trace or test, and state one limit.</w:t>
+            </w:r>
+          </w:p>
+        </w:tc>
+      </w:tr>
+      <w:tr>
+        <w:tc>
+          <w:tcPr>
+            <w:tcW w:type="dxa" w:w="5112"/>
+          </w:tcPr>
+          <w:p>
+            <w:r>
+              <w:t>Identify an assumption or limitation and design a revealing follow-up</w:t>
+            </w:r>
+          </w:p>
+        </w:tc>
+        <w:tc>
+          <w:tcPr>
+            <w:tcW w:type="dxa" w:w="5112"/>
+          </w:tcPr>
+          <w:p>
+            <w:r>
+              <w:t>Explain the deciding step, show a trace or test, and state one limit.</w:t>
+            </w:r>
+          </w:p>
+        </w:tc>
+      </w:tr>
+    </w:tbl>
+    <w:p>
+      <w:r>
+        <w:t>Remember → watch and explain → try with help → investigate → try independently → keep project evidence. Your teacher may spread this lesson across several classes.</w:t>
+      </w:r>
+    </w:p>
+    <w:p>
+      <w:r>
+        <w:t>Keep your first prediction. Compare it with what the evidence shows and explain any change.</w:t>
+      </w:r>
+    </w:p>
+    <w:p>
+      <w:pPr>
+        <w:pStyle w:val="Heading1"/>
+      </w:pPr>
+      <w:r>
+        <w:t>16. Finish and return</w:t>
+      </w:r>
+    </w:p>
+    <w:p>
+      <w:r>
+        <w:t>Close your notes. Explain this goal in your own words: Explain the mechanism and terminology of failure budgets and service objectives</w:t>
+      </w:r>
+    </w:p>
+    <w:p>
+      <w:pPr>
+        <w:pStyle w:val="Heading3"/>
+      </w:pPr>
+      <w:r>
+        <w:t>My deciding step, evidence and one remaining question</w:t>
+      </w:r>
+    </w:p>
+    <w:p>
+      <w:r>
+        <w:t>________________________________________________________________</w:t>
+      </w:r>
+    </w:p>
+    <w:p>
+      <w:r>
+        <w:t>________________________________________________________________</w:t>
+      </w:r>
+    </w:p>
+    <w:p>
+      <w:r>
+        <w:t>________________________________________________________________</w:t>
+      </w:r>
+    </w:p>
+    <w:p>
+      <w:r>
+        <w:t>________________________________________________________________</w:t>
+      </w:r>
+    </w:p>
+    <w:p>
+      <w:r>
+        <w:t>________________________________________________________________</w:t>
+      </w:r>
+    </w:p>
+    <w:p>
+      <w:r>
+        <w:t>If you are unsure, return to the worked picture and explain one arrow. If you are ready, change an input or assumption and justify your prediction.</w:t>
+      </w:r>
+    </w:p>
+    <w:p>
+      <w:r>
+        <w:t>Save your workbook evidence. At the next review, try a different case before opening your old answer.</w:t>
+      </w:r>
+    </w:p>
     <w:sectPr>
       <w:pgSz w:w="12240" w:h="15840"/>
       <w:pgMar w:top="936" w:right="1008" w:bottom="936" w:left="1008" w:header="720" w:footer="720" w:gutter="0"/>

--- a/downloads/student/ai-6-week-11.docx
+++ b/downloads/student/ai-6-week-11.docx
@@ -2102,6 +2102,202 @@
         <w:t>Save your workbook evidence. At the next review, try a different case before opening your old answer.</w:t>
       </w:r>
     </w:p>
+    <w:p>
+      <w:pPr>
+        <w:pStyle w:val="Heading1"/>
+      </w:pPr>
+      <w:r>
+        <w:t>17. Supported practice, repair and portfolio</w:t>
+      </w:r>
+    </w:p>
+    <w:p>
+      <w:r>
+        <w:t>Use this supported practice once, in the browser or on paper. Keep the reserved independent assessment for a separate first attempt before teacher feedback.</w:t>
+      </w:r>
+    </w:p>
+    <w:p>
+      <w:r>
+        <w:t>A reliability allowance. A practice service requires at least 98 successes in each window of 100 eligible requests.</w:t>
+      </w:r>
+    </w:p>
+    <w:p>
+      <w:pPr>
+        <w:pStyle w:val="Heading3"/>
+      </w:pPr>
+      <w:r>
+        <w:t>Practice 1: explain the deciding evidence</w:t>
+      </w:r>
+    </w:p>
+    <w:p>
+      <w:r>
+        <w:t>Which labelled step matches this detail? Three failures misses the target by one request.</w:t>
+      </w:r>
+    </w:p>
+    <w:p>
+      <w:r>
+        <w:t>1. Define success</w:t>
+      </w:r>
+    </w:p>
+    <w:p>
+      <w:r>
+        <w:t>2. Compute allowance</w:t>
+      </w:r>
+    </w:p>
+    <w:p>
+      <w:r>
+        <w:t>3. Compare record</w:t>
+      </w:r>
+    </w:p>
+    <w:p>
+      <w:pPr>
+        <w:pStyle w:val="Heading3"/>
+      </w:pPr>
+      <w:r>
+        <w:t>My selected conclusion, deciding fact and explanation</w:t>
+      </w:r>
+    </w:p>
+    <w:p>
+      <w:r>
+        <w:t>________________________________________________________________</w:t>
+      </w:r>
+    </w:p>
+    <w:p>
+      <w:r>
+        <w:t>________________________________________________________________</w:t>
+      </w:r>
+    </w:p>
+    <w:p>
+      <w:r>
+        <w:t>________________________________________________________________</w:t>
+      </w:r>
+    </w:p>
+    <w:p>
+      <w:r>
+        <w:t>________________________________________________________________</w:t>
+      </w:r>
+    </w:p>
+    <w:p>
+      <w:r>
+        <w:t>________________________________________________________________</w:t>
+      </w:r>
+    </w:p>
+    <w:p>
+      <w:r>
+        <w:t>Hint if needed: Read the steps in the pictorial case. Match the supplied detail to the stage that performs or records it.</w:t>
+      </w:r>
+    </w:p>
+    <w:p>
+      <w:r>
+        <w:t>After your attempt, compare with the supported explanation: Compare record Three failures misses the target by one request. An objective needs a measurement window, denominator and success definition. An honest refusal can be success under an agreed contract.</w:t>
+      </w:r>
+    </w:p>
+    <w:p>
+      <w:pPr>
+        <w:pStyle w:val="Heading3"/>
+      </w:pPr>
+      <w:r>
+        <w:t>Practice 2: explain the deciding evidence</w:t>
+      </w:r>
+    </w:p>
+    <w:p>
+      <w:r>
+        <w:t>Changed-case practice: Repair one failed request into a success in this window. Which conclusion is supported by the supplied facts?</w:t>
+      </w:r>
+    </w:p>
+    <w:p>
+      <w:r>
+        <w:t>1. This one example guarantees correct results for every future input.</w:t>
+      </w:r>
+    </w:p>
+    <w:p>
+      <w:r>
+        <w:t>2. 98 successes and 2 failures meet the stated window target.</w:t>
+      </w:r>
+    </w:p>
+    <w:p>
+      <w:r>
+        <w:t>3. We can decide the result without examining the changed input or the procedure.</w:t>
+      </w:r>
+    </w:p>
+    <w:p>
+      <w:pPr>
+        <w:pStyle w:val="Heading3"/>
+      </w:pPr>
+      <w:r>
+        <w:t>My selected conclusion, deciding fact and explanation</w:t>
+      </w:r>
+    </w:p>
+    <w:p>
+      <w:r>
+        <w:t>________________________________________________________________</w:t>
+      </w:r>
+    </w:p>
+    <w:p>
+      <w:r>
+        <w:t>________________________________________________________________</w:t>
+      </w:r>
+    </w:p>
+    <w:p>
+      <w:r>
+        <w:t>________________________________________________________________</w:t>
+      </w:r>
+    </w:p>
+    <w:p>
+      <w:r>
+        <w:t>________________________________________________________________</w:t>
+      </w:r>
+    </w:p>
+    <w:p>
+      <w:r>
+        <w:t>________________________________________________________________</w:t>
+      </w:r>
+    </w:p>
+    <w:p>
+      <w:r>
+        <w:t>Hint if needed: Use the changed condition and the deciding step in the pictorial trace. The answer must say what follows from those facts.</w:t>
+      </w:r>
+    </w:p>
+    <w:p>
+      <w:r>
+        <w:t>After your attempt, compare with the supported explanation: 98 successes and 2 failures meet the stated window target. One recorded outcome changes while the denominator stays 100.</w:t>
+      </w:r>
+    </w:p>
+    <w:p>
+      <w:pPr>
+        <w:pStyle w:val="Heading3"/>
+      </w:pPr>
+      <w:r>
+        <w:t>Repair a missing building block</w:t>
+      </w:r>
+    </w:p>
+    <w:p>
+      <w:r>
+        <w:t>Review Evaluation pipelines (ai-6/10). Goal: Explain the mechanism and terminology of evaluation pipelines. Short practice: Calculate A’s and B’s correct rates on all four cases. Identify their shared failure and explain why removing that case after scoring changes the honesty of the comparison.. Return to this week and explain what you changed.</w:t>
+      </w:r>
+    </w:p>
+    <w:p>
+      <w:r>
+        <w:t>Review Testing model-dependent behaviour (ai-6/8). Goal: Explain the mechanism and terminology of testing model-dependent behaviour. Short practice: Score "Friday in room B" and "Friday in room D" against both mandatory criteria. Would a correct 25-word response pass, and why?. Return to this week and explain what you changed.</w:t>
+      </w:r>
+    </w:p>
+    <w:p>
+      <w:r>
+        <w:t>Review Authentication and authorisation (ai-6/5). Goal: Explain the mechanism and terminology of authentication and authorisation. Short practice: Explain why Jo’s valid volunteer login does not permit editing C. Which trusted role change allows the action, and why is a role written in the request insufficient?. Return to this week and explain what you changed.</w:t>
+      </w:r>
+    </w:p>
+    <w:p>
+      <w:pPr>
+        <w:pStyle w:val="Heading3"/>
+      </w:pPr>
+      <w:r>
+        <w:t>Keep your completed work</w:t>
+      </w:r>
+    </w:p>
+    <w:p>
+      <w:r>
+        <w:t>Use Download completed work in the hosted lesson to export your answers, reflections, practice feedback and code-run evidence. Open the HTML copy to read or print it. Drafts stay in this browser when storage is available; clear drafts on a shared device.</w:t>
+      </w:r>
+    </w:p>
     <w:sectPr>
       <w:pgSz w:w="12240" w:h="15840"/>
       <w:pgMar w:top="936" w:right="1008" w:bottom="936" w:left="1008" w:header="720" w:footer="720" w:gutter="0"/>

--- a/downloads/student/ai-6-week-11.docx
+++ b/downloads/student/ai-6-week-11.docx
@@ -42,6 +42,11 @@
       </w:r>
     </w:p>
     <w:p>
+      <w:r>
+        <w:t>Start with the target: Explain the mechanism and terminology of failure budgets and service objectives. Try the recall before opening notes.</w:t>
+      </w:r>
+    </w:p>
+    <w:p>
       <w:pPr>
         <w:pStyle w:val="Heading3"/>
       </w:pPr>
@@ -50,17 +55,71 @@
       </w:r>
     </w:p>
     <w:p>
-      <w:r>
-        <w:t>I can explain the mechanism and terminology of failure budgets and service objectives.</w:t>
-      </w:r>
-    </w:p>
-    <w:p>
-      <w:r>
+      <w:pPr>
+        <w:spacing w:line="336" w:lineRule="auto" w:after="180"/>
+      </w:pPr>
+      <w:r>
+        <w:rPr>
+          <w:b w:val="0"/>
+        </w:rPr>
+        <w:t xml:space="preserve">I can explain the </w:t>
+      </w:r>
+      <w:r>
+        <w:rPr>
+          <w:b/>
+        </w:rPr>
+        <w:t>mechanism</w:t>
+      </w:r>
+      <w:r>
+        <w:rPr>
+          <w:b w:val="0"/>
+        </w:rPr>
+        <w:t xml:space="preserve"> and terminology of </w:t>
+      </w:r>
+      <w:r>
+        <w:rPr>
+          <w:b/>
+        </w:rPr>
+        <w:t>failure budget</w:t>
+      </w:r>
+      <w:r>
+        <w:rPr>
+          <w:b w:val="0"/>
+        </w:rPr>
+        <w:t xml:space="preserve">s and </w:t>
+      </w:r>
+      <w:r>
+        <w:rPr>
+          <w:b/>
+        </w:rPr>
+        <w:t>service objective</w:t>
+      </w:r>
+      <w:r>
+        <w:rPr>
+          <w:b w:val="0"/>
+        </w:rPr>
+        <w:t>s.</w:t>
+      </w:r>
+    </w:p>
+    <w:p>
+      <w:pPr>
+        <w:spacing w:line="336" w:lineRule="auto" w:after="180"/>
+      </w:pPr>
+      <w:r>
+        <w:rPr>
+          <w:b w:val="0"/>
+        </w:rPr>
         <w:t>I can apply the stated procedure to a new case with a traceable result.</w:t>
       </w:r>
     </w:p>
     <w:p>
-      <w:r>
+      <w:pPr>
+        <w:spacing w:line="336" w:lineRule="auto" w:after="180"/>
+      </w:pPr>
+      <w:r>
+        <w:rPr>
+          <w:b w:val="0"/>
+        </w:rPr>
         <w:t>I can identify an assumption or limitation and design a revealing follow-up.</w:t>
       </w:r>
     </w:p>
@@ -73,47 +132,149 @@
       </w:r>
     </w:p>
     <w:p>
-      <w:r>
+      <w:pPr>
+        <w:spacing w:line="336" w:lineRule="auto" w:after="180"/>
+      </w:pPr>
+      <w:r>
+        <w:rPr>
+          <w:b w:val="0"/>
+        </w:rPr>
         <w:t>Close your notes first. A rough first answer helps us choose the right starting point; it is not a score for your ability.</w:t>
       </w:r>
     </w:p>
     <w:p>
-      <w:r>
+      <w:pPr>
+        <w:spacing w:line="336" w:lineRule="auto" w:after="180"/>
+      </w:pPr>
+      <w:r>
+        <w:rPr>
+          <w:b w:val="0"/>
+        </w:rPr>
         <w:t>Without opening the old lesson, explain one key idea from Evaluation pipelines. Give an example and a mistake that the idea helps you avoid.</w:t>
       </w:r>
     </w:p>
     <w:p>
-      <w:r>
+      <w:pPr>
+        <w:spacing w:line="336" w:lineRule="auto" w:after="180"/>
+      </w:pPr>
+      <w:r>
+        <w:rPr>
+          <w:b w:val="0"/>
+        </w:rPr>
         <w:t>Without opening the old lesson, explain one key idea from Testing model-dependent behaviour. Give an example and a mistake that the idea helps you avoid.</w:t>
       </w:r>
     </w:p>
     <w:p>
-      <w:r>
+      <w:pPr>
+        <w:spacing w:line="336" w:lineRule="auto" w:after="180"/>
+      </w:pPr>
+      <w:r>
+        <w:rPr>
+          <w:b w:val="0"/>
+        </w:rPr>
         <w:t>Without opening the old lesson, explain one key idea from Authentication and authorisation. Give an example and a mistake that the idea helps you avoid.</w:t>
       </w:r>
     </w:p>
     <w:p>
-      <w:r>
-        <w:t>After trying, check the relevant lesson or ask your teacher. Change the part of your explanation that the evidence shows was wrong.</w:t>
-      </w:r>
-    </w:p>
-    <w:p>
-      <w:r>
+      <w:pPr>
+        <w:spacing w:line="336" w:lineRule="auto" w:after="180"/>
+      </w:pPr>
+      <w:r>
+        <w:rPr>
+          <w:b w:val="0"/>
+        </w:rPr>
+        <w:t xml:space="preserve">After trying, check the relevant lesson or ask your teacher. Change the part of your explanation that the </w:t>
+      </w:r>
+      <w:r>
+        <w:rPr>
+          <w:b/>
+        </w:rPr>
+        <w:t>evidence</w:t>
+      </w:r>
+      <w:r>
+        <w:rPr>
+          <w:b w:val="0"/>
+        </w:rPr>
+        <w:t xml:space="preserve"> shows was wrong.</w:t>
+      </w:r>
+    </w:p>
+    <w:p>
+      <w:pPr>
+        <w:spacing w:line="336" w:lineRule="auto" w:after="180"/>
+      </w:pPr>
+      <w:r>
+        <w:rPr>
+          <w:b w:val="0"/>
+        </w:rPr>
         <w:t>This week you will practise:</w:t>
       </w:r>
     </w:p>
     <w:p>
-      <w:r>
-        <w:t>Explain the mechanism and terminology of failure budgets and service objectives</w:t>
-      </w:r>
-    </w:p>
-    <w:p>
-      <w:r>
+      <w:pPr>
+        <w:spacing w:line="336" w:lineRule="auto" w:after="180"/>
+      </w:pPr>
+      <w:r>
+        <w:rPr>
+          <w:b w:val="0"/>
+        </w:rPr>
+        <w:t xml:space="preserve">Explain the </w:t>
+      </w:r>
+      <w:r>
+        <w:rPr>
+          <w:b/>
+        </w:rPr>
+        <w:t>mechanism</w:t>
+      </w:r>
+      <w:r>
+        <w:rPr>
+          <w:b w:val="0"/>
+        </w:rPr>
+        <w:t xml:space="preserve"> and terminology of </w:t>
+      </w:r>
+      <w:r>
+        <w:rPr>
+          <w:b/>
+        </w:rPr>
+        <w:t>failure budget</w:t>
+      </w:r>
+      <w:r>
+        <w:rPr>
+          <w:b w:val="0"/>
+        </w:rPr>
+        <w:t xml:space="preserve">s and </w:t>
+      </w:r>
+      <w:r>
+        <w:rPr>
+          <w:b/>
+        </w:rPr>
+        <w:t>service objective</w:t>
+      </w:r>
+      <w:r>
+        <w:rPr>
+          <w:b w:val="0"/>
+        </w:rPr>
+        <w:t>s</w:t>
+      </w:r>
+    </w:p>
+    <w:p>
+      <w:pPr>
+        <w:spacing w:line="336" w:lineRule="auto" w:after="180"/>
+      </w:pPr>
+      <w:r>
+        <w:rPr>
+          <w:b w:val="0"/>
+        </w:rPr>
         <w:t>Apply the stated procedure to a new case with a traceable result</w:t>
       </w:r>
     </w:p>
     <w:p>
-      <w:r>
+      <w:pPr>
+        <w:spacing w:line="336" w:lineRule="auto" w:after="180"/>
+      </w:pPr>
+      <w:r>
+        <w:rPr>
+          <w:b w:val="0"/>
+        </w:rPr>
         <w:t>Identify an assumption or limitation and design a revealing follow-up</w:t>
       </w:r>
     </w:p>
@@ -126,8 +287,38 @@
       </w:r>
     </w:p>
     <w:p>
-      <w:r>
-        <w:t>Recall Evaluation pipelines. Explain why a recorded result needs its input conditions and evidence source before it can support a claim.</w:t>
+      <w:pPr>
+        <w:spacing w:line="336" w:lineRule="auto" w:after="180"/>
+      </w:pPr>
+      <w:r>
+        <w:rPr>
+          <w:b w:val="0"/>
+        </w:rPr>
+        <w:t xml:space="preserve">Recall Evaluation pipelines. Explain why a recorded result needs its </w:t>
+      </w:r>
+      <w:r>
+        <w:rPr>
+          <w:b/>
+        </w:rPr>
+        <w:t>input</w:t>
+      </w:r>
+      <w:r>
+        <w:rPr>
+          <w:b w:val="0"/>
+        </w:rPr>
+        <w:t xml:space="preserve"> conditions and </w:t>
+      </w:r>
+      <w:r>
+        <w:rPr>
+          <w:b/>
+        </w:rPr>
+        <w:t>evidence</w:t>
+      </w:r>
+      <w:r>
+        <w:rPr>
+          <w:b w:val="0"/>
+        </w:rPr>
+        <w:t xml:space="preserve"> source before it can support a claim.</w:t>
       </w:r>
     </w:p>
     <w:p>
@@ -162,8 +353,38 @@
       </w:r>
     </w:p>
     <w:p>
-      <w:r>
-        <w:t>Explain failure budgets and service objectives using the deciding step in this fictional service.</w:t>
+      <w:pPr>
+        <w:spacing w:line="336" w:lineRule="auto" w:after="180"/>
+      </w:pPr>
+      <w:r>
+        <w:rPr>
+          <w:b w:val="0"/>
+        </w:rPr>
+        <w:t xml:space="preserve">Explain </w:t>
+      </w:r>
+      <w:r>
+        <w:rPr>
+          <w:b/>
+        </w:rPr>
+        <w:t>failure budget</w:t>
+      </w:r>
+      <w:r>
+        <w:rPr>
+          <w:b w:val="0"/>
+        </w:rPr>
+        <w:t xml:space="preserve">s and </w:t>
+      </w:r>
+      <w:r>
+        <w:rPr>
+          <w:b/>
+        </w:rPr>
+        <w:t>service objective</w:t>
+      </w:r>
+      <w:r>
+        <w:rPr>
+          <w:b w:val="0"/>
+        </w:rPr>
+        <w:t>s using the deciding step in this fictional service.</w:t>
       </w:r>
     </w:p>
     <w:p>
@@ -176,12 +397,70 @@
     </w:p>
     <w:p>
       <w:r>
-        <w:t>Service objectives define measured reliability over a stated interval. A failure budget is meaningful only after success and eligible requests are defined.</w:t>
-      </w:r>
-    </w:p>
-    <w:p>
-      <w:r>
-        <w:t>Begin by writing the question the procedure is intended to answer. Identify the information already supplied, the information it will produce and the information still missing. These are constructed classroom examples; they do not require live accounts, private records or an external service. Do not treat a plausible explanation as a measured outcome.</w:t>
+        <w:t>Investigate the supplied Failure budgets and service objectives case. Separate observations, given facts and assumptions before choosing an explanation.</w:t>
+      </w:r>
+    </w:p>
+    <w:p>
+      <w:pPr>
+        <w:spacing w:line="336" w:lineRule="auto" w:after="180"/>
+      </w:pPr>
+      <w:r>
+        <w:rPr>
+          <w:b/>
+        </w:rPr>
+        <w:t>Service objective</w:t>
+      </w:r>
+      <w:r>
+        <w:rPr>
+          <w:b w:val="0"/>
+        </w:rPr>
+        <w:t xml:space="preserve">s define measured reliability over a stated interval. A </w:t>
+      </w:r>
+      <w:r>
+        <w:rPr>
+          <w:b/>
+        </w:rPr>
+        <w:t>failure budget</w:t>
+      </w:r>
+      <w:r>
+        <w:rPr>
+          <w:b w:val="0"/>
+        </w:rPr>
+        <w:t xml:space="preserve"> is meaningful only after success and </w:t>
+      </w:r>
+      <w:r>
+        <w:rPr>
+          <w:b/>
+        </w:rPr>
+        <w:t>eligible request</w:t>
+      </w:r>
+      <w:r>
+        <w:rPr>
+          <w:b w:val="0"/>
+        </w:rPr>
+        <w:t>s are defined.</w:t>
+      </w:r>
+    </w:p>
+    <w:p>
+      <w:pPr>
+        <w:spacing w:line="336" w:lineRule="auto" w:after="180"/>
+      </w:pPr>
+      <w:r>
+        <w:rPr>
+          <w:b w:val="0"/>
+        </w:rPr>
+        <w:t>Begin by writing the question the procedure is intended to answer. Identify the information already supplied, the information it will produce and the information still missing.</w:t>
+      </w:r>
+    </w:p>
+    <w:p>
+      <w:pPr>
+        <w:spacing w:line="336" w:lineRule="auto" w:after="180"/>
+      </w:pPr>
+      <w:r>
+        <w:rPr>
+          <w:b w:val="0"/>
+        </w:rPr>
+        <w:t>These are constructed classroom examples; they do not require live accounts, private records or an external service. Do not treat a plausible explanation as a measured outcome.</w:t>
       </w:r>
     </w:p>
     <w:p>
@@ -217,7 +496,30 @@
     </w:p>
     <w:p>
       <w:r>
-        <w:t>For a fictional objective at least 98% of 200 eligible requests must pass all contract checks. Allowed failures are 2%*200=4. Count every eligible failure once; report excluded requests separately.</w:t>
+        <w:t>Follow the mechanism for Failure budgets and service objectives. Connect each labelled input, deciding step and result.</w:t>
+      </w:r>
+    </w:p>
+    <w:p>
+      <w:pPr>
+        <w:spacing w:line="336" w:lineRule="auto" w:after="180"/>
+      </w:pPr>
+      <w:r>
+        <w:rPr>
+          <w:b w:val="0"/>
+        </w:rPr>
+        <w:t xml:space="preserve">For a fictional objective at least 98% of 200 </w:t>
+      </w:r>
+      <w:r>
+        <w:rPr>
+          <w:b/>
+        </w:rPr>
+        <w:t>eligible request</w:t>
+      </w:r>
+      <w:r>
+        <w:rPr>
+          <w:b w:val="0"/>
+        </w:rPr>
+        <w:t>s must pass all contract checks. Allowed failures are 2%*200=4. Count every eligible failure once; report excluded requests separately.</w:t>
       </w:r>
     </w:p>
     <w:p>
@@ -313,8 +615,49 @@
       </w:r>
     </w:p>
     <w:p>
-      <w:r>
-        <w:t>Before applying the procedure, write its units, denominator or decision boundary where relevant. A partner should be able to repeat each step using the same inputs. If a required input is absent or violates the stated contract, record that condition explicitly instead of quietly replacing it with a convenient value.</w:t>
+      <w:pPr>
+        <w:spacing w:line="336" w:lineRule="auto" w:after="180"/>
+      </w:pPr>
+      <w:r>
+        <w:rPr>
+          <w:b w:val="0"/>
+        </w:rPr>
+        <w:t xml:space="preserve">Before applying the procedure, write its units, denominator or decision boundary where relevant. A partner should be able to repeat each step using the same </w:t>
+      </w:r>
+      <w:r>
+        <w:rPr>
+          <w:b/>
+        </w:rPr>
+        <w:t>input</w:t>
+      </w:r>
+      <w:r>
+        <w:rPr>
+          <w:b w:val="0"/>
+        </w:rPr>
+        <w:t>s.</w:t>
+      </w:r>
+    </w:p>
+    <w:p>
+      <w:pPr>
+        <w:spacing w:line="336" w:lineRule="auto" w:after="180"/>
+      </w:pPr>
+      <w:r>
+        <w:rPr>
+          <w:b w:val="0"/>
+        </w:rPr>
+        <w:t xml:space="preserve">If a required </w:t>
+      </w:r>
+      <w:r>
+        <w:rPr>
+          <w:b/>
+        </w:rPr>
+        <w:t>input</w:t>
+      </w:r>
+      <w:r>
+        <w:rPr>
+          <w:b w:val="0"/>
+        </w:rPr>
+        <w:t xml:space="preserve"> is absent or violates the stated contract, record that condition explicitly instead of quietly replacing it with a convenient value.</w:t>
       </w:r>
     </w:p>
     <w:p>
@@ -326,8 +669,26 @@
       </w:r>
     </w:p>
     <w:p>
-      <w:r>
-        <w:t>Point to the input, the deciding step and the result in this week’s visual. Explain the same step in ordinary words. A picture helps when you can say what each part represents.</w:t>
+      <w:pPr>
+        <w:spacing w:line="336" w:lineRule="auto" w:after="180"/>
+      </w:pPr>
+      <w:r>
+        <w:rPr>
+          <w:b w:val="0"/>
+        </w:rPr>
+        <w:t xml:space="preserve">Point to the </w:t>
+      </w:r>
+      <w:r>
+        <w:rPr>
+          <w:b/>
+        </w:rPr>
+        <w:t>input</w:t>
+      </w:r>
+      <w:r>
+        <w:rPr>
+          <w:b w:val="0"/>
+        </w:rPr>
+        <w:t>, the deciding step and the result in this week’s visual. Explain the same step in ordinary words. A picture helps when you can say what each part represents.</w:t>
       </w:r>
     </w:p>
     <w:p>
@@ -339,6 +700,11 @@
       </w:r>
     </w:p>
     <w:p>
+      <w:r>
+        <w:t>Compare the supplied cases for Failure budgets and service objectives. Identify the detail that changes the conclusion.</w:t>
+      </w:r>
+    </w:p>
+    <w:p>
       <w:pPr>
         <w:pStyle w:val="Heading3"/>
       </w:pPr>
@@ -347,7 +713,13 @@
       </w:r>
     </w:p>
     <w:p>
-      <w:r>
+      <w:pPr>
+        <w:spacing w:line="336" w:lineRule="auto" w:after="180"/>
+      </w:pPr>
+      <w:r>
+        <w:rPr>
+          <w:b w:val="0"/>
+        </w:rPr>
         <w:t>In the interval 200 requests are eligible and 5 fail. Show the intermediate steps and give the conclusion with its scope.</w:t>
       </w:r>
     </w:p>
@@ -393,17 +765,68 @@
       </w:r>
     </w:p>
     <w:p>
-      <w:r>
+      <w:pPr>
+        <w:pStyle w:val="Heading3"/>
+      </w:pPr>
+      <w:r>
+        <w:t>Change one thing</w:t>
+      </w:r>
+    </w:p>
+    <w:p>
+      <w:pPr>
+        <w:spacing w:line="336" w:lineRule="auto" w:after="180"/>
+        <w:shd w:fill="F5F1FB"/>
+      </w:pPr>
+      <w:r>
+        <w:rPr>
+          <w:b w:val="0"/>
+        </w:rPr>
         <w:t>Change: Repair one failed request into a success in this window.</w:t>
       </w:r>
     </w:p>
     <w:p>
-      <w:r>
-        <w:t>Prediction: 98 successes and 2 failures meet the stated window target.</w:t>
-      </w:r>
-    </w:p>
-    <w:p>
-      <w:r>
+      <w:pPr>
+        <w:pStyle w:val="Heading3"/>
+      </w:pPr>
+      <w:r>
+        <w:t>Predicted result</w:t>
+      </w:r>
+    </w:p>
+    <w:p>
+      <w:pPr>
+        <w:spacing w:line="336" w:lineRule="auto" w:after="180"/>
+        <w:shd w:fill="F1F6FC"/>
+      </w:pPr>
+      <w:r>
+        <w:rPr>
+          <w:b/>
+        </w:rPr>
+        <w:t>Prediction</w:t>
+      </w:r>
+      <w:r>
+        <w:rPr>
+          <w:b w:val="0"/>
+        </w:rPr>
+        <w:t>: 98 successes and 2 failures meet the stated window target.</w:t>
+      </w:r>
+    </w:p>
+    <w:p>
+      <w:pPr>
+        <w:pStyle w:val="Heading3"/>
+      </w:pPr>
+      <w:r>
+        <w:t>Why the result follows</w:t>
+      </w:r>
+    </w:p>
+    <w:p>
+      <w:pPr>
+        <w:spacing w:line="336" w:lineRule="auto" w:after="180"/>
+        <w:shd w:fill="F1F6FC"/>
+      </w:pPr>
+      <w:r>
+        <w:rPr>
+          <w:b w:val="0"/>
+        </w:rPr>
         <w:t>Reason: One recorded outcome changes while the denominator stays 100.</w:t>
       </w:r>
     </w:p>
@@ -413,6 +836,11 @@
       </w:pPr>
       <w:r>
         <w:t>05. Words that unlock the idea</w:t>
+      </w:r>
+    </w:p>
+    <w:p>
+      <w:r>
+        <w:t>Use the vocabulary of Failure budgets and service objectives to explain a concrete decision, rather than only memorising definitions.</w:t>
       </w:r>
     </w:p>
     <w:tbl>
@@ -550,29 +978,115 @@
     </w:p>
     <w:p>
       <w:r>
+        <w:t>Follow the worked trace for Failure budgets and service objectives, predict a step, then compare with its explanation.</w:t>
+      </w:r>
+    </w:p>
+    <w:p>
+      <w:pPr>
+        <w:spacing w:line="336" w:lineRule="auto" w:after="180"/>
+      </w:pPr>
+      <w:r>
+        <w:rPr>
+          <w:b w:val="0"/>
+        </w:rPr>
         <w:t>In the interval 200 requests are eligible and 5 fail.</w:t>
       </w:r>
     </w:p>
     <w:p>
-      <w:r>
+      <w:pPr>
+        <w:spacing w:line="336" w:lineRule="auto" w:after="180"/>
+      </w:pPr>
+      <w:r>
+        <w:rPr>
+          <w:b w:val="0"/>
+        </w:rPr>
         <w:t>195/200=97.5%, below 98%; failures exceed budget 4 by one. This is the measured interval only.</w:t>
       </w:r>
     </w:p>
     <w:p>
-      <w:r>
-        <w:t>Compare the intermediate evidence with the final statement. Explain why each number or decision follows from the stated inputs. The conclusion belongs to this scenario and procedure; changing the inputs, evaluation population or authority can change what it establishes. Retain the raw record so a later revision can be compared honestly.</w:t>
-      </w:r>
-    </w:p>
-    <w:p>
       <w:pPr>
         <w:pStyle w:val="Heading3"/>
       </w:pPr>
       <w:r>
+        <w:t>Worked explanation · Failure budgets and service objectives</w:t>
+      </w:r>
+    </w:p>
+    <w:p>
+      <w:pPr>
+        <w:spacing w:line="336" w:lineRule="auto" w:after="180"/>
+        <w:shd w:fill="F1F6FC"/>
+      </w:pPr>
+      <w:r>
+        <w:rPr>
+          <w:b w:val="0"/>
+        </w:rPr>
+        <w:t xml:space="preserve">Compare the intermediate </w:t>
+      </w:r>
+      <w:r>
+        <w:rPr>
+          <w:b/>
+        </w:rPr>
+        <w:t>evidence</w:t>
+      </w:r>
+      <w:r>
+        <w:rPr>
+          <w:b w:val="0"/>
+        </w:rPr>
+        <w:t xml:space="preserve"> with the final statement. Explain why each number or decision follows from the stated </w:t>
+      </w:r>
+      <w:r>
+        <w:rPr>
+          <w:b/>
+        </w:rPr>
+        <w:t>input</w:t>
+      </w:r>
+      <w:r>
+        <w:rPr>
+          <w:b w:val="0"/>
+        </w:rPr>
+        <w:t>s.</w:t>
+      </w:r>
+    </w:p>
+    <w:p>
+      <w:pPr>
+        <w:spacing w:line="336" w:lineRule="auto" w:after="180"/>
+        <w:shd w:fill="F1F6FC"/>
+      </w:pPr>
+      <w:r>
+        <w:rPr>
+          <w:b w:val="0"/>
+        </w:rPr>
+        <w:t xml:space="preserve">The conclusion belongs to this scenario and procedure; changing the </w:t>
+      </w:r>
+      <w:r>
+        <w:rPr>
+          <w:b/>
+        </w:rPr>
+        <w:t>input</w:t>
+      </w:r>
+      <w:r>
+        <w:rPr>
+          <w:b w:val="0"/>
+        </w:rPr>
+        <w:t>s, evaluation population or authority can change what it establishes. Retain the raw record so a later revision can be compared honestly.</w:t>
+      </w:r>
+    </w:p>
+    <w:p>
+      <w:pPr>
+        <w:pStyle w:val="Heading3"/>
+      </w:pPr>
+      <w:r>
         <w:t>Learn from the worked case</w:t>
       </w:r>
     </w:p>
     <w:p>
-      <w:r>
+      <w:pPr>
+        <w:spacing w:line="336" w:lineRule="auto" w:after="180"/>
+      </w:pPr>
+      <w:r>
+        <w:rPr>
+          <w:b w:val="0"/>
+        </w:rPr>
         <w:t>Cover the result before checking it. Say what is given, choose the procedure, and follow one step at a time. Then uncover the result and explain your first mismatch. Ask why a step is allowed, not only what number it produces.</w:t>
       </w:r>
     </w:p>
@@ -585,8 +1099,26 @@
       </w:r>
     </w:p>
     <w:p>
-      <w:r>
-        <w:t>A reliability allowance. A practice service requires at least 98 successes in each window of 100 eligible requests.</w:t>
+      <w:pPr>
+        <w:spacing w:line="336" w:lineRule="auto" w:after="180"/>
+      </w:pPr>
+      <w:r>
+        <w:rPr>
+          <w:b w:val="0"/>
+        </w:rPr>
+        <w:t xml:space="preserve">A reliability allowance. A practice service requires at least 98 successes in each window of 100 </w:t>
+      </w:r>
+      <w:r>
+        <w:rPr>
+          <w:b/>
+        </w:rPr>
+        <w:t>eligible request</w:t>
+      </w:r>
+      <w:r>
+        <w:rPr>
+          <w:b w:val="0"/>
+        </w:rPr>
+        <w:t>s.</w:t>
       </w:r>
     </w:p>
     <w:p>
@@ -598,7 +1130,22 @@
       </w:r>
     </w:p>
     <w:p>
-      <w:r>
+      <w:pPr>
+        <w:pStyle w:val="Heading3"/>
+      </w:pPr>
+      <w:r>
+        <w:t>Supplied facts</w:t>
+      </w:r>
+    </w:p>
+    <w:p>
+      <w:pPr>
+        <w:spacing w:line="336" w:lineRule="auto" w:after="180"/>
+        <w:shd w:fill="F1F6FC"/>
+      </w:pPr>
+      <w:r>
+        <w:rPr>
+          <w:b w:val="0"/>
+        </w:rPr>
         <w:t>Current window has 97 successes and 3 failures. Success includes a correct refusal within the agreed time limit.</w:t>
       </w:r>
     </w:p>
@@ -798,7 +1345,22 @@
       </w:r>
     </w:p>
     <w:p>
-      <w:r>
+      <w:pPr>
+        <w:pStyle w:val="Heading3"/>
+      </w:pPr>
+      <w:r>
+        <w:t>Why the result follows</w:t>
+      </w:r>
+    </w:p>
+    <w:p>
+      <w:pPr>
+        <w:spacing w:line="336" w:lineRule="auto" w:after="180"/>
+        <w:shd w:fill="F1F6FC"/>
+      </w:pPr>
+      <w:r>
+        <w:rPr>
+          <w:b w:val="0"/>
+        </w:rPr>
         <w:t>An objective needs a measurement window, denominator and success definition. An honest refusal can be success under an agreed contract.</w:t>
       </w:r>
     </w:p>
@@ -811,17 +1373,62 @@
       </w:r>
     </w:p>
     <w:p>
-      <w:r>
+      <w:pPr>
+        <w:pStyle w:val="Heading3"/>
+      </w:pPr>
+      <w:r>
+        <w:t>Keep the stated limit</w:t>
+      </w:r>
+    </w:p>
+    <w:p>
+      <w:pPr>
+        <w:spacing w:line="336" w:lineRule="auto" w:after="180"/>
+        <w:shd w:fill="FFF5E6"/>
+      </w:pPr>
+      <w:r>
+        <w:rPr>
+          <w:b w:val="0"/>
+        </w:rPr>
         <w:t>Meeting one window does not guarantee the next; monitor repeated windows and distinguish failure types.</w:t>
       </w:r>
     </w:p>
     <w:p>
-      <w:r>
+      <w:pPr>
+        <w:pStyle w:val="Heading3"/>
+      </w:pPr>
+      <w:r>
+        <w:t>Keep the stated limit</w:t>
+      </w:r>
+    </w:p>
+    <w:p>
+      <w:pPr>
+        <w:spacing w:line="336" w:lineRule="auto" w:after="180"/>
+        <w:shd w:fill="FFF5E6"/>
+      </w:pPr>
+      <w:r>
+        <w:rPr>
+          <w:b w:val="0"/>
+        </w:rPr>
         <w:t>Read the labelled picture: Calculate the maximum allowed failures among 100 requests. Does 97 successes and 3 failures meet the target, and what changes after one failure becomes a success?</w:t>
       </w:r>
     </w:p>
     <w:p>
-      <w:r>
+      <w:pPr>
+        <w:pStyle w:val="Heading3"/>
+      </w:pPr>
+      <w:r>
+        <w:t>Keep the stated limit</w:t>
+      </w:r>
+    </w:p>
+    <w:p>
+      <w:pPr>
+        <w:spacing w:line="336" w:lineRule="auto" w:after="180"/>
+        <w:shd w:fill="FFF5E6"/>
+      </w:pPr>
+      <w:r>
+        <w:rPr>
+          <w:b w:val="0"/>
+        </w:rPr>
         <w:t>Change one thing: Repair one failed request into a success in this window. Predict the result before checking the explanation. What remains the same?</w:t>
       </w:r>
     </w:p>
@@ -835,19 +1442,69 @@
     </w:p>
     <w:p>
       <w:r>
+        <w:t>Find the unsupported step in the Failure budgets and service objectives claim and explain a repair using the supplied evidence.</w:t>
+      </w:r>
+    </w:p>
+    <w:p>
+      <w:pPr>
+        <w:spacing w:line="336" w:lineRule="auto" w:after="180"/>
+      </w:pPr>
+      <w:r>
+        <w:rPr>
+          <w:b w:val="0"/>
+        </w:rPr>
         <w:t>Meeting one interval objective does not establish every future interval or zero critical failures.</w:t>
       </w:r>
     </w:p>
     <w:p>
-      <w:r>
-        <w:t>A useful check asks what would make the reasoning fail. Distinguish a failure to execute the declared procedure from a weakness in the procedure itself. The first may require a correction; the second requires an explicitly revised method and new evidence. Preserve unsuccessful cases so an improved result cannot hide the original problem.</w:t>
-      </w:r>
-    </w:p>
-    <w:p>
       <w:pPr>
         <w:pStyle w:val="Heading3"/>
       </w:pPr>
       <w:r>
+        <w:t>Check the claim against the facts</w:t>
+      </w:r>
+    </w:p>
+    <w:p>
+      <w:pPr>
+        <w:spacing w:line="336" w:lineRule="auto" w:after="180"/>
+        <w:shd w:fill="FFF5E6"/>
+      </w:pPr>
+      <w:r>
+        <w:rPr>
+          <w:b w:val="0"/>
+        </w:rPr>
+        <w:t>A useful check asks what would make the reasoning fail. Distinguish a failure to execute the declared procedure from a weakness in the procedure itself.</w:t>
+      </w:r>
+    </w:p>
+    <w:p>
+      <w:pPr>
+        <w:spacing w:line="336" w:lineRule="auto" w:after="180"/>
+        <w:shd w:fill="FFF5E6"/>
+      </w:pPr>
+      <w:r>
+        <w:rPr>
+          <w:b w:val="0"/>
+        </w:rPr>
+        <w:t xml:space="preserve">The first may require a correction; the second requires an explicitly revised method and new </w:t>
+      </w:r>
+      <w:r>
+        <w:rPr>
+          <w:b/>
+        </w:rPr>
+        <w:t>evidence</w:t>
+      </w:r>
+      <w:r>
+        <w:rPr>
+          <w:b w:val="0"/>
+        </w:rPr>
+        <w:t>. Preserve unsuccessful cases so an improved result cannot hide the original problem.</w:t>
+      </w:r>
+    </w:p>
+    <w:p>
+      <w:pPr>
+        <w:pStyle w:val="Heading3"/>
+      </w:pPr>
+      <w:r>
         <w:t>Guided: restate the worked result, then name the assumption or limitation that prevents a broader conclusion.</w:t>
       </w:r>
     </w:p>
@@ -885,8 +1542,25 @@
       </w:r>
     </w:p>
     <w:p>
-      <w:r>
-        <w:t>A report omits this qualification: Meeting one interval objective does not establish every future interval or zero critical failures. Explain how omitting it could change a reader's interpretation, and write an accurate replacement.</w:t>
+      <w:pPr>
+        <w:spacing w:line="336" w:lineRule="auto" w:after="180"/>
+      </w:pPr>
+      <w:r>
+        <w:rPr>
+          <w:b w:val="0"/>
+        </w:rPr>
+        <w:t>A report omits this qualification: Meeting one interval objective does not establish every future interval or zero critical failures.</w:t>
+      </w:r>
+    </w:p>
+    <w:p>
+      <w:pPr>
+        <w:spacing w:line="336" w:lineRule="auto" w:after="180"/>
+      </w:pPr>
+      <w:r>
+        <w:rPr>
+          <w:b w:val="0"/>
+        </w:rPr>
+        <w:t>Explain how omitting it could change a reader's interpretation, and write an accurate replacement.</w:t>
       </w:r>
     </w:p>
     <w:p>
@@ -937,7 +1611,54 @@
     </w:p>
     <w:p>
       <w:r>
-        <w:t>Explain the weekly mechanism in your own words. Use the worked scenario to name its input, decision rule and output.</w:t>
+        <w:t>Practise Failure budgets and service objectives with support, then explain the deciding step in your own words.</w:t>
+      </w:r>
+    </w:p>
+    <w:p>
+      <w:pPr>
+        <w:spacing w:line="336" w:lineRule="auto" w:after="180"/>
+      </w:pPr>
+      <w:r>
+        <w:rPr>
+          <w:b w:val="0"/>
+        </w:rPr>
+        <w:t xml:space="preserve">Explain the weekly </w:t>
+      </w:r>
+      <w:r>
+        <w:rPr>
+          <w:b/>
+        </w:rPr>
+        <w:t>mechanism</w:t>
+      </w:r>
+      <w:r>
+        <w:rPr>
+          <w:b w:val="0"/>
+        </w:rPr>
+        <w:t xml:space="preserve"> in your own words. Use the worked scenario to name its </w:t>
+      </w:r>
+      <w:r>
+        <w:rPr>
+          <w:b/>
+        </w:rPr>
+        <w:t>input</w:t>
+      </w:r>
+      <w:r>
+        <w:rPr>
+          <w:b w:val="0"/>
+        </w:rPr>
+        <w:t xml:space="preserve">, decision rule and </w:t>
+      </w:r>
+      <w:r>
+        <w:rPr>
+          <w:b/>
+        </w:rPr>
+        <w:t>output</w:t>
+      </w:r>
+      <w:r>
+        <w:rPr>
+          <w:b w:val="0"/>
+        </w:rPr>
+        <w:t>.</w:t>
       </w:r>
     </w:p>
     <w:p>
@@ -1010,8 +1731,50 @@
       </w:r>
     </w:p>
     <w:p>
-      <w:r>
-        <w:t>Use workbook W2 for the connected example “Failure budgets and service objectives”. First fill the input and rule boxes. Try the middle steps before asking for a hint. After a hint, try the next step yourself.</w:t>
+      <w:pPr>
+        <w:spacing w:line="336" w:lineRule="auto" w:after="180"/>
+      </w:pPr>
+      <w:r>
+        <w:rPr>
+          <w:b w:val="0"/>
+        </w:rPr>
+        <w:t>Use workbook W2 for the connected example “</w:t>
+      </w:r>
+      <w:r>
+        <w:rPr>
+          <w:b/>
+        </w:rPr>
+        <w:t>Failure budget</w:t>
+      </w:r>
+      <w:r>
+        <w:rPr>
+          <w:b w:val="0"/>
+        </w:rPr>
+        <w:t xml:space="preserve">s and </w:t>
+      </w:r>
+      <w:r>
+        <w:rPr>
+          <w:b/>
+        </w:rPr>
+        <w:t>service objective</w:t>
+      </w:r>
+      <w:r>
+        <w:rPr>
+          <w:b w:val="0"/>
+        </w:rPr>
+        <w:t xml:space="preserve">s”. First fill the </w:t>
+      </w:r>
+      <w:r>
+        <w:rPr>
+          <w:b/>
+        </w:rPr>
+        <w:t>input</w:t>
+      </w:r>
+      <w:r>
+        <w:rPr>
+          <w:b w:val="0"/>
+        </w:rPr>
+        <w:t xml:space="preserve"> and rule boxes. Try the middle steps before asking for a hint. After a hint, try the next step yourself.</w:t>
       </w:r>
     </w:p>
     <w:tbl>
@@ -1094,7 +1857,13 @@
       </w:tr>
     </w:tbl>
     <w:p>
-      <w:r>
+      <w:pPr>
+        <w:spacing w:line="336" w:lineRule="auto" w:after="180"/>
+      </w:pPr>
+      <w:r>
+        <w:rPr>
+          <w:b w:val="0"/>
+        </w:rPr>
         <w:t>Explain your trace to a partner. Your partner points to one step to check. Swap roles on the next case. Each person writes their own explanation.</w:t>
       </w:r>
     </w:p>
@@ -1107,12 +1876,59 @@
       </w:r>
     </w:p>
     <w:p>
-      <w:r>
-        <w:t>Use the worked case for Failure budgets and service objectives. Proposed explanation: “The worked result establishes every future case”. Decide whether this explanation is supported. Point to the step or supplied fact that decides; explain your repair if needed.</w:t>
-      </w:r>
-    </w:p>
-    <w:p>
-      <w:r>
+      <w:pPr>
+        <w:spacing w:line="336" w:lineRule="auto" w:after="180"/>
+      </w:pPr>
+      <w:r>
+        <w:rPr>
+          <w:b w:val="0"/>
+        </w:rPr>
+        <w:t xml:space="preserve">Use the worked case for </w:t>
+      </w:r>
+      <w:r>
+        <w:rPr>
+          <w:b/>
+        </w:rPr>
+        <w:t>Failure budget</w:t>
+      </w:r>
+      <w:r>
+        <w:rPr>
+          <w:b w:val="0"/>
+        </w:rPr>
+        <w:t xml:space="preserve">s and </w:t>
+      </w:r>
+      <w:r>
+        <w:rPr>
+          <w:b/>
+        </w:rPr>
+        <w:t>service objective</w:t>
+      </w:r>
+      <w:r>
+        <w:rPr>
+          <w:b w:val="0"/>
+        </w:rPr>
+        <w:t>s. Proposed explanation: “The worked result establishes every future case”. Decide whether this explanation is supported.</w:t>
+      </w:r>
+    </w:p>
+    <w:p>
+      <w:pPr>
+        <w:spacing w:line="336" w:lineRule="auto" w:after="180"/>
+      </w:pPr>
+      <w:r>
+        <w:rPr>
+          <w:b w:val="0"/>
+        </w:rPr>
+        <w:t>Point to the step or supplied fact that decides; explain your repair if needed.</w:t>
+      </w:r>
+    </w:p>
+    <w:p>
+      <w:pPr>
+        <w:spacing w:line="336" w:lineRule="auto" w:after="180"/>
+      </w:pPr>
+      <w:r>
+        <w:rPr>
+          <w:b w:val="0"/>
+        </w:rPr>
         <w:t>Answer on your own before discussion. If you are unsure, say which step you need help with.</w:t>
       </w:r>
     </w:p>
@@ -1125,7 +1941,14 @@
       </w:r>
     </w:p>
     <w:p>
-      <w:r>
+      <w:pPr>
+        <w:spacing w:line="336" w:lineRule="auto" w:after="180"/>
+        <w:shd w:fill="F5F1FB"/>
+      </w:pPr>
+      <w:r>
+        <w:rPr>
+          <w:b w:val="0"/>
+        </w:rPr>
         <w:t>Calculate the maximum allowed failures among 100 requests. Does 97 successes and 3 failures meet the target, and what changes after one failure becomes a success?</w:t>
       </w:r>
     </w:p>
@@ -1158,7 +1981,13 @@
       </w:r>
     </w:p>
     <w:p>
-      <w:r>
+      <w:pPr>
+        <w:spacing w:line="336" w:lineRule="auto" w:after="180"/>
+      </w:pPr>
+      <w:r>
+        <w:rPr>
+          <w:b w:val="0"/>
+        </w:rPr>
         <w:t>This is supported practice. Keep the separately named independent case for an attempt before feedback.</w:t>
       </w:r>
     </w:p>
@@ -1171,6 +2000,11 @@
       </w:r>
     </w:p>
     <w:p>
+      <w:r>
+        <w:t>Investigate Failure budgets and service objectives. Record the prediction, actual observation or labelled paper trace, explanation and next test separately.</w:t>
+      </w:r>
+    </w:p>
+    <w:p>
       <w:pPr>
         <w:pStyle w:val="Heading3"/>
       </w:pPr>
@@ -1179,7 +2013,13 @@
       </w:r>
     </w:p>
     <w:p>
-      <w:r>
+      <w:pPr>
+        <w:spacing w:line="336" w:lineRule="auto" w:after="180"/>
+      </w:pPr>
+      <w:r>
+        <w:rPr>
+          <w:b w:val="0"/>
+        </w:rPr>
         <w:t>In the interval 200 requests are eligible and 5 fail. Show the intermediate steps and give the conclusion with its scope.</w:t>
       </w:r>
     </w:p>
@@ -1320,7 +2160,13 @@
       </w:tr>
     </w:tbl>
     <w:p>
-      <w:r>
+      <w:pPr>
+        <w:spacing w:line="336" w:lineRule="auto" w:after="180"/>
+      </w:pPr>
+      <w:r>
+        <w:rPr>
+          <w:b w:val="0"/>
+        </w:rPr>
         <w:t>On paper, trace the supplied procedure. If code is provided, predict before running it in a local practice file. Never write an expected answer as though it were an observed run.</w:t>
       </w:r>
     </w:p>
@@ -1333,7 +2179,13 @@
       </w:r>
     </w:p>
     <w:p>
-      <w:r>
+      <w:pPr>
+        <w:spacing w:line="336" w:lineRule="auto" w:after="180"/>
+      </w:pPr>
+      <w:r>
+        <w:rPr>
+          <w:b w:val="0"/>
+        </w:rPr>
         <w:t>Before trying: what do I expect, and why? While trying: which step could first go wrong? Afterwards: what did I actually observe, and what should change? Keep “not run” if you only traced the procedure.</w:t>
       </w:r>
     </w:p>
@@ -1346,6 +2198,11 @@
       </w:r>
     </w:p>
     <w:p>
+      <w:r>
+        <w:t>Move from recall to tracing, diagnosis and transfer in Failure budgets and service objectives. Explain why each step is justified.</w:t>
+      </w:r>
+    </w:p>
+    <w:p>
       <w:pPr>
         <w:pStyle w:val="Heading3"/>
       </w:pPr>
@@ -1354,18 +2211,94 @@
       </w:r>
     </w:p>
     <w:p>
-      <w:r>
-        <w:t>Explain the weekly mechanism in your own words. Use the worked scenario to name its input, decision rule and output.</w:t>
-      </w:r>
-    </w:p>
-    <w:p>
-      <w:r>
-        <w:t>A report omits this qualification: Meeting one interval objective does not establish every future interval or zero critical failures. Explain how omitting it could change a reader's interpretation, and write an accurate replacement.</w:t>
-      </w:r>
-    </w:p>
-    <w:p>
-      <w:r>
-        <w:t>For the worked scenario, propose one additional case that could reveal a failure, describe its expected outcome before running it, and explain what would need to remain fixed for a fair comparison. Do not reuse W4 as a new final test after receiving feedback.</w:t>
+      <w:pPr>
+        <w:spacing w:line="336" w:lineRule="auto" w:after="180"/>
+      </w:pPr>
+      <w:r>
+        <w:rPr>
+          <w:b w:val="0"/>
+        </w:rPr>
+        <w:t xml:space="preserve">Explain the weekly </w:t>
+      </w:r>
+      <w:r>
+        <w:rPr>
+          <w:b/>
+        </w:rPr>
+        <w:t>mechanism</w:t>
+      </w:r>
+      <w:r>
+        <w:rPr>
+          <w:b w:val="0"/>
+        </w:rPr>
+        <w:t xml:space="preserve"> in your own words. Use the worked scenario to name its </w:t>
+      </w:r>
+      <w:r>
+        <w:rPr>
+          <w:b/>
+        </w:rPr>
+        <w:t>input</w:t>
+      </w:r>
+      <w:r>
+        <w:rPr>
+          <w:b w:val="0"/>
+        </w:rPr>
+        <w:t xml:space="preserve">, decision rule and </w:t>
+      </w:r>
+      <w:r>
+        <w:rPr>
+          <w:b/>
+        </w:rPr>
+        <w:t>output</w:t>
+      </w:r>
+      <w:r>
+        <w:rPr>
+          <w:b w:val="0"/>
+        </w:rPr>
+        <w:t>.</w:t>
+      </w:r>
+    </w:p>
+    <w:p>
+      <w:pPr>
+        <w:spacing w:line="336" w:lineRule="auto" w:after="180"/>
+      </w:pPr>
+      <w:r>
+        <w:rPr>
+          <w:b w:val="0"/>
+        </w:rPr>
+        <w:t>A report omits this qualification: Meeting one interval objective does not establish every future interval or zero critical failures.</w:t>
+      </w:r>
+    </w:p>
+    <w:p>
+      <w:pPr>
+        <w:spacing w:line="336" w:lineRule="auto" w:after="180"/>
+      </w:pPr>
+      <w:r>
+        <w:rPr>
+          <w:b w:val="0"/>
+        </w:rPr>
+        <w:t>Explain how omitting it could change a reader's interpretation, and write an accurate replacement.</w:t>
+      </w:r>
+    </w:p>
+    <w:p>
+      <w:pPr>
+        <w:spacing w:line="336" w:lineRule="auto" w:after="180"/>
+      </w:pPr>
+      <w:r>
+        <w:rPr>
+          <w:b w:val="0"/>
+        </w:rPr>
+        <w:t>For the worked scenario, propose one additional case that could reveal a failure, describe its expected outcome before running it, and explain what would need to remain fixed for a fair comparison.</w:t>
+      </w:r>
+    </w:p>
+    <w:p>
+      <w:pPr>
+        <w:spacing w:line="336" w:lineRule="auto" w:after="180"/>
+      </w:pPr>
+      <w:r>
+        <w:rPr>
+          <w:b w:val="0"/>
+        </w:rPr>
+        <w:t>Do not reuse W4 as a new final test after receiving feedback.</w:t>
       </w:r>
     </w:p>
     <w:p>
@@ -1411,7 +2344,125 @@
     </w:p>
     <w:p>
       <w:r>
-        <w:t>Add a labelled failure budgets and service objectives evidence sheet to Grounded Learning Service. Show how you can explain the mechanism and terminology of failure budgets and service objectives. Use the supplied fictional case and keep its inputs, intermediate steps, calculation or prediction, and limitation. Connect this record to last week’s record; a matching answer without a trace is insufficient.</w:t>
+        <w:t>Apply this week’s idea to Grounded Learning Service. Keep an annotated decision and the evidence supporting it.</w:t>
+      </w:r>
+    </w:p>
+    <w:p>
+      <w:pPr>
+        <w:spacing w:line="336" w:lineRule="auto" w:after="180"/>
+      </w:pPr>
+      <w:r>
+        <w:rPr>
+          <w:b w:val="0"/>
+        </w:rPr>
+        <w:t xml:space="preserve">Add a labelled </w:t>
+      </w:r>
+      <w:r>
+        <w:rPr>
+          <w:b/>
+        </w:rPr>
+        <w:t>failure budget</w:t>
+      </w:r>
+      <w:r>
+        <w:rPr>
+          <w:b w:val="0"/>
+        </w:rPr>
+        <w:t xml:space="preserve">s and </w:t>
+      </w:r>
+      <w:r>
+        <w:rPr>
+          <w:b/>
+        </w:rPr>
+        <w:t>service objective</w:t>
+      </w:r>
+      <w:r>
+        <w:rPr>
+          <w:b w:val="0"/>
+        </w:rPr>
+        <w:t xml:space="preserve">s </w:t>
+      </w:r>
+      <w:r>
+        <w:rPr>
+          <w:b/>
+        </w:rPr>
+        <w:t>evidence</w:t>
+      </w:r>
+      <w:r>
+        <w:rPr>
+          <w:b w:val="0"/>
+        </w:rPr>
+        <w:t xml:space="preserve"> sheet to Grounded Learning Service. Show how you can explain the </w:t>
+      </w:r>
+      <w:r>
+        <w:rPr>
+          <w:b/>
+        </w:rPr>
+        <w:t>mechanism</w:t>
+      </w:r>
+      <w:r>
+        <w:rPr>
+          <w:b w:val="0"/>
+        </w:rPr>
+        <w:t xml:space="preserve"> and terminology of </w:t>
+      </w:r>
+      <w:r>
+        <w:rPr>
+          <w:b/>
+        </w:rPr>
+        <w:t>failure budget</w:t>
+      </w:r>
+      <w:r>
+        <w:rPr>
+          <w:b w:val="0"/>
+        </w:rPr>
+        <w:t xml:space="preserve">s and </w:t>
+      </w:r>
+      <w:r>
+        <w:rPr>
+          <w:b/>
+        </w:rPr>
+        <w:t>service objective</w:t>
+      </w:r>
+      <w:r>
+        <w:rPr>
+          <w:b w:val="0"/>
+        </w:rPr>
+        <w:t>s.</w:t>
+      </w:r>
+    </w:p>
+    <w:p>
+      <w:pPr>
+        <w:spacing w:line="336" w:lineRule="auto" w:after="180"/>
+      </w:pPr>
+      <w:r>
+        <w:rPr>
+          <w:b w:val="0"/>
+        </w:rPr>
+        <w:t xml:space="preserve">Use the supplied fictional case and keep its </w:t>
+      </w:r>
+      <w:r>
+        <w:rPr>
+          <w:b/>
+        </w:rPr>
+        <w:t>input</w:t>
+      </w:r>
+      <w:r>
+        <w:rPr>
+          <w:b w:val="0"/>
+        </w:rPr>
+        <w:t xml:space="preserve">s, intermediate steps, calculation or </w:t>
+      </w:r>
+      <w:r>
+        <w:rPr>
+          <w:b/>
+        </w:rPr>
+        <w:t>prediction</w:t>
+      </w:r>
+      <w:r>
+        <w:rPr>
+          <w:b w:val="0"/>
+        </w:rPr>
+        <w:t>, and limitation. Connect this record to last week’s record; a matching answer without a trace is insufficient.</w:t>
       </w:r>
     </w:p>
     <w:tbl>
@@ -1539,8 +2590,26 @@
       </w:r>
     </w:p>
     <w:p>
-      <w:r>
-        <w:t>For the Grounded Learning Service, retain an annotated trace and the changed-case result. Name the contract or evidence that makes the deciding step valid, so another team can review it.</w:t>
+      <w:pPr>
+        <w:spacing w:line="336" w:lineRule="auto" w:after="180"/>
+      </w:pPr>
+      <w:r>
+        <w:rPr>
+          <w:b w:val="0"/>
+        </w:rPr>
+        <w:t xml:space="preserve">For the Grounded Learning Service, retain an annotated trace and the changed-case result. Name the contract or </w:t>
+      </w:r>
+      <w:r>
+        <w:rPr>
+          <w:b/>
+        </w:rPr>
+        <w:t>evidence</w:t>
+      </w:r>
+      <w:r>
+        <w:rPr>
+          <w:b w:val="0"/>
+        </w:rPr>
+        <w:t xml:space="preserve"> that makes the deciding step valid, so another team can review it.</w:t>
       </w:r>
     </w:p>
     <w:p>
@@ -1553,7 +2622,29 @@
     </w:p>
     <w:p>
       <w:r>
-        <w:t>Complete the supported workbook tasks before attempting W4 independently. Record any hints or help used. After feedback, use the teacher's fresh retry rather than copying the earlier answer. For a project, select a relevant new case, predict the outcome from the declared rule and preserve the result alongside any revision.</w:t>
+        <w:t>Use a genuinely new case for independent evidence. Previously discussed examples remain practice; use the separately named independent case before feedback.</w:t>
+      </w:r>
+    </w:p>
+    <w:p>
+      <w:pPr>
+        <w:spacing w:line="336" w:lineRule="auto" w:after="180"/>
+      </w:pPr>
+      <w:r>
+        <w:rPr>
+          <w:b w:val="0"/>
+        </w:rPr>
+        <w:t>Complete the supported workbook tasks before attempting W4 independently. Record any hints or help used. After feedback, use the teacher's fresh retry rather than copying the earlier answer.</w:t>
+      </w:r>
+    </w:p>
+    <w:p>
+      <w:pPr>
+        <w:spacing w:line="336" w:lineRule="auto" w:after="180"/>
+      </w:pPr>
+      <w:r>
+        <w:rPr>
+          <w:b w:val="0"/>
+        </w:rPr>
+        <w:t>For a project, select a relevant new case, predict the outcome from the declared rule and preserve the result alongside any revision.</w:t>
       </w:r>
     </w:p>
     <w:p>
@@ -1590,8 +2681,25 @@
       </w:r>
     </w:p>
     <w:p>
-      <w:r>
-        <w:t>For the worked scenario, propose one additional case that could reveal a failure, describe its expected outcome before running it, and explain what would need to remain fixed for a fair comparison. Do not reuse W4 as a new final test after receiving feedback.</w:t>
+      <w:pPr>
+        <w:spacing w:line="336" w:lineRule="auto" w:after="180"/>
+      </w:pPr>
+      <w:r>
+        <w:rPr>
+          <w:b w:val="0"/>
+        </w:rPr>
+        <w:t>For the worked scenario, propose one additional case that could reveal a failure, describe its expected outcome before running it, and explain what would need to remain fixed for a fair comparison.</w:t>
+      </w:r>
+    </w:p>
+    <w:p>
+      <w:pPr>
+        <w:spacing w:line="336" w:lineRule="auto" w:after="180"/>
+      </w:pPr>
+      <w:r>
+        <w:rPr>
+          <w:b w:val="0"/>
+        </w:rPr>
+        <w:t>Do not reuse W4 as a new final test after receiving feedback.</w:t>
       </w:r>
     </w:p>
     <w:p>
@@ -1628,6 +2736,11 @@
       </w:pPr>
       <w:r>
         <w:t>13. Study a complete case</w:t>
+      </w:r>
+    </w:p>
+    <w:p>
+      <w:r>
+        <w:t>Revisit the complete Failure budgets and service objectives case for supported practice. Repeated examples do not become fresh assessments.</w:t>
       </w:r>
     </w:p>
     <w:p>
@@ -1731,8 +2844,26 @@
       </w:r>
     </w:p>
     <w:p>
-      <w:r>
-        <w:t>Follow the input through the stated procedure to its result. Cover the result first, predict it, then explain every intermediate step. The text/table accompanies the figure so the example can be read without colour.</w:t>
+      <w:pPr>
+        <w:spacing w:line="336" w:lineRule="auto" w:after="180"/>
+      </w:pPr>
+      <w:r>
+        <w:rPr>
+          <w:b w:val="0"/>
+        </w:rPr>
+        <w:t xml:space="preserve">Follow the </w:t>
+      </w:r>
+      <w:r>
+        <w:rPr>
+          <w:b/>
+        </w:rPr>
+        <w:t>input</w:t>
+      </w:r>
+      <w:r>
+        <w:rPr>
+          <w:b w:val="0"/>
+        </w:rPr>
+        <w:t xml:space="preserve"> through the stated procedure to its result. Cover the result first, predict it, then explain every intermediate step. The text/table accompanies the figure so the example can be read without colour.</w:t>
       </w:r>
     </w:p>
     <w:p>
@@ -1782,6 +2913,11 @@
       </w:r>
     </w:p>
     <w:p>
+      <w:r>
+        <w:t>Attempt the reserved new case before feedback. Record support; the earlier examples below remain additional practice.</w:t>
+      </w:r>
+    </w:p>
+    <w:p>
       <w:pPr>
         <w:pStyle w:val="Heading3"/>
       </w:pPr>
@@ -1790,8 +2926,26 @@
       </w:r>
     </w:p>
     <w:p>
-      <w:r>
-        <w:t>Objective 95% over 80 eligible requests. Five fail. Compute allowed failures and observed success.</w:t>
+      <w:pPr>
+        <w:spacing w:line="336" w:lineRule="auto" w:after="180"/>
+      </w:pPr>
+      <w:r>
+        <w:rPr>
+          <w:b w:val="0"/>
+        </w:rPr>
+        <w:t xml:space="preserve">Objective 95% over 80 </w:t>
+      </w:r>
+      <w:r>
+        <w:rPr>
+          <w:b/>
+        </w:rPr>
+        <w:t>eligible request</w:t>
+      </w:r>
+      <w:r>
+        <w:rPr>
+          <w:b w:val="0"/>
+        </w:rPr>
+        <w:t>s. Five fail. Compute allowed failures and observed success.</w:t>
       </w:r>
     </w:p>
     <w:p>
@@ -1838,7 +2992,13 @@
       </w:r>
     </w:p>
     <w:p>
-      <w:r>
+      <w:pPr>
+        <w:spacing w:line="336" w:lineRule="auto" w:after="180"/>
+      </w:pPr>
+      <w:r>
+        <w:rPr>
+          <w:b w:val="0"/>
+        </w:rPr>
         <w:t>Attempt this case before feedback. Record any help. Earlier examples below are further practice; a case already practised with feedback cannot establish fresh transfer.</w:t>
       </w:r>
     </w:p>
@@ -1851,8 +3011,26 @@
       </w:r>
     </w:p>
     <w:p>
-      <w:r>
-        <w:t>Objective 95% over 80 eligible requests. Five fail. Compute allowed failures and observed success.</w:t>
+      <w:pPr>
+        <w:spacing w:line="336" w:lineRule="auto" w:after="180"/>
+      </w:pPr>
+      <w:r>
+        <w:rPr>
+          <w:b w:val="0"/>
+        </w:rPr>
+        <w:t xml:space="preserve">Objective 95% over 80 </w:t>
+      </w:r>
+      <w:r>
+        <w:rPr>
+          <w:b/>
+        </w:rPr>
+        <w:t>eligible request</w:t>
+      </w:r>
+      <w:r>
+        <w:rPr>
+          <w:b w:val="0"/>
+        </w:rPr>
+        <w:t>s. Five fail. Compute allowed failures and observed success.</w:t>
       </w:r>
     </w:p>
     <w:p>
@@ -1904,7 +3082,13 @@
       </w:r>
     </w:p>
     <w:p>
-      <w:r>
+      <w:pPr>
+        <w:spacing w:line="336" w:lineRule="auto" w:after="180"/>
+      </w:pPr>
+      <w:r>
+        <w:rPr>
+          <w:b w:val="0"/>
+        </w:rPr>
         <w:t>Record support used: none, hint or teacher explanation. After feedback, a different case is needed to demonstrate independence.</w:t>
       </w:r>
     </w:p>
@@ -1917,8 +3101,25 @@
       </w:r>
     </w:p>
     <w:p>
-      <w:r>
-        <w:t>Attempt the independent case before hints. Record whether you worked alone, used a hint or followed a model. After feedback, fix the first unsupported step and explain why it changed. A later check uses a changed case, not a copied answer.</w:t>
+      <w:pPr>
+        <w:spacing w:line="336" w:lineRule="auto" w:after="180"/>
+      </w:pPr>
+      <w:r>
+        <w:rPr>
+          <w:b w:val="0"/>
+        </w:rPr>
+        <w:t>Attempt the independent case before hints. Record whether you worked alone, used a hint or followed a model. After feedback, fix the first unsupported step and explain why it changed.</w:t>
+      </w:r>
+    </w:p>
+    <w:p>
+      <w:pPr>
+        <w:spacing w:line="336" w:lineRule="auto" w:after="180"/>
+      </w:pPr>
+      <w:r>
+        <w:rPr>
+          <w:b w:val="0"/>
+        </w:rPr>
+        <w:t>A later check uses a changed case, not a copied answer.</w:t>
       </w:r>
     </w:p>
     <w:p>
@@ -1931,7 +3132,30 @@
     </w:p>
     <w:p>
       <w:r>
-        <w:t>Start with this question: A reliability allowance. A practice service requires at least 98 successes in each window of 100 eligible requests.</w:t>
+        <w:t>Use this map to navigate Failure budgets and service objectives, connect the goals to tasks and keep one evidence record for each attempt.</w:t>
+      </w:r>
+    </w:p>
+    <w:p>
+      <w:pPr>
+        <w:spacing w:line="336" w:lineRule="auto" w:after="180"/>
+      </w:pPr>
+      <w:r>
+        <w:rPr>
+          <w:b w:val="0"/>
+        </w:rPr>
+        <w:t xml:space="preserve">Start with this question: A reliability allowance. A practice service requires at least 98 successes in each window of 100 </w:t>
+      </w:r>
+      <w:r>
+        <w:rPr>
+          <w:b/>
+        </w:rPr>
+        <w:t>eligible request</w:t>
+      </w:r>
+      <w:r>
+        <w:rPr>
+          <w:b w:val="0"/>
+        </w:rPr>
+        <w:t>s.</w:t>
       </w:r>
     </w:p>
     <w:tbl>
@@ -2037,13 +3261,61 @@
       </w:tr>
     </w:tbl>
     <w:p>
-      <w:r>
-        <w:t>Remember → watch and explain → try with help → investigate → try independently → keep project evidence. Your teacher may spread this lesson across several classes.</w:t>
-      </w:r>
-    </w:p>
-    <w:p>
-      <w:r>
-        <w:t>Keep your first prediction. Compare it with what the evidence shows and explain any change.</w:t>
+      <w:pPr>
+        <w:spacing w:line="336" w:lineRule="auto" w:after="180"/>
+      </w:pPr>
+      <w:r>
+        <w:rPr>
+          <w:b w:val="0"/>
+        </w:rPr>
+        <w:t xml:space="preserve">Remember → watch and explain → try with help → investigate → try independently → keep project </w:t>
+      </w:r>
+      <w:r>
+        <w:rPr>
+          <w:b/>
+        </w:rPr>
+        <w:t>evidence</w:t>
+      </w:r>
+      <w:r>
+        <w:rPr>
+          <w:b w:val="0"/>
+        </w:rPr>
+        <w:t>. Your teacher may spread this lesson across several classes.</w:t>
+      </w:r>
+    </w:p>
+    <w:p>
+      <w:pPr>
+        <w:spacing w:line="336" w:lineRule="auto" w:after="180"/>
+      </w:pPr>
+      <w:r>
+        <w:rPr>
+          <w:b w:val="0"/>
+        </w:rPr>
+        <w:t xml:space="preserve">Keep your first </w:t>
+      </w:r>
+      <w:r>
+        <w:rPr>
+          <w:b/>
+        </w:rPr>
+        <w:t>prediction</w:t>
+      </w:r>
+      <w:r>
+        <w:rPr>
+          <w:b w:val="0"/>
+        </w:rPr>
+        <w:t xml:space="preserve">. Compare it with what the </w:t>
+      </w:r>
+      <w:r>
+        <w:rPr>
+          <w:b/>
+        </w:rPr>
+        <w:t>evidence</w:t>
+      </w:r>
+      <w:r>
+        <w:rPr>
+          <w:b w:val="0"/>
+        </w:rPr>
+        <w:t xml:space="preserve"> shows and explain any change.</w:t>
       </w:r>
     </w:p>
     <w:p>
@@ -2056,7 +3328,54 @@
     </w:p>
     <w:p>
       <w:r>
-        <w:t>Close your notes. Explain this goal in your own words: Explain the mechanism and terminology of failure budgets and service objectives</w:t>
+        <w:t>Explain Failure budgets and service objectives without notes, identify a remaining question and plan a later check with a changed case.</w:t>
+      </w:r>
+    </w:p>
+    <w:p>
+      <w:pPr>
+        <w:spacing w:line="336" w:lineRule="auto" w:after="180"/>
+      </w:pPr>
+      <w:r>
+        <w:rPr>
+          <w:b w:val="0"/>
+        </w:rPr>
+        <w:t xml:space="preserve">Close your notes. Explain this goal in your own words: Explain the </w:t>
+      </w:r>
+      <w:r>
+        <w:rPr>
+          <w:b/>
+        </w:rPr>
+        <w:t>mechanism</w:t>
+      </w:r>
+      <w:r>
+        <w:rPr>
+          <w:b w:val="0"/>
+        </w:rPr>
+        <w:t xml:space="preserve"> and terminology of </w:t>
+      </w:r>
+      <w:r>
+        <w:rPr>
+          <w:b/>
+        </w:rPr>
+        <w:t>failure budget</w:t>
+      </w:r>
+      <w:r>
+        <w:rPr>
+          <w:b w:val="0"/>
+        </w:rPr>
+        <w:t xml:space="preserve">s and </w:t>
+      </w:r>
+      <w:r>
+        <w:rPr>
+          <w:b/>
+        </w:rPr>
+        <w:t>service objective</w:t>
+      </w:r>
+      <w:r>
+        <w:rPr>
+          <w:b w:val="0"/>
+        </w:rPr>
+        <w:t>s</w:t>
       </w:r>
     </w:p>
     <w:p>
@@ -2093,13 +3412,61 @@
       </w:r>
     </w:p>
     <w:p>
-      <w:r>
-        <w:t>If you are unsure, return to the worked picture and explain one arrow. If you are ready, change an input or assumption and justify your prediction.</w:t>
-      </w:r>
-    </w:p>
-    <w:p>
-      <w:r>
-        <w:t>Save your workbook evidence. At the next review, try a different case before opening your old answer.</w:t>
+      <w:pPr>
+        <w:spacing w:line="336" w:lineRule="auto" w:after="180"/>
+      </w:pPr>
+      <w:r>
+        <w:rPr>
+          <w:b w:val="0"/>
+        </w:rPr>
+        <w:t xml:space="preserve">If you are unsure, return to the worked picture and explain one arrow. If you are ready, change an </w:t>
+      </w:r>
+      <w:r>
+        <w:rPr>
+          <w:b/>
+        </w:rPr>
+        <w:t>input</w:t>
+      </w:r>
+      <w:r>
+        <w:rPr>
+          <w:b w:val="0"/>
+        </w:rPr>
+        <w:t xml:space="preserve"> or assumption and justify your </w:t>
+      </w:r>
+      <w:r>
+        <w:rPr>
+          <w:b/>
+        </w:rPr>
+        <w:t>prediction</w:t>
+      </w:r>
+      <w:r>
+        <w:rPr>
+          <w:b w:val="0"/>
+        </w:rPr>
+        <w:t>.</w:t>
+      </w:r>
+    </w:p>
+    <w:p>
+      <w:pPr>
+        <w:spacing w:line="336" w:lineRule="auto" w:after="180"/>
+      </w:pPr>
+      <w:r>
+        <w:rPr>
+          <w:b w:val="0"/>
+        </w:rPr>
+        <w:t xml:space="preserve">Save your workbook </w:t>
+      </w:r>
+      <w:r>
+        <w:rPr>
+          <w:b/>
+        </w:rPr>
+        <w:t>evidence</w:t>
+      </w:r>
+      <w:r>
+        <w:rPr>
+          <w:b w:val="0"/>
+        </w:rPr>
+        <w:t>. At the next review, try a different case before opening your old answer.</w:t>
       </w:r>
     </w:p>
     <w:p>
@@ -2112,12 +3479,41 @@
     </w:p>
     <w:p>
       <w:r>
+        <w:t>Attempt supported questions before using hints or feedback. Review a missing building block, then keep the completed work.</w:t>
+      </w:r>
+    </w:p>
+    <w:p>
+      <w:pPr>
+        <w:spacing w:line="336" w:lineRule="auto" w:after="180"/>
+      </w:pPr>
+      <w:r>
+        <w:rPr>
+          <w:b w:val="0"/>
+        </w:rPr>
         <w:t>Use this supported practice once, in the browser or on paper. Keep the reserved independent assessment for a separate first attempt before teacher feedback.</w:t>
       </w:r>
     </w:p>
     <w:p>
-      <w:r>
-        <w:t>A reliability allowance. A practice service requires at least 98 successes in each window of 100 eligible requests.</w:t>
+      <w:pPr>
+        <w:spacing w:line="336" w:lineRule="auto" w:after="180"/>
+      </w:pPr>
+      <w:r>
+        <w:rPr>
+          <w:b w:val="0"/>
+        </w:rPr>
+        <w:t xml:space="preserve">A reliability allowance. A practice service requires at least 98 successes in each window of 100 </w:t>
+      </w:r>
+      <w:r>
+        <w:rPr>
+          <w:b/>
+        </w:rPr>
+        <w:t>eligible request</w:t>
+      </w:r>
+      <w:r>
+        <w:rPr>
+          <w:b w:val="0"/>
+        </w:rPr>
+        <w:t>s.</w:t>
       </w:r>
     </w:p>
     <w:p>
@@ -2129,22 +3525,49 @@
       </w:r>
     </w:p>
     <w:p>
-      <w:r>
+      <w:pPr>
+        <w:spacing w:line="336" w:lineRule="auto" w:after="180"/>
+      </w:pPr>
+      <w:r>
+        <w:rPr>
+          <w:b w:val="0"/>
+        </w:rPr>
         <w:t>Which labelled step matches this detail? Three failures misses the target by one request.</w:t>
       </w:r>
     </w:p>
     <w:p>
-      <w:r>
+      <w:pPr>
+        <w:spacing w:line="336" w:lineRule="auto" w:after="180"/>
+        <w:shd w:fill="F4F9FC"/>
+      </w:pPr>
+      <w:r>
+        <w:rPr>
+          <w:b w:val="0"/>
+        </w:rPr>
         <w:t>1. Define success</w:t>
       </w:r>
     </w:p>
     <w:p>
-      <w:r>
+      <w:pPr>
+        <w:spacing w:line="336" w:lineRule="auto" w:after="180"/>
+        <w:shd w:fill="F4F9FC"/>
+      </w:pPr>
+      <w:r>
+        <w:rPr>
+          <w:b w:val="0"/>
+        </w:rPr>
         <w:t>2. Compute allowance</w:t>
       </w:r>
     </w:p>
     <w:p>
-      <w:r>
+      <w:pPr>
+        <w:spacing w:line="336" w:lineRule="auto" w:after="180"/>
+        <w:shd w:fill="F4F9FC"/>
+      </w:pPr>
+      <w:r>
+        <w:rPr>
+          <w:b w:val="0"/>
+        </w:rPr>
         <w:t>3. Compare record</w:t>
       </w:r>
     </w:p>
@@ -2182,41 +3605,143 @@
       </w:r>
     </w:p>
     <w:p>
-      <w:r>
+      <w:pPr>
+        <w:pStyle w:val="Heading3"/>
+      </w:pPr>
+      <w:r>
+        <w:t>Hint · try first</w:t>
+      </w:r>
+    </w:p>
+    <w:p>
+      <w:pPr>
+        <w:spacing w:line="336" w:lineRule="auto" w:after="180"/>
+        <w:shd w:fill="F1F6F8"/>
+      </w:pPr>
+      <w:r>
+        <w:rPr>
+          <w:b w:val="0"/>
+        </w:rPr>
         <w:t>Hint if needed: Read the steps in the pictorial case. Match the supplied detail to the stage that performs or records it.</w:t>
       </w:r>
     </w:p>
     <w:p>
-      <w:r>
-        <w:t>After your attempt, compare with the supported explanation: Compare record Three failures misses the target by one request. An objective needs a measurement window, denominator and success definition. An honest refusal can be success under an agreed contract.</w:t>
-      </w:r>
-    </w:p>
-    <w:p>
       <w:pPr>
         <w:pStyle w:val="Heading3"/>
       </w:pPr>
       <w:r>
+        <w:t>Feedback · compare after trying</w:t>
+      </w:r>
+    </w:p>
+    <w:p>
+      <w:pPr>
+        <w:spacing w:line="336" w:lineRule="auto" w:after="180"/>
+        <w:shd w:fill="F1F6FC"/>
+      </w:pPr>
+      <w:r>
+        <w:rPr>
+          <w:b w:val="0"/>
+        </w:rPr>
+        <w:t>After your attempt, compare with the supported explanation: Compare record Three failures misses the target by one request. An objective needs a measurement window, denominator and success definition.</w:t>
+      </w:r>
+    </w:p>
+    <w:p>
+      <w:pPr>
+        <w:spacing w:line="336" w:lineRule="auto" w:after="180"/>
+        <w:shd w:fill="F1F6FC"/>
+      </w:pPr>
+      <w:r>
+        <w:rPr>
+          <w:b w:val="0"/>
+        </w:rPr>
+        <w:t>An honest refusal can be success under an agreed contract.</w:t>
+      </w:r>
+    </w:p>
+    <w:p>
+      <w:pPr>
+        <w:pStyle w:val="Heading3"/>
+      </w:pPr>
+      <w:r>
         <w:t>Practice 2: explain the deciding evidence</w:t>
       </w:r>
     </w:p>
     <w:p>
-      <w:r>
+      <w:pPr>
+        <w:pStyle w:val="Heading3"/>
+      </w:pPr>
+      <w:r>
+        <w:t>Changed case · predict first</w:t>
+      </w:r>
+    </w:p>
+    <w:p>
+      <w:pPr>
+        <w:spacing w:line="336" w:lineRule="auto" w:after="180"/>
+        <w:shd w:fill="F5F1FB"/>
+      </w:pPr>
+      <w:r>
+        <w:rPr>
+          <w:b w:val="0"/>
+        </w:rPr>
         <w:t>Changed-case practice: Repair one failed request into a success in this window. Which conclusion is supported by the supplied facts?</w:t>
       </w:r>
     </w:p>
     <w:p>
-      <w:r>
-        <w:t>1. This one example guarantees correct results for every future input.</w:t>
-      </w:r>
-    </w:p>
-    <w:p>
-      <w:r>
+      <w:pPr>
+        <w:spacing w:line="336" w:lineRule="auto" w:after="180"/>
+        <w:shd w:fill="F4F9FC"/>
+      </w:pPr>
+      <w:r>
+        <w:rPr>
+          <w:b w:val="0"/>
+        </w:rPr>
+        <w:t xml:space="preserve">1. This one example guarantees correct results for every future </w:t>
+      </w:r>
+      <w:r>
+        <w:rPr>
+          <w:b/>
+        </w:rPr>
+        <w:t>input</w:t>
+      </w:r>
+      <w:r>
+        <w:rPr>
+          <w:b w:val="0"/>
+        </w:rPr>
+        <w:t>.</w:t>
+      </w:r>
+    </w:p>
+    <w:p>
+      <w:pPr>
+        <w:spacing w:line="336" w:lineRule="auto" w:after="180"/>
+        <w:shd w:fill="F4F9FC"/>
+      </w:pPr>
+      <w:r>
+        <w:rPr>
+          <w:b w:val="0"/>
+        </w:rPr>
         <w:t>2. 98 successes and 2 failures meet the stated window target.</w:t>
       </w:r>
     </w:p>
     <w:p>
-      <w:r>
-        <w:t>3. We can decide the result without examining the changed input or the procedure.</w:t>
+      <w:pPr>
+        <w:spacing w:line="336" w:lineRule="auto" w:after="180"/>
+        <w:shd w:fill="F4F9FC"/>
+      </w:pPr>
+      <w:r>
+        <w:rPr>
+          <w:b w:val="0"/>
+        </w:rPr>
+        <w:t xml:space="preserve">3. We can decide the result without examining the changed </w:t>
+      </w:r>
+      <w:r>
+        <w:rPr>
+          <w:b/>
+        </w:rPr>
+        <w:t>input</w:t>
+      </w:r>
+      <w:r>
+        <w:rPr>
+          <w:b w:val="0"/>
+        </w:rPr>
+        <w:t xml:space="preserve"> or the procedure.</w:t>
       </w:r>
     </w:p>
     <w:p>
@@ -2253,12 +3778,42 @@
       </w:r>
     </w:p>
     <w:p>
-      <w:r>
+      <w:pPr>
+        <w:pStyle w:val="Heading3"/>
+      </w:pPr>
+      <w:r>
+        <w:t>Hint · try first</w:t>
+      </w:r>
+    </w:p>
+    <w:p>
+      <w:pPr>
+        <w:spacing w:line="336" w:lineRule="auto" w:after="180"/>
+        <w:shd w:fill="F1F6F8"/>
+      </w:pPr>
+      <w:r>
+        <w:rPr>
+          <w:b w:val="0"/>
+        </w:rPr>
         <w:t>Hint if needed: Use the changed condition and the deciding step in the pictorial trace. The answer must say what follows from those facts.</w:t>
       </w:r>
     </w:p>
     <w:p>
-      <w:r>
+      <w:pPr>
+        <w:pStyle w:val="Heading3"/>
+      </w:pPr>
+      <w:r>
+        <w:t>Feedback · compare after trying</w:t>
+      </w:r>
+    </w:p>
+    <w:p>
+      <w:pPr>
+        <w:spacing w:line="336" w:lineRule="auto" w:after="180"/>
+        <w:shd w:fill="F1F6FC"/>
+      </w:pPr>
+      <w:r>
+        <w:rPr>
+          <w:b w:val="0"/>
+        </w:rPr>
         <w:t>After your attempt, compare with the supported explanation: 98 successes and 2 failures meet the stated window target. One recorded outcome changes while the denominator stays 100.</w:t>
       </w:r>
     </w:p>
@@ -2271,18 +3826,105 @@
       </w:r>
     </w:p>
     <w:p>
-      <w:r>
-        <w:t>Review Evaluation pipelines (ai-6/10). Goal: Explain the mechanism and terminology of evaluation pipelines. Short practice: Calculate A’s and B’s correct rates on all four cases. Identify their shared failure and explain why removing that case after scoring changes the honesty of the comparison.. Return to this week and explain what you changed.</w:t>
-      </w:r>
-    </w:p>
-    <w:p>
-      <w:r>
-        <w:t>Review Testing model-dependent behaviour (ai-6/8). Goal: Explain the mechanism and terminology of testing model-dependent behaviour. Short practice: Score "Friday in room B" and "Friday in room D" against both mandatory criteria. Would a correct 25-word response pass, and why?. Return to this week and explain what you changed.</w:t>
-      </w:r>
-    </w:p>
-    <w:p>
-      <w:r>
-        <w:t>Review Authentication and authorisation (ai-6/5). Goal: Explain the mechanism and terminology of authentication and authorisation. Short practice: Explain why Jo’s valid volunteer login does not permit editing C. Which trusted role change allows the action, and why is a role written in the request insufficient?. Return to this week and explain what you changed.</w:t>
+      <w:pPr>
+        <w:spacing w:line="336" w:lineRule="auto" w:after="180"/>
+      </w:pPr>
+      <w:r>
+        <w:rPr>
+          <w:b w:val="0"/>
+        </w:rPr>
+        <w:t xml:space="preserve">Review Evaluation pipelines (ai-6/10). Goal: Explain the </w:t>
+      </w:r>
+      <w:r>
+        <w:rPr>
+          <w:b/>
+        </w:rPr>
+        <w:t>mechanism</w:t>
+      </w:r>
+      <w:r>
+        <w:rPr>
+          <w:b w:val="0"/>
+        </w:rPr>
+        <w:t xml:space="preserve"> and terminology of evaluation pipelines. Short practice: Calculate A’s and B’s correct rates on all four cases.</w:t>
+      </w:r>
+    </w:p>
+    <w:p>
+      <w:pPr>
+        <w:spacing w:line="336" w:lineRule="auto" w:after="180"/>
+      </w:pPr>
+      <w:r>
+        <w:rPr>
+          <w:b w:val="0"/>
+        </w:rPr>
+        <w:t>Identify their shared failure and explain why removing that case after scoring changes the honesty of the comparison.. Return to this week and explain what you changed.</w:t>
+      </w:r>
+    </w:p>
+    <w:p>
+      <w:pPr>
+        <w:spacing w:line="336" w:lineRule="auto" w:after="180"/>
+      </w:pPr>
+      <w:r>
+        <w:rPr>
+          <w:b w:val="0"/>
+        </w:rPr>
+        <w:t xml:space="preserve">Review Testing model-dependent behaviour (ai-6/8). Goal: Explain the </w:t>
+      </w:r>
+      <w:r>
+        <w:rPr>
+          <w:b/>
+        </w:rPr>
+        <w:t>mechanism</w:t>
+      </w:r>
+      <w:r>
+        <w:rPr>
+          <w:b w:val="0"/>
+        </w:rPr>
+        <w:t xml:space="preserve"> and terminology of testing model-dependent behaviour.</w:t>
+      </w:r>
+    </w:p>
+    <w:p>
+      <w:pPr>
+        <w:spacing w:line="336" w:lineRule="auto" w:after="180"/>
+      </w:pPr>
+      <w:r>
+        <w:rPr>
+          <w:b w:val="0"/>
+        </w:rPr>
+        <w:t>Short practice: Score "Friday in room B" and "Friday in room D" against both mandatory criteria. Would a correct 25-word response pass, and why?. Return to this week and explain what you changed.</w:t>
+      </w:r>
+    </w:p>
+    <w:p>
+      <w:pPr>
+        <w:spacing w:line="336" w:lineRule="auto" w:after="180"/>
+      </w:pPr>
+      <w:r>
+        <w:rPr>
+          <w:b w:val="0"/>
+        </w:rPr>
+        <w:t xml:space="preserve">Review Authentication and authorisation (ai-6/5). Goal: Explain the </w:t>
+      </w:r>
+      <w:r>
+        <w:rPr>
+          <w:b/>
+        </w:rPr>
+        <w:t>mechanism</w:t>
+      </w:r>
+      <w:r>
+        <w:rPr>
+          <w:b w:val="0"/>
+        </w:rPr>
+        <w:t xml:space="preserve"> and terminology of authentication and authorisation. Short practice: Explain why Jo’s valid volunteer login does not permit editing C.</w:t>
+      </w:r>
+    </w:p>
+    <w:p>
+      <w:pPr>
+        <w:spacing w:line="336" w:lineRule="auto" w:after="180"/>
+      </w:pPr>
+      <w:r>
+        <w:rPr>
+          <w:b w:val="0"/>
+        </w:rPr>
+        <w:t>Which trusted role change allows the action, and why is a role written in the request insufficient?. Return to this week and explain what you changed.</w:t>
       </w:r>
     </w:p>
     <w:p>
@@ -2294,8 +3936,567 @@
       </w:r>
     </w:p>
     <w:p>
-      <w:r>
-        <w:t>Use Download completed work in the hosted lesson to export your answers, reflections, practice feedback and code-run evidence. Open the HTML copy to read or print it. Drafts stay in this browser when storage is available; clear drafts on a shared device.</w:t>
+      <w:pPr>
+        <w:spacing w:line="336" w:lineRule="auto" w:after="180"/>
+      </w:pPr>
+      <w:r>
+        <w:rPr>
+          <w:b w:val="0"/>
+        </w:rPr>
+        <w:t xml:space="preserve">Use Download completed work in the hosted lesson to export your answers, reflections, practice feedback and code-run </w:t>
+      </w:r>
+      <w:r>
+        <w:rPr>
+          <w:b/>
+        </w:rPr>
+        <w:t>evidence</w:t>
+      </w:r>
+      <w:r>
+        <w:rPr>
+          <w:b w:val="0"/>
+        </w:rPr>
+        <w:t>. Open the HTML copy to read or print it.</w:t>
+      </w:r>
+    </w:p>
+    <w:p>
+      <w:pPr>
+        <w:spacing w:line="336" w:lineRule="auto" w:after="180"/>
+      </w:pPr>
+      <w:r>
+        <w:rPr>
+          <w:b w:val="0"/>
+        </w:rPr>
+        <w:t>Drafts stay in this browser when storage is available; clear drafts on a shared device.</w:t>
+      </w:r>
+    </w:p>
+    <w:p>
+      <w:pPr>
+        <w:pStyle w:val="Heading1"/>
+      </w:pPr>
+      <w:r>
+        <w:t>18. Visual concept journey</w:t>
+      </w:r>
+    </w:p>
+    <w:p>
+      <w:r>
+        <w:t>Explain each Failure budgets and service objectives graphic using its labels, deciding evidence and relevant limitation.</w:t>
+      </w:r>
+    </w:p>
+    <w:p>
+      <w:pPr>
+        <w:pStyle w:val="Heading3"/>
+      </w:pPr>
+      <w:r>
+        <w:t>01. Failure budgets and service objectives: the case</w:t>
+      </w:r>
+    </w:p>
+    <w:p>
+      <w:r>
+        <w:drawing>
+          <wp:inline xmlns:a="http://schemas.openxmlformats.org/drawingml/2006/main" xmlns:pic="http://schemas.openxmlformats.org/drawingml/2006/picture">
+            <wp:extent cx="5486400" cy="2834640"/>
+            <wp:docPr id="3" name="Picture 3" descr="A reliability allowance. A practice service requires at least 98 successes in each window of 100 eligible requests. Supplied facts: Current window has 97 successes and 3 failures. Success includes a correct refusal within the agreed time limit."/>
+            <wp:cNvGraphicFramePr>
+              <a:graphicFrameLocks noChangeAspect="1"/>
+            </wp:cNvGraphicFramePr>
+            <a:graphic>
+              <a:graphicData uri="http://schemas.openxmlformats.org/drawingml/2006/picture">
+                <pic:pic>
+                  <pic:nvPicPr>
+                    <pic:cNvPr id="0" name="academy-story-ai-6-11-01.png"/>
+                    <pic:cNvPicPr/>
+                  </pic:nvPicPr>
+                  <pic:blipFill>
+                    <a:blip r:embed="rId11"/>
+                    <a:stretch>
+                      <a:fillRect/>
+                    </a:stretch>
+                  </pic:blipFill>
+                  <pic:spPr>
+                    <a:xfrm>
+                      <a:off x="0" y="0"/>
+                      <a:ext cx="5486400" cy="2834640"/>
+                    </a:xfrm>
+                    <a:prstGeom prst="rect"/>
+                  </pic:spPr>
+                </pic:pic>
+              </a:graphicData>
+            </a:graphic>
+          </wp:inline>
+        </w:drawing>
+      </w:r>
+    </w:p>
+    <w:p>
+      <w:pPr>
+        <w:spacing w:line="336" w:lineRule="auto" w:after="180"/>
+      </w:pPr>
+      <w:r>
+        <w:rPr>
+          <w:b w:val="0"/>
+        </w:rPr>
+        <w:t xml:space="preserve">A reliability allowance. A practice service requires at least 98 successes in each window of 100 </w:t>
+      </w:r>
+      <w:r>
+        <w:rPr>
+          <w:b/>
+        </w:rPr>
+        <w:t>eligible request</w:t>
+      </w:r>
+      <w:r>
+        <w:rPr>
+          <w:b w:val="0"/>
+        </w:rPr>
+        <w:t>s. Supplied facts: Current window has 97 successes and 3 failures.</w:t>
+      </w:r>
+    </w:p>
+    <w:p>
+      <w:pPr>
+        <w:spacing w:line="336" w:lineRule="auto" w:after="180"/>
+      </w:pPr>
+      <w:r>
+        <w:rPr>
+          <w:b w:val="0"/>
+        </w:rPr>
+        <w:t>Success includes a correct refusal within the agreed time limit.</w:t>
+      </w:r>
+    </w:p>
+    <w:p>
+      <w:pPr>
+        <w:spacing w:line="336" w:lineRule="auto" w:after="180"/>
+        <w:shd w:fill="F5F1FB"/>
+      </w:pPr>
+      <w:r>
+        <w:rPr>
+          <w:b w:val="0"/>
+        </w:rPr>
+        <w:t>Point to the given fact that matters most. Explain why it matters.</w:t>
+      </w:r>
+    </w:p>
+    <w:p>
+      <w:pPr>
+        <w:pStyle w:val="Heading3"/>
+      </w:pPr>
+      <w:r>
+        <w:t>02. Follow the deciding steps</w:t>
+      </w:r>
+    </w:p>
+    <w:p>
+      <w:r>
+        <w:drawing>
+          <wp:inline xmlns:a="http://schemas.openxmlformats.org/drawingml/2006/main" xmlns:pic="http://schemas.openxmlformats.org/drawingml/2006/picture">
+            <wp:extent cx="5486400" cy="3182112"/>
+            <wp:docPr id="4" name="Picture 4" descr="Define success: Use the same predeclared correctness and timing criteria. → Compute allowance: The target permits at most 2 failures in 100 requests. → Compare record: Three failures misses the target by one request."/>
+            <wp:cNvGraphicFramePr>
+              <a:graphicFrameLocks noChangeAspect="1"/>
+            </wp:cNvGraphicFramePr>
+            <a:graphic>
+              <a:graphicData uri="http://schemas.openxmlformats.org/drawingml/2006/picture">
+                <pic:pic>
+                  <pic:nvPicPr>
+                    <pic:cNvPr id="0" name="academy-story-ai-6-11-02.png"/>
+                    <pic:cNvPicPr/>
+                  </pic:nvPicPr>
+                  <pic:blipFill>
+                    <a:blip r:embed="rId12"/>
+                    <a:stretch>
+                      <a:fillRect/>
+                    </a:stretch>
+                  </pic:blipFill>
+                  <pic:spPr>
+                    <a:xfrm>
+                      <a:off x="0" y="0"/>
+                      <a:ext cx="5486400" cy="3182112"/>
+                    </a:xfrm>
+                    <a:prstGeom prst="rect"/>
+                  </pic:spPr>
+                </pic:pic>
+              </a:graphicData>
+            </a:graphic>
+          </wp:inline>
+        </w:drawing>
+      </w:r>
+    </w:p>
+    <w:p>
+      <w:pPr>
+        <w:spacing w:line="336" w:lineRule="auto" w:after="180"/>
+      </w:pPr>
+      <w:r>
+        <w:rPr>
+          <w:b w:val="0"/>
+        </w:rPr>
+        <w:t>Define success: Use the same predeclared correctness and timing criteria. → Compute allowance: The target permits at most 2 failures in 100 requests. → Compare record: Three failures misses the target by one request.</w:t>
+      </w:r>
+    </w:p>
+    <w:p>
+      <w:pPr>
+        <w:spacing w:line="336" w:lineRule="auto" w:after="180"/>
+        <w:shd w:fill="F5F1FB"/>
+      </w:pPr>
+      <w:r>
+        <w:rPr>
+          <w:b w:val="0"/>
+        </w:rPr>
+        <w:t xml:space="preserve">Point to each numbered stage and explain which recorded </w:t>
+      </w:r>
+      <w:r>
+        <w:rPr>
+          <w:b/>
+        </w:rPr>
+        <w:t>input</w:t>
+      </w:r>
+      <w:r>
+        <w:rPr>
+          <w:b w:val="0"/>
+        </w:rPr>
+        <w:t xml:space="preserve"> it uses.</w:t>
+      </w:r>
+    </w:p>
+    <w:p>
+      <w:pPr>
+        <w:pStyle w:val="Heading3"/>
+      </w:pPr>
+      <w:r>
+        <w:t>03. Failure count in one 100-request window</w:t>
+      </w:r>
+    </w:p>
+    <w:p>
+      <w:r>
+        <w:drawing>
+          <wp:inline xmlns:a="http://schemas.openxmlformats.org/drawingml/2006/main" xmlns:pic="http://schemas.openxmlformats.org/drawingml/2006/picture">
+            <wp:extent cx="5486400" cy="2834640"/>
+            <wp:docPr id="5" name="Picture 5" descr="Failure count in one 100-request window. Units: failed requests out of 100. Allowed maximum: 2. Observed: 3."/>
+            <wp:cNvGraphicFramePr>
+              <a:graphicFrameLocks noChangeAspect="1"/>
+            </wp:cNvGraphicFramePr>
+            <a:graphic>
+              <a:graphicData uri="http://schemas.openxmlformats.org/drawingml/2006/picture">
+                <pic:pic>
+                  <pic:nvPicPr>
+                    <pic:cNvPr id="0" name="academy-story-ai-6-11-03.png"/>
+                    <pic:cNvPicPr/>
+                  </pic:nvPicPr>
+                  <pic:blipFill>
+                    <a:blip r:embed="rId13"/>
+                    <a:stretch>
+                      <a:fillRect/>
+                    </a:stretch>
+                  </pic:blipFill>
+                  <pic:spPr>
+                    <a:xfrm>
+                      <a:off x="0" y="0"/>
+                      <a:ext cx="5486400" cy="2834640"/>
+                    </a:xfrm>
+                    <a:prstGeom prst="rect"/>
+                  </pic:spPr>
+                </pic:pic>
+              </a:graphicData>
+            </a:graphic>
+          </wp:inline>
+        </w:drawing>
+      </w:r>
+    </w:p>
+    <w:p>
+      <w:pPr>
+        <w:spacing w:line="336" w:lineRule="auto" w:after="180"/>
+      </w:pPr>
+      <w:r>
+        <w:rPr>
+          <w:b w:val="0"/>
+        </w:rPr>
+        <w:t>Failure count in one 100-request window. Units: failed requests out of 100. Allowed maximum: 2. Observed: 3.</w:t>
+      </w:r>
+    </w:p>
+    <w:p>
+      <w:pPr>
+        <w:spacing w:line="336" w:lineRule="auto" w:after="180"/>
+        <w:shd w:fill="F5F1FB"/>
+      </w:pPr>
+      <w:r>
+        <w:rPr>
+          <w:b w:val="0"/>
+        </w:rPr>
+        <w:t>Read the labels and values. Explain the relationship the model shows.</w:t>
+      </w:r>
+    </w:p>
+    <w:p>
+      <w:pPr>
+        <w:pStyle w:val="Heading3"/>
+      </w:pPr>
+      <w:r>
+        <w:t>04. Change one thing. Trace what follows.</w:t>
+      </w:r>
+    </w:p>
+    <w:p>
+      <w:r>
+        <w:drawing>
+          <wp:inline xmlns:a="http://schemas.openxmlformats.org/drawingml/2006/main" xmlns:pic="http://schemas.openxmlformats.org/drawingml/2006/picture">
+            <wp:extent cx="5486400" cy="3026664"/>
+            <wp:docPr id="6" name="Picture 6" descr="Original case: Three failures misses the target by one request. Changed condition: Repair one failed request into a success in this window. Expected result: 98 successes and 2 failures meet the stated window target. Reason: One recorded outcome changes while the denominator stays 100."/>
+            <wp:cNvGraphicFramePr>
+              <a:graphicFrameLocks noChangeAspect="1"/>
+            </wp:cNvGraphicFramePr>
+            <a:graphic>
+              <a:graphicData uri="http://schemas.openxmlformats.org/drawingml/2006/picture">
+                <pic:pic>
+                  <pic:nvPicPr>
+                    <pic:cNvPr id="0" name="academy-story-ai-6-11-04.png"/>
+                    <pic:cNvPicPr/>
+                  </pic:nvPicPr>
+                  <pic:blipFill>
+                    <a:blip r:embed="rId14"/>
+                    <a:stretch>
+                      <a:fillRect/>
+                    </a:stretch>
+                  </pic:blipFill>
+                  <pic:spPr>
+                    <a:xfrm>
+                      <a:off x="0" y="0"/>
+                      <a:ext cx="5486400" cy="3026664"/>
+                    </a:xfrm>
+                    <a:prstGeom prst="rect"/>
+                  </pic:spPr>
+                </pic:pic>
+              </a:graphicData>
+            </a:graphic>
+          </wp:inline>
+        </w:drawing>
+      </w:r>
+    </w:p>
+    <w:p>
+      <w:pPr>
+        <w:spacing w:line="336" w:lineRule="auto" w:after="180"/>
+      </w:pPr>
+      <w:r>
+        <w:rPr>
+          <w:b w:val="0"/>
+        </w:rPr>
+        <w:t>Original case: Three failures misses the target by one request. Changed condition: Repair one failed request into a success in this window. Expected result: 98 successes and 2 failures meet the stated window target.</w:t>
+      </w:r>
+    </w:p>
+    <w:p>
+      <w:pPr>
+        <w:spacing w:line="336" w:lineRule="auto" w:after="180"/>
+      </w:pPr>
+      <w:r>
+        <w:rPr>
+          <w:b w:val="0"/>
+        </w:rPr>
+        <w:t>Reason: One recorded outcome changes while the denominator stays 100.</w:t>
+      </w:r>
+    </w:p>
+    <w:p>
+      <w:pPr>
+        <w:spacing w:line="336" w:lineRule="auto" w:after="180"/>
+        <w:shd w:fill="F5F1FB"/>
+      </w:pPr>
+      <w:r>
+        <w:rPr>
+          <w:b w:val="0"/>
+        </w:rPr>
+        <w:t>Predict before checking the worked changed-case result. Name what changed and what the supplied facts allow you to conclude.</w:t>
+      </w:r>
+    </w:p>
+    <w:p>
+      <w:pPr>
+        <w:pStyle w:val="Heading3"/>
+      </w:pPr>
+      <w:r>
+        <w:t>05. Connect the explanation to its limit</w:t>
+      </w:r>
+    </w:p>
+    <w:p>
+      <w:r>
+        <w:drawing>
+          <wp:inline xmlns:a="http://schemas.openxmlformats.org/drawingml/2006/main" xmlns:pic="http://schemas.openxmlformats.org/drawingml/2006/picture">
+            <wp:extent cx="5486400" cy="2834640"/>
+            <wp:docPr id="7" name="Picture 7" descr="An objective needs a measurement window, denominator and success definition. An honest refusal can be success under an agreed contract. Limit: Meeting one window does not guarantee the next; monitor repeated windows and distinguish failure types."/>
+            <wp:cNvGraphicFramePr>
+              <a:graphicFrameLocks noChangeAspect="1"/>
+            </wp:cNvGraphicFramePr>
+            <a:graphic>
+              <a:graphicData uri="http://schemas.openxmlformats.org/drawingml/2006/picture">
+                <pic:pic>
+                  <pic:nvPicPr>
+                    <pic:cNvPr id="0" name="academy-story-ai-6-11-05.png"/>
+                    <pic:cNvPicPr/>
+                  </pic:nvPicPr>
+                  <pic:blipFill>
+                    <a:blip r:embed="rId15"/>
+                    <a:stretch>
+                      <a:fillRect/>
+                    </a:stretch>
+                  </pic:blipFill>
+                  <pic:spPr>
+                    <a:xfrm>
+                      <a:off x="0" y="0"/>
+                      <a:ext cx="5486400" cy="2834640"/>
+                    </a:xfrm>
+                    <a:prstGeom prst="rect"/>
+                  </pic:spPr>
+                </pic:pic>
+              </a:graphicData>
+            </a:graphic>
+          </wp:inline>
+        </w:drawing>
+      </w:r>
+    </w:p>
+    <w:p>
+      <w:pPr>
+        <w:spacing w:line="336" w:lineRule="auto" w:after="180"/>
+      </w:pPr>
+      <w:r>
+        <w:rPr>
+          <w:b w:val="0"/>
+        </w:rPr>
+        <w:t>An objective needs a measurement window, denominator and success definition. An honest refusal can be success under an agreed contract.</w:t>
+      </w:r>
+    </w:p>
+    <w:p>
+      <w:pPr>
+        <w:spacing w:line="336" w:lineRule="auto" w:after="180"/>
+      </w:pPr>
+      <w:r>
+        <w:rPr>
+          <w:b w:val="0"/>
+        </w:rPr>
+        <w:t>Limit: Meeting one window does not guarantee the next; monitor repeated windows and distinguish failure types.</w:t>
+      </w:r>
+    </w:p>
+    <w:p>
+      <w:pPr>
+        <w:spacing w:line="336" w:lineRule="auto" w:after="180"/>
+        <w:shd w:fill="F5F1FB"/>
+      </w:pPr>
+      <w:r>
+        <w:rPr>
+          <w:b w:val="0"/>
+        </w:rPr>
+        <w:t>Explain the case, then point to a limit on the claim.</w:t>
+      </w:r>
+    </w:p>
+    <w:p>
+      <w:pPr>
+        <w:pStyle w:val="Heading3"/>
+      </w:pPr>
+      <w:r>
+        <w:t>06. Make the idea visible in your project</w:t>
+      </w:r>
+    </w:p>
+    <w:p>
+      <w:r>
+        <w:drawing>
+          <wp:inline xmlns:a="http://schemas.openxmlformats.org/drawingml/2006/main" xmlns:pic="http://schemas.openxmlformats.org/drawingml/2006/picture">
+            <wp:extent cx="5486400" cy="3529584"/>
+            <wp:docPr id="8" name="Picture 8" descr="For the Grounded Learning Service, retain an annotated trace and the changed-case result. Name the contract or evidence that makes the deciding step valid, so another team can review it. Draw your input, deciding step, result and limit. Supported question: Calculate the maximum allowed failures among 100 requests. Does 97 successes and 3 failures meet the target, and what changes after one failure becomes a success?"/>
+            <wp:cNvGraphicFramePr>
+              <a:graphicFrameLocks noChangeAspect="1"/>
+            </wp:cNvGraphicFramePr>
+            <a:graphic>
+              <a:graphicData uri="http://schemas.openxmlformats.org/drawingml/2006/picture">
+                <pic:pic>
+                  <pic:nvPicPr>
+                    <pic:cNvPr id="0" name="academy-story-ai-6-11-06.png"/>
+                    <pic:cNvPicPr/>
+                  </pic:nvPicPr>
+                  <pic:blipFill>
+                    <a:blip r:embed="rId16"/>
+                    <a:stretch>
+                      <a:fillRect/>
+                    </a:stretch>
+                  </pic:blipFill>
+                  <pic:spPr>
+                    <a:xfrm>
+                      <a:off x="0" y="0"/>
+                      <a:ext cx="5486400" cy="3529584"/>
+                    </a:xfrm>
+                    <a:prstGeom prst="rect"/>
+                  </pic:spPr>
+                </pic:pic>
+              </a:graphicData>
+            </a:graphic>
+          </wp:inline>
+        </w:drawing>
+      </w:r>
+    </w:p>
+    <w:p>
+      <w:pPr>
+        <w:spacing w:line="336" w:lineRule="auto" w:after="180"/>
+      </w:pPr>
+      <w:r>
+        <w:rPr>
+          <w:b w:val="0"/>
+        </w:rPr>
+        <w:t xml:space="preserve">For the Grounded Learning Service, retain an annotated trace and the changed-case result. Name the contract or </w:t>
+      </w:r>
+      <w:r>
+        <w:rPr>
+          <w:b/>
+        </w:rPr>
+        <w:t>evidence</w:t>
+      </w:r>
+      <w:r>
+        <w:rPr>
+          <w:b w:val="0"/>
+        </w:rPr>
+        <w:t xml:space="preserve"> that makes the deciding step valid, so another team can review it.</w:t>
+      </w:r>
+    </w:p>
+    <w:p>
+      <w:pPr>
+        <w:spacing w:line="336" w:lineRule="auto" w:after="180"/>
+      </w:pPr>
+      <w:r>
+        <w:rPr>
+          <w:b w:val="0"/>
+        </w:rPr>
+        <w:t xml:space="preserve">Draw your </w:t>
+      </w:r>
+      <w:r>
+        <w:rPr>
+          <w:b/>
+        </w:rPr>
+        <w:t>input</w:t>
+      </w:r>
+      <w:r>
+        <w:rPr>
+          <w:b w:val="0"/>
+        </w:rPr>
+        <w:t>, deciding step, result and limit. Supported question: Calculate the maximum allowed failures among 100 requests.</w:t>
+      </w:r>
+    </w:p>
+    <w:p>
+      <w:pPr>
+        <w:spacing w:line="336" w:lineRule="auto" w:after="180"/>
+      </w:pPr>
+      <w:r>
+        <w:rPr>
+          <w:b w:val="0"/>
+        </w:rPr>
+        <w:t>Does 97 successes and 3 failures meet the target, and what changes after one failure becomes a success?</w:t>
+      </w:r>
+    </w:p>
+    <w:p>
+      <w:pPr>
+        <w:spacing w:line="336" w:lineRule="auto" w:after="180"/>
+        <w:shd w:fill="F5F1FB"/>
+      </w:pPr>
+      <w:r>
+        <w:rPr>
+          <w:b w:val="0"/>
+        </w:rPr>
+        <w:t xml:space="preserve">Draw your project trace and justify the deciding step using </w:t>
+      </w:r>
+      <w:r>
+        <w:rPr>
+          <w:b/>
+        </w:rPr>
+        <w:t>evidence</w:t>
+      </w:r>
+      <w:r>
+        <w:rPr>
+          <w:b w:val="0"/>
+        </w:rPr>
+        <w:t>.</w:t>
       </w:r>
     </w:p>
     <w:sectPr>

--- a/downloads/student/ai-6-week-11.docx
+++ b/downloads/student/ai-6-week-11.docx
@@ -25,12 +25,17 @@
         <w:pStyle w:val="Heading1"/>
       </w:pPr>
       <w:r>
-        <w:t>Before you start</w:t>
-      </w:r>
-    </w:p>
-    <w:p>
-      <w:r>
-        <w:t>Recall Evaluation pipelines. Explain why a recorded result needs its input conditions and evidence source before it can support a claim.</w:t>
+        <w:t>Define success. Count requests once. Preserve the window.</w:t>
+      </w:r>
+    </w:p>
+    <w:p>
+      <w:r>
+        <w:t>Evaluate a count-based service objective with explicit eligibility,integer failure allowance and unchanged original history.</w:t>
+      </w:r>
+    </w:p>
+    <w:p>
+      <w:r>
+        <w:t>Objective contract → complete count ledger → separate counterfactual picture → overlap/eligibility probes → executable audit → independent objective.</w:t>
       </w:r>
     </w:p>
     <w:p>
@@ -38,20 +43,20 @@
         <w:pStyle w:val="Heading1"/>
       </w:pPr>
       <w:r>
-        <w:t>01. Your mission</w:t>
-      </w:r>
-    </w:p>
-    <w:p>
-      <w:r>
-        <w:t>Start with the target: Explain the mechanism and terminology of failure budgets and service objectives. Try the recall before opening notes.</w:t>
-      </w:r>
-    </w:p>
-    <w:p>
-      <w:pPr>
-        <w:pStyle w:val="Heading3"/>
-      </w:pPr>
-      <w:r>
-        <w:t>Your learning target</w:t>
+        <w:t>01. Define success before counting the failure budget</w:t>
+      </w:r>
+    </w:p>
+    <w:p>
+      <w:r>
+        <w:t>A reliability percentage needs an interval, eligible requests and a fixed contract.</w:t>
+      </w:r>
+    </w:p>
+    <w:p>
+      <w:pPr>
+        <w:pStyle w:val="Heading2"/>
+      </w:pPr>
+      <w:r>
+        <w:t>Learning goals</w:t>
       </w:r>
     </w:p>
     <w:p>
@@ -125,10 +130,10 @@
     </w:p>
     <w:p>
       <w:pPr>
-        <w:pStyle w:val="Heading3"/>
-      </w:pPr>
-      <w:r>
-        <w:t>Remember before reading</w:t>
+        <w:pStyle w:val="Heading2"/>
+      </w:pPr>
+      <w:r>
+        <w:t>Retrieve evaluation coverage and preserved outcomes</w:t>
       </w:r>
     </w:p>
     <w:p>
@@ -200,6 +205,112 @@
     </w:p>
     <w:p>
       <w:pPr>
+        <w:pStyle w:val="Heading2"/>
+      </w:pPr>
+      <w:r>
+        <w:t>Prerequisite and starting response</w:t>
+      </w:r>
+    </w:p>
+    <w:p>
+      <w:pPr>
+        <w:pStyle w:val="ListBullet"/>
+      </w:pPr>
+      <w:r>
+        <w:t>Recall Evaluation pipelines. Explain why a recorded result needs its input conditions and evidence source before it can support a claim.</w:t>
+      </w:r>
+    </w:p>
+    <w:p>
+      <w:pPr>
+        <w:pStyle w:val="Heading3"/>
+      </w:pPr>
+      <w:r>
+        <w:t>My starting explanation</w:t>
+      </w:r>
+    </w:p>
+    <w:p>
+      <w:r>
+        <w:t>________________________________________________________________</w:t>
+      </w:r>
+    </w:p>
+    <w:p>
+      <w:r>
+        <w:t>________________________________________________________________</w:t>
+      </w:r>
+    </w:p>
+    <w:p>
+      <w:r>
+        <w:t>________________________________________________________________</w:t>
+      </w:r>
+    </w:p>
+    <w:p>
+      <w:pPr>
+        <w:pStyle w:val="Heading2"/>
+      </w:pPr>
+      <w:r>
+        <w:t>End goal</w:t>
+      </w:r>
+    </w:p>
+    <w:p>
+      <w:pPr>
+        <w:spacing w:line="336" w:lineRule="auto" w:after="180"/>
+      </w:pPr>
+      <w:r>
+        <w:rPr>
+          <w:b w:val="0"/>
+        </w:rPr>
+        <w:t xml:space="preserve">Explain </w:t>
+      </w:r>
+      <w:r>
+        <w:rPr>
+          <w:b/>
+        </w:rPr>
+        <w:t>failure budget</w:t>
+      </w:r>
+      <w:r>
+        <w:rPr>
+          <w:b w:val="0"/>
+        </w:rPr>
+        <w:t xml:space="preserve">s and </w:t>
+      </w:r>
+      <w:r>
+        <w:rPr>
+          <w:b/>
+        </w:rPr>
+        <w:t>service objective</w:t>
+      </w:r>
+      <w:r>
+        <w:rPr>
+          <w:b w:val="0"/>
+        </w:rPr>
+        <w:t>s using the deciding step in this fictional service.</w:t>
+      </w:r>
+    </w:p>
+    <w:p>
+      <w:pPr>
+        <w:pStyle w:val="Heading2"/>
+      </w:pPr>
+      <w:r>
+        <w:t>Earlier wording, alternatives and picture transcripts · reference / check after trying</w:t>
+      </w:r>
+    </w:p>
+    <w:p>
+      <w:pPr>
+        <w:pStyle w:val="Heading3"/>
+      </w:pPr>
+      <w:r>
+        <w:t>Your learning target</w:t>
+      </w:r>
+    </w:p>
+    <w:p>
+      <w:pPr>
+        <w:pStyle w:val="Heading3"/>
+      </w:pPr>
+      <w:r>
+        <w:t>Remember before reading</w:t>
+      </w:r>
+    </w:p>
+    <w:p>
+      <w:pPr>
         <w:spacing w:line="336" w:lineRule="auto" w:after="180"/>
       </w:pPr>
       <w:r>
@@ -288,13 +399,757 @@
     </w:p>
     <w:p>
       <w:pPr>
+        <w:pStyle w:val="Heading3"/>
+      </w:pPr>
+      <w:r>
+        <w:t>This week’s end goal</w:t>
+      </w:r>
+    </w:p>
+    <w:p>
+      <w:pPr>
+        <w:pStyle w:val="Heading1"/>
+      </w:pPr>
+      <w:r>
+        <w:t>02. Write the objective as an observable contract</w:t>
+      </w:r>
+    </w:p>
+    <w:p>
+      <w:r>
+        <w:t>Eligibility and success rules must not change to hide a missed target.</w:t>
+      </w:r>
+    </w:p>
+    <w:p>
+      <w:pPr>
+        <w:pStyle w:val="Heading2"/>
+      </w:pPr>
+      <w:r>
+        <w:t>Begin with the school-service target</w:t>
+      </w:r>
+    </w:p>
+    <w:p>
+      <w:pPr>
         <w:spacing w:line="336" w:lineRule="auto" w:after="180"/>
       </w:pPr>
       <w:r>
         <w:rPr>
           <w:b w:val="0"/>
         </w:rPr>
-        <w:t xml:space="preserve">Recall Evaluation pipelines. Explain why a recorded result needs its </w:t>
+        <w:t>A school service can set a target such as “at least 98% of eligible requests pass all agreed checks in this observation window.” That is a rule to judge a particular record, not a promise that nothing ever fails. Define which requests belong in the window and what counts as success before inspecting outcomes.</w:t>
+      </w:r>
+    </w:p>
+    <w:p>
+      <w:pPr>
+        <w:spacing w:line="336" w:lineRule="auto" w:after="180"/>
+      </w:pPr>
+      <w:r>
+        <w:rPr>
+          <w:b w:val="0"/>
+        </w:rPr>
+        <w:t>A correct, timely refusal can be a success when refusal is the required behaviour; an incorrect answer cannot become a success merely because the service returned text.</w:t>
+      </w:r>
+    </w:p>
+    <w:p>
+      <w:pPr>
+        <w:pStyle w:val="Heading2"/>
+      </w:pPr>
+      <w:r>
+        <w:t>Define service objectives and failure budgets</w:t>
+      </w:r>
+    </w:p>
+    <w:p>
+      <w:pPr>
+        <w:spacing w:line="336" w:lineRule="auto" w:after="180"/>
+      </w:pPr>
+      <w:r>
+        <w:rPr>
+          <w:b/>
+        </w:rPr>
+        <w:t>Service objective</w:t>
+      </w:r>
+      <w:r>
+        <w:rPr>
+          <w:b w:val="0"/>
+        </w:rPr>
+        <w:t xml:space="preserve">s define measured reliability over a stated interval. A </w:t>
+      </w:r>
+      <w:r>
+        <w:rPr>
+          <w:b/>
+        </w:rPr>
+        <w:t>failure budget</w:t>
+      </w:r>
+      <w:r>
+        <w:rPr>
+          <w:b w:val="0"/>
+        </w:rPr>
+        <w:t xml:space="preserve"> is meaningful only after success and </w:t>
+      </w:r>
+      <w:r>
+        <w:rPr>
+          <w:b/>
+        </w:rPr>
+        <w:t>eligible request</w:t>
+      </w:r>
+      <w:r>
+        <w:rPr>
+          <w:b w:val="0"/>
+        </w:rPr>
+        <w:t>s are defined.</w:t>
+      </w:r>
+    </w:p>
+    <w:p>
+      <w:pPr>
+        <w:pStyle w:val="Heading2"/>
+      </w:pPr>
+      <w:r>
+        <w:t>Complete window,scope and counting policy</w:t>
+      </w:r>
+    </w:p>
+    <w:tbl>
+      <w:tblPr>
+        <w:tblStyle w:val="LightShading-Accent1"/>
+        <w:tblW w:type="auto" w:w="0"/>
+        <w:tblLook w:firstColumn="1" w:firstRow="1" w:lastColumn="0" w:lastRow="0" w:noHBand="0" w:noVBand="1" w:val="04A0"/>
+      </w:tblPr>
+      <w:tblGrid>
+        <w:gridCol w:w="5112"/>
+        <w:gridCol w:w="5112"/>
+      </w:tblGrid>
+      <w:tr>
+        <w:trPr>
+          <w:tblHeader/>
+        </w:trPr>
+        <w:tc>
+          <w:tcPr>
+            <w:tcW w:type="dxa" w:w="5112"/>
+          </w:tcPr>
+          <w:p>
+            <w:r>
+              <w:t>Declared objective contract</w:t>
+            </w:r>
+          </w:p>
+        </w:tc>
+        <w:tc>
+          <w:tcPr>
+            <w:tcW w:type="dxa" w:w="5112"/>
+          </w:tcPr>
+          <w:p>
+            <w:r>
+              <w:t>Complete local exercise</w:t>
+            </w:r>
+          </w:p>
+        </w:tc>
+      </w:tr>
+      <w:tr>
+        <w:tc>
+          <w:tcPr>
+            <w:tcW w:type="dxa" w:w="5112"/>
+          </w:tcPr>
+          <w:p>
+            <w:r>
+              <w:t>Observation window</w:t>
+            </w:r>
+          </w:p>
+        </w:tc>
+        <w:tc>
+          <w:tcPr>
+            <w:tcW w:type="dxa" w:w="5112"/>
+          </w:tcPr>
+          <w:p>
+            <w:r>
+              <w:t>Fictional W-A, 09:00–10:00 on one fictional day; supplied records assigned to that window</w:t>
+            </w:r>
+          </w:p>
+        </w:tc>
+      </w:tr>
+      <w:tr>
+        <w:tc>
+          <w:tcPr>
+            <w:tcW w:type="dxa" w:w="5112"/>
+          </w:tcPr>
+          <w:p>
+            <w:r>
+              <w:t>Eligibility</w:t>
+            </w:r>
+          </w:p>
+        </w:tc>
+        <w:tc>
+          <w:tcPr>
+            <w:tcW w:type="dxa" w:w="5112"/>
+          </w:tcPr>
+          <w:p>
+            <w:r>
+              <w:t>200 user-request fixtures; 3 separate internal health checks excluded by predeclared policy</w:t>
+            </w:r>
+          </w:p>
+        </w:tc>
+      </w:tr>
+      <w:tr>
+        <w:tc>
+          <w:tcPr>
+            <w:tcW w:type="dxa" w:w="5112"/>
+          </w:tcPr>
+          <w:p>
+            <w:r>
+              <w:t>Success</w:t>
+            </w:r>
+          </w:p>
+        </w:tc>
+        <w:tc>
+          <w:tcPr>
+            <w:tcW w:type="dxa" w:w="5112"/>
+          </w:tcPr>
+          <w:p>
+            <w:r>
+              <w:t>All supplied schema, support-or-correct-refusal and timing-contract flags pass</w:t>
+            </w:r>
+          </w:p>
+        </w:tc>
+      </w:tr>
+      <w:tr>
+        <w:tc>
+          <w:tcPr>
+            <w:tcW w:type="dxa" w:w="5112"/>
+          </w:tcPr>
+          <w:p>
+            <w:r>
+              <w:t>Target</w:t>
+            </w:r>
+          </w:p>
+        </w:tc>
+        <w:tc>
+          <w:tcPr>
+            <w:tcW w:type="dxa" w:w="5112"/>
+          </w:tcPr>
+          <w:p>
+            <w:r>
+              <w:t>At least 98% success over eligible requests</w:t>
+            </w:r>
+          </w:p>
+        </w:tc>
+      </w:tr>
+      <w:tr>
+        <w:tc>
+          <w:tcPr>
+            <w:tcW w:type="dxa" w:w="5112"/>
+          </w:tcPr>
+          <w:p>
+            <w:r>
+              <w:t>Count rule</w:t>
+            </w:r>
+          </w:p>
+        </w:tc>
+        <w:tc>
+          <w:tcPr>
+            <w:tcW w:type="dxa" w:w="5112"/>
+          </w:tcPr>
+          <w:p>
+            <w:r>
+              <w:t>A request with several failed checks counts as one failed request</w:t>
+            </w:r>
+          </w:p>
+        </w:tc>
+      </w:tr>
+      <w:tr>
+        <w:tc>
+          <w:tcPr>
+            <w:tcW w:type="dxa" w:w="5112"/>
+          </w:tcPr>
+          <w:p>
+            <w:r>
+              <w:t>Maximum failures</w:t>
+            </w:r>
+          </w:p>
+        </w:tc>
+        <w:tc>
+          <w:tcPr>
+            <w:tcW w:type="dxa" w:w="5112"/>
+          </w:tcPr>
+          <w:p>
+            <w:r>
+              <w:t>floor((100−target percent) × eligible /100) for integer-percent target</w:t>
+            </w:r>
+          </w:p>
+        </w:tc>
+      </w:tr>
+      <w:tr>
+        <w:tc>
+          <w:tcPr>
+            <w:tcW w:type="dxa" w:w="5112"/>
+          </w:tcPr>
+          <w:p>
+            <w:r>
+              <w:t>Actual evidence</w:t>
+            </w:r>
+          </w:p>
+        </w:tc>
+        <w:tc>
+          <w:tcPr>
+            <w:tcW w:type="dxa" w:w="5112"/>
+          </w:tcPr>
+          <w:p>
+            <w:r>
+              <w:t>Constructed check flags and count arithmetic; no real requests or timing measured</w:t>
+            </w:r>
+          </w:p>
+        </w:tc>
+      </w:tr>
+      <w:tr>
+        <w:tc>
+          <w:tcPr>
+            <w:tcW w:type="dxa" w:w="5112"/>
+          </w:tcPr>
+          <w:p>
+            <w:r>
+              <w:t>Report</w:t>
+            </w:r>
+          </w:p>
+        </w:tc>
+        <w:tc>
+          <w:tcPr>
+            <w:tcW w:type="dxa" w:w="5112"/>
+          </w:tcPr>
+          <w:p>
+            <w:r>
+              <w:t>Success/failure counts, eligible/excluded counts, target, budget and interval identity</w:t>
+            </w:r>
+          </w:p>
+        </w:tc>
+      </w:tr>
+    </w:tbl>
+    <w:p>
+      <w:pPr>
+        <w:pStyle w:val="Heading2"/>
+      </w:pPr>
+      <w:r>
+        <w:t>Name supplied and missing evidence</w:t>
+      </w:r>
+    </w:p>
+    <w:p>
+      <w:pPr>
+        <w:pStyle w:val="Heading3"/>
+      </w:pPr>
+      <w:r>
+        <w:t>List the given facts and one fact that is not supplied.</w:t>
+      </w:r>
+    </w:p>
+    <w:p>
+      <w:r>
+        <w:t>________________________________________________________________</w:t>
+      </w:r>
+    </w:p>
+    <w:p>
+      <w:r>
+        <w:t>________________________________________________________________</w:t>
+      </w:r>
+    </w:p>
+    <w:p>
+      <w:r>
+        <w:t>________________________________________________________________</w:t>
+      </w:r>
+    </w:p>
+    <w:p>
+      <w:pPr>
+        <w:pStyle w:val="Heading2"/>
+      </w:pPr>
+      <w:r>
+        <w:t>Earlier wording, alternatives and picture transcripts · reference / check after trying</w:t>
+      </w:r>
+    </w:p>
+    <w:p>
+      <w:pPr>
+        <w:spacing w:line="336" w:lineRule="auto" w:after="180"/>
+      </w:pPr>
+      <w:r>
+        <w:rPr>
+          <w:b w:val="0"/>
+        </w:rPr>
+        <w:t>Begin by writing the question the procedure is intended to answer. Identify the information already supplied, the information it will produce and the information still missing.</w:t>
+      </w:r>
+    </w:p>
+    <w:p>
+      <w:pPr>
+        <w:spacing w:line="336" w:lineRule="auto" w:after="180"/>
+      </w:pPr>
+      <w:r>
+        <w:rPr>
+          <w:b w:val="0"/>
+        </w:rPr>
+        <w:t>These are constructed classroom examples; they do not require live accounts, private records or an external service. Do not treat a plausible explanation as a measured outcome.</w:t>
+      </w:r>
+    </w:p>
+    <w:p>
+      <w:pPr>
+        <w:pStyle w:val="Heading1"/>
+      </w:pPr>
+      <w:r>
+        <w:t>03. Compute the budget and compare the actual count</w:t>
+      </w:r>
+    </w:p>
+    <w:p>
+      <w:r>
+        <w:t>Keep percentage points,request counts and eligible denominator distinct.</w:t>
+      </w:r>
+    </w:p>
+    <w:p>
+      <w:pPr>
+        <w:pStyle w:val="Heading2"/>
+      </w:pPr>
+      <w:r>
+        <w:t>Original objective and allowed-failure derivation</w:t>
+      </w:r>
+    </w:p>
+    <w:p>
+      <w:pPr>
+        <w:spacing w:line="336" w:lineRule="auto" w:after="180"/>
+      </w:pPr>
+      <w:r>
+        <w:rPr>
+          <w:b w:val="0"/>
+        </w:rPr>
+        <w:t xml:space="preserve">For a fictional objective at least 98% of 200 </w:t>
+      </w:r>
+      <w:r>
+        <w:rPr>
+          <w:b/>
+        </w:rPr>
+        <w:t>eligible request</w:t>
+      </w:r>
+      <w:r>
+        <w:rPr>
+          <w:b w:val="0"/>
+        </w:rPr>
+        <w:t>s must pass all contract checks. Allowed failures are 2%*200=4. Count every eligible failure once; report excluded requests separately.</w:t>
+      </w:r>
+    </w:p>
+    <w:p>
+      <w:pPr>
+        <w:pStyle w:val="Heading2"/>
+      </w:pPr>
+      <w:r>
+        <w:t>Complete count-to-decision ledger</w:t>
+      </w:r>
+    </w:p>
+    <w:tbl>
+      <w:tblPr>
+        <w:tblStyle w:val="LightShading-Accent1"/>
+        <w:tblW w:type="auto" w:w="0"/>
+        <w:tblLook w:firstColumn="1" w:firstRow="1" w:lastColumn="0" w:lastRow="0" w:noHBand="0" w:noVBand="1" w:val="04A0"/>
+      </w:tblPr>
+      <w:tblGrid>
+        <w:gridCol w:w="3408"/>
+        <w:gridCol w:w="3408"/>
+        <w:gridCol w:w="3408"/>
+      </w:tblGrid>
+      <w:tr>
+        <w:trPr>
+          <w:tblHeader/>
+        </w:trPr>
+        <w:tc>
+          <w:tcPr>
+            <w:tcW w:type="dxa" w:w="3408"/>
+          </w:tcPr>
+          <w:p>
+            <w:r>
+              <w:t>Main W-A count</w:t>
+            </w:r>
+          </w:p>
+        </w:tc>
+        <w:tc>
+          <w:tcPr>
+            <w:tcW w:type="dxa" w:w="3408"/>
+          </w:tcPr>
+          <w:p>
+            <w:r>
+              <w:t>Calculation</w:t>
+            </w:r>
+          </w:p>
+        </w:tc>
+        <w:tc>
+          <w:tcPr>
+            <w:tcW w:type="dxa" w:w="3408"/>
+          </w:tcPr>
+          <w:p>
+            <w:r>
+              <w:t>Result</w:t>
+            </w:r>
+          </w:p>
+        </w:tc>
+      </w:tr>
+      <w:tr>
+        <w:tc>
+          <w:tcPr>
+            <w:tcW w:type="dxa" w:w="3408"/>
+          </w:tcPr>
+          <w:p>
+            <w:r>
+              <w:t>Eligible requests</w:t>
+            </w:r>
+          </w:p>
+        </w:tc>
+        <w:tc>
+          <w:tcPr>
+            <w:tcW w:type="dxa" w:w="3408"/>
+          </w:tcPr>
+          <w:p>
+            <w:r>
+              <w:t>200</w:t>
+            </w:r>
+          </w:p>
+        </w:tc>
+        <w:tc>
+          <w:tcPr>
+            <w:tcW w:type="dxa" w:w="3408"/>
+          </w:tcPr>
+          <w:p>
+            <w:r>
+              <w:t>Fixed denominator</w:t>
+            </w:r>
+          </w:p>
+        </w:tc>
+      </w:tr>
+      <w:tr>
+        <w:tc>
+          <w:tcPr>
+            <w:tcW w:type="dxa" w:w="3408"/>
+          </w:tcPr>
+          <w:p>
+            <w:r>
+              <w:t>Failed requests</w:t>
+            </w:r>
+          </w:p>
+        </w:tc>
+        <w:tc>
+          <w:tcPr>
+            <w:tcW w:type="dxa" w:w="3408"/>
+          </w:tcPr>
+          <w:p>
+            <w:r>
+              <w:t>5 distinct request IDs</w:t>
+            </w:r>
+          </w:p>
+        </w:tc>
+        <w:tc>
+          <w:tcPr>
+            <w:tcW w:type="dxa" w:w="3408"/>
+          </w:tcPr>
+          <w:p>
+            <w:r>
+              <w:t>Count once per request</w:t>
+            </w:r>
+          </w:p>
+        </w:tc>
+      </w:tr>
+      <w:tr>
+        <w:tc>
+          <w:tcPr>
+            <w:tcW w:type="dxa" w:w="3408"/>
+          </w:tcPr>
+          <w:p>
+            <w:r>
+              <w:t>Successes</w:t>
+            </w:r>
+          </w:p>
+        </w:tc>
+        <w:tc>
+          <w:tcPr>
+            <w:tcW w:type="dxa" w:w="3408"/>
+          </w:tcPr>
+          <w:p>
+            <w:r>
+              <w:t>200−5</w:t>
+            </w:r>
+          </w:p>
+        </w:tc>
+        <w:tc>
+          <w:tcPr>
+            <w:tcW w:type="dxa" w:w="3408"/>
+          </w:tcPr>
+          <w:p>
+            <w:r>
+              <w:t>195</w:t>
+            </w:r>
+          </w:p>
+        </w:tc>
+      </w:tr>
+      <w:tr>
+        <w:tc>
+          <w:tcPr>
+            <w:tcW w:type="dxa" w:w="3408"/>
+          </w:tcPr>
+          <w:p>
+            <w:r>
+              <w:t>Observed fixture success rate</w:t>
+            </w:r>
+          </w:p>
+        </w:tc>
+        <w:tc>
+          <w:tcPr>
+            <w:tcW w:type="dxa" w:w="3408"/>
+          </w:tcPr>
+          <w:p>
+            <w:r>
+              <w:t>195/200</w:t>
+            </w:r>
+          </w:p>
+        </w:tc>
+        <w:tc>
+          <w:tcPr>
+            <w:tcW w:type="dxa" w:w="3408"/>
+          </w:tcPr>
+          <w:p>
+            <w:r>
+              <w:t>97.5%</w:t>
+            </w:r>
+          </w:p>
+        </w:tc>
+      </w:tr>
+      <w:tr>
+        <w:tc>
+          <w:tcPr>
+            <w:tcW w:type="dxa" w:w="3408"/>
+          </w:tcPr>
+          <w:p>
+            <w:r>
+              <w:t>Maximum integer failures at 98%</w:t>
+            </w:r>
+          </w:p>
+        </w:tc>
+        <w:tc>
+          <w:tcPr>
+            <w:tcW w:type="dxa" w:w="3408"/>
+          </w:tcPr>
+          <w:p>
+            <w:r>
+              <w:t>(100−98)×200/100</w:t>
+            </w:r>
+          </w:p>
+        </w:tc>
+        <w:tc>
+          <w:tcPr>
+            <w:tcW w:type="dxa" w:w="3408"/>
+          </w:tcPr>
+          <w:p>
+            <w:r>
+              <w:t>4</w:t>
+            </w:r>
+          </w:p>
+        </w:tc>
+      </w:tr>
+      <w:tr>
+        <w:tc>
+          <w:tcPr>
+            <w:tcW w:type="dxa" w:w="3408"/>
+          </w:tcPr>
+          <w:p>
+            <w:r>
+              <w:t>Budget remaining</w:t>
+            </w:r>
+          </w:p>
+        </w:tc>
+        <w:tc>
+          <w:tcPr>
+            <w:tcW w:type="dxa" w:w="3408"/>
+          </w:tcPr>
+          <w:p>
+            <w:r>
+              <w:t>4−5</w:t>
+            </w:r>
+          </w:p>
+        </w:tc>
+        <w:tc>
+          <w:tcPr>
+            <w:tcW w:type="dxa" w:w="3408"/>
+          </w:tcPr>
+          <w:p>
+            <w:r>
+              <w:t>−1: exceeds allowance by1</w:t>
+            </w:r>
+          </w:p>
+        </w:tc>
+      </w:tr>
+      <w:tr>
+        <w:tc>
+          <w:tcPr>
+            <w:tcW w:type="dxa" w:w="3408"/>
+          </w:tcPr>
+          <w:p>
+            <w:r>
+              <w:t>Objective decision</w:t>
+            </w:r>
+          </w:p>
+        </w:tc>
+        <w:tc>
+          <w:tcPr>
+            <w:tcW w:type="dxa" w:w="3408"/>
+          </w:tcPr>
+          <w:p>
+            <w:r>
+              <w:t>97.5% &lt;98%</w:t>
+            </w:r>
+          </w:p>
+        </w:tc>
+        <w:tc>
+          <w:tcPr>
+            <w:tcW w:type="dxa" w:w="3408"/>
+          </w:tcPr>
+          <w:p>
+            <w:r>
+              <w:t>Does not meet this window’s target</w:t>
+            </w:r>
+          </w:p>
+        </w:tc>
+      </w:tr>
+      <w:tr>
+        <w:tc>
+          <w:tcPr>
+            <w:tcW w:type="dxa" w:w="3408"/>
+          </w:tcPr>
+          <w:p>
+            <w:r>
+              <w:t>Excluded health checks</w:t>
+            </w:r>
+          </w:p>
+        </w:tc>
+        <w:tc>
+          <w:tcPr>
+            <w:tcW w:type="dxa" w:w="3408"/>
+          </w:tcPr>
+          <w:p>
+            <w:r>
+              <w:t>3 separate records</w:t>
+            </w:r>
+          </w:p>
+        </w:tc>
+        <w:tc>
+          <w:tcPr>
+            <w:tcW w:type="dxa" w:w="3408"/>
+          </w:tcPr>
+          <w:p>
+            <w:r>
+              <w:t>Report outside eligible denominator</w:t>
+            </w:r>
+          </w:p>
+        </w:tc>
+      </w:tr>
+    </w:tbl>
+    <w:p>
+      <w:pPr>
+        <w:pStyle w:val="Heading2"/>
+      </w:pPr>
+      <w:r>
+        <w:t>State the decision boundary before judging</w:t>
+      </w:r>
+    </w:p>
+    <w:p>
+      <w:pPr>
+        <w:spacing w:line="336" w:lineRule="auto" w:after="180"/>
+      </w:pPr>
+      <w:r>
+        <w:rPr>
+          <w:b w:val="0"/>
+        </w:rPr>
+        <w:t xml:space="preserve">Before applying the procedure, write its units, denominator or decision boundary where relevant. A partner should be able to repeat each step using the same </w:t>
       </w:r>
       <w:r>
         <w:rPr>
@@ -306,50 +1161,38 @@
         <w:rPr>
           <w:b w:val="0"/>
         </w:rPr>
-        <w:t xml:space="preserve"> conditions and </w:t>
+        <w:t>s.</w:t>
+      </w:r>
+    </w:p>
+    <w:p>
+      <w:pPr>
+        <w:spacing w:line="336" w:lineRule="auto" w:after="180"/>
+      </w:pPr>
+      <w:r>
+        <w:rPr>
+          <w:b w:val="0"/>
+        </w:rPr>
+        <w:t xml:space="preserve">If a required </w:t>
       </w:r>
       <w:r>
         <w:rPr>
           <w:b/>
         </w:rPr>
-        <w:t>evidence</w:t>
+        <w:t>input</w:t>
       </w:r>
       <w:r>
         <w:rPr>
           <w:b w:val="0"/>
         </w:rPr>
-        <w:t xml:space="preserve"> source before it can support a claim.</w:t>
-      </w:r>
-    </w:p>
-    <w:p>
-      <w:pPr>
-        <w:pStyle w:val="Heading3"/>
-      </w:pPr>
-      <w:r>
-        <w:t>My starting explanation</w:t>
-      </w:r>
-    </w:p>
-    <w:p>
-      <w:r>
-        <w:t>________________________________________________________________</w:t>
-      </w:r>
-    </w:p>
-    <w:p>
-      <w:r>
-        <w:t>________________________________________________________________</w:t>
-      </w:r>
-    </w:p>
-    <w:p>
-      <w:r>
-        <w:t>________________________________________________________________</w:t>
-      </w:r>
-    </w:p>
-    <w:p>
-      <w:pPr>
-        <w:pStyle w:val="Heading3"/>
-      </w:pPr>
-      <w:r>
-        <w:t>This week’s end goal</w:t>
+        <w:t xml:space="preserve"> is absent or violates the stated contract, record that condition explicitly instead of quietly replacing it with a convenient value.</w:t>
+      </w:r>
+    </w:p>
+    <w:p>
+      <w:pPr>
+        <w:pStyle w:val="Heading2"/>
+      </w:pPr>
+      <w:r>
+        <w:t>Explain the visual</w:t>
       </w:r>
     </w:p>
     <w:p>
@@ -360,166 +1203,27 @@
         <w:rPr>
           <w:b w:val="0"/>
         </w:rPr>
-        <w:t xml:space="preserve">Explain </w:t>
+        <w:t xml:space="preserve">Point to the </w:t>
       </w:r>
       <w:r>
         <w:rPr>
           <w:b/>
         </w:rPr>
-        <w:t>failure budget</w:t>
+        <w:t>input</w:t>
       </w:r>
       <w:r>
         <w:rPr>
           <w:b w:val="0"/>
         </w:rPr>
-        <w:t xml:space="preserve">s and </w:t>
-      </w:r>
-      <w:r>
-        <w:rPr>
-          <w:b/>
-        </w:rPr>
-        <w:t>service objective</w:t>
-      </w:r>
-      <w:r>
-        <w:rPr>
-          <w:b w:val="0"/>
-        </w:rPr>
-        <w:t>s using the deciding step in this fictional service.</w:t>
-      </w:r>
-    </w:p>
-    <w:p>
-      <w:pPr>
-        <w:pStyle w:val="Heading1"/>
-      </w:pPr>
-      <w:r>
-        <w:t>02. Notice the evidence</w:t>
-      </w:r>
-    </w:p>
-    <w:p>
-      <w:r>
-        <w:t>Investigate the supplied Failure budgets and service objectives case. Separate observations, given facts and assumptions before choosing an explanation.</w:t>
-      </w:r>
-    </w:p>
-    <w:p>
-      <w:pPr>
-        <w:spacing w:line="336" w:lineRule="auto" w:after="180"/>
-      </w:pPr>
-      <w:r>
-        <w:rPr>
-          <w:b/>
-        </w:rPr>
-        <w:t>Service objective</w:t>
-      </w:r>
-      <w:r>
-        <w:rPr>
-          <w:b w:val="0"/>
-        </w:rPr>
-        <w:t xml:space="preserve">s define measured reliability over a stated interval. A </w:t>
-      </w:r>
-      <w:r>
-        <w:rPr>
-          <w:b/>
-        </w:rPr>
-        <w:t>failure budget</w:t>
-      </w:r>
-      <w:r>
-        <w:rPr>
-          <w:b w:val="0"/>
-        </w:rPr>
-        <w:t xml:space="preserve"> is meaningful only after success and </w:t>
-      </w:r>
-      <w:r>
-        <w:rPr>
-          <w:b/>
-        </w:rPr>
-        <w:t>eligible request</w:t>
-      </w:r>
-      <w:r>
-        <w:rPr>
-          <w:b w:val="0"/>
-        </w:rPr>
-        <w:t>s are defined.</w:t>
-      </w:r>
-    </w:p>
-    <w:p>
-      <w:pPr>
-        <w:spacing w:line="336" w:lineRule="auto" w:after="180"/>
-      </w:pPr>
-      <w:r>
-        <w:rPr>
-          <w:b w:val="0"/>
-        </w:rPr>
-        <w:t>Begin by writing the question the procedure is intended to answer. Identify the information already supplied, the information it will produce and the information still missing.</w:t>
-      </w:r>
-    </w:p>
-    <w:p>
-      <w:pPr>
-        <w:spacing w:line="336" w:lineRule="auto" w:after="180"/>
-      </w:pPr>
-      <w:r>
-        <w:rPr>
-          <w:b w:val="0"/>
-        </w:rPr>
-        <w:t>These are constructed classroom examples; they do not require live accounts, private records or an external service. Do not treat a plausible explanation as a measured outcome.</w:t>
-      </w:r>
-    </w:p>
-    <w:p>
-      <w:pPr>
-        <w:pStyle w:val="Heading3"/>
-      </w:pPr>
-      <w:r>
-        <w:t>List the given facts and one fact that is not supplied.</w:t>
-      </w:r>
-    </w:p>
-    <w:p>
-      <w:r>
-        <w:t>________________________________________________________________</w:t>
-      </w:r>
-    </w:p>
-    <w:p>
-      <w:r>
-        <w:t>________________________________________________________________</w:t>
-      </w:r>
-    </w:p>
-    <w:p>
-      <w:r>
-        <w:t>________________________________________________________________</w:t>
-      </w:r>
-    </w:p>
-    <w:p>
-      <w:pPr>
-        <w:pStyle w:val="Heading1"/>
-      </w:pPr>
-      <w:r>
-        <w:t>03. See how it works</w:t>
-      </w:r>
-    </w:p>
-    <w:p>
-      <w:r>
-        <w:t>Follow the mechanism for Failure budgets and service objectives. Connect each labelled input, deciding step and result.</w:t>
-      </w:r>
-    </w:p>
-    <w:p>
-      <w:pPr>
-        <w:spacing w:line="336" w:lineRule="auto" w:after="180"/>
-      </w:pPr>
-      <w:r>
-        <w:rPr>
-          <w:b w:val="0"/>
-        </w:rPr>
-        <w:t xml:space="preserve">For a fictional objective at least 98% of 200 </w:t>
-      </w:r>
-      <w:r>
-        <w:rPr>
-          <w:b/>
-        </w:rPr>
-        <w:t>eligible request</w:t>
-      </w:r>
-      <w:r>
-        <w:rPr>
-          <w:b w:val="0"/>
-        </w:rPr>
-        <w:t>s must pass all contract checks. Allowed failures are 2%*200=4. Count every eligible failure once; report excluded requests separately.</w:t>
+        <w:t>, the deciding step and the result in this week’s visual. Explain the same step in ordinary words. A picture helps when you can say what each part represents.</w:t>
+      </w:r>
+    </w:p>
+    <w:p>
+      <w:pPr>
+        <w:pStyle w:val="Heading2"/>
+      </w:pPr>
+      <w:r>
+        <w:t>Earlier wording, alternatives and picture transcripts · reference / check after trying</w:t>
       </w:r>
     </w:p>
     <w:p>
@@ -616,13 +1320,222 @@
     </w:p>
     <w:p>
       <w:pPr>
+        <w:pStyle w:val="Heading3"/>
+      </w:pPr>
+      <w:r>
+        <w:t>Connect the picture and the explanation</w:t>
+      </w:r>
+    </w:p>
+    <w:p>
+      <w:pPr>
+        <w:pStyle w:val="Heading1"/>
+      </w:pPr>
+      <w:r>
+        <w:t>04. Change a hypothetical window without rewriting the original</w:t>
+      </w:r>
+    </w:p>
+    <w:p>
+      <w:r>
+        <w:t>A counterfactual example and a real retry have different evidence roles.</w:t>
+      </w:r>
+    </w:p>
+    <w:p>
+      <w:pPr>
+        <w:pStyle w:val="Heading2"/>
+      </w:pPr>
+      <w:r>
+        <w:t>Current task and response</w:t>
+      </w:r>
+    </w:p>
+    <w:p>
+      <w:pPr>
+        <w:pStyle w:val="ListBullet"/>
+      </w:pPr>
+      <w:r>
+        <w:t>In the interval 200 requests are eligible and 5 fail. Show the intermediate steps and give the conclusion with its scope.</w:t>
+      </w:r>
+    </w:p>
+    <w:p>
+      <w:pPr>
+        <w:pStyle w:val="Heading3"/>
+      </w:pPr>
+      <w:r>
+        <w:t>Keep the procedure fixed. Explain what changed in the inputs and result.</w:t>
+      </w:r>
+    </w:p>
+    <w:p>
+      <w:r>
+        <w:t>________________________________________________________________</w:t>
+      </w:r>
+    </w:p>
+    <w:p>
+      <w:r>
+        <w:t>________________________________________________________________</w:t>
+      </w:r>
+    </w:p>
+    <w:p>
+      <w:r>
+        <w:t>________________________________________________________________</w:t>
+      </w:r>
+    </w:p>
+    <w:p>
+      <w:r>
+        <w:t>________________________________________________________________</w:t>
+      </w:r>
+    </w:p>
+    <w:p>
+      <w:r>
+        <w:t>________________________________________________________________</w:t>
+      </w:r>
+    </w:p>
+    <w:p>
+      <w:pPr>
+        <w:pStyle w:val="Heading2"/>
+      </w:pPr>
+      <w:r>
+        <w:t>Predict the separate pictured counterfactual</w:t>
+      </w:r>
+    </w:p>
+    <w:p>
+      <w:pPr>
+        <w:pStyle w:val="ListBullet"/>
+      </w:pPr>
+      <w:r>
+        <w:t>Change: Counterfactual: change one failed outcome to a success in a separate copy of this 100-request window.</w:t>
+      </w:r>
+    </w:p>
+    <w:p>
+      <w:pPr>
+        <w:pStyle w:val="Heading2"/>
+      </w:pPr>
+      <w:r>
+        <w:t>Check after predicting · reference / check after trying</w:t>
+      </w:r>
+    </w:p>
+    <w:p>
+      <w:pPr>
         <w:spacing w:line="336" w:lineRule="auto" w:after="180"/>
       </w:pPr>
+      <w:r>
+        <w:rPr>
+          <w:b/>
+        </w:rPr>
+        <w:t>Prediction</w:t>
+      </w:r>
       <w:r>
         <w:rPr>
           <w:b w:val="0"/>
         </w:rPr>
-        <w:t xml:space="preserve">Before applying the procedure, write its units, denominator or decision boundary where relevant. A partner should be able to repeat each step using the same </w:t>
+        <w:t>: 98 successes and 2 failures meet the stated window target.</w:t>
+      </w:r>
+    </w:p>
+    <w:p>
+      <w:pPr>
+        <w:spacing w:line="336" w:lineRule="auto" w:after="180"/>
+      </w:pPr>
+      <w:r>
+        <w:rPr>
+          <w:b w:val="0"/>
+        </w:rPr>
+        <w:t>Reason: The counterfactual copy changes one outcome while its denominator stays 100; preserve the original 97-success/3-failure window.</w:t>
+      </w:r>
+    </w:p>
+    <w:p>
+      <w:pPr>
+        <w:pStyle w:val="Heading2"/>
+      </w:pPr>
+      <w:r>
+        <w:t>Earlier wording, alternatives and picture transcripts · reference / check after trying</w:t>
+      </w:r>
+    </w:p>
+    <w:p>
+      <w:pPr>
+        <w:pStyle w:val="Heading3"/>
+      </w:pPr>
+      <w:r>
+        <w:t>Compare a familiar case with a changed case</w:t>
+      </w:r>
+    </w:p>
+    <w:p>
+      <w:pPr>
+        <w:pStyle w:val="Heading3"/>
+      </w:pPr>
+      <w:r>
+        <w:t>Change one thing in the pictured case</w:t>
+      </w:r>
+    </w:p>
+    <w:p>
+      <w:pPr>
+        <w:pStyle w:val="Heading1"/>
+      </w:pPr>
+      <w:r>
+        <w:t>06. Keep the original window and its hypothetical variation side by side</w:t>
+      </w:r>
+    </w:p>
+    <w:p>
+      <w:r>
+        <w:t>Meeting one interval’s aggregate target does not establish future reliability.</w:t>
+      </w:r>
+    </w:p>
+    <w:p>
+      <w:pPr>
+        <w:pStyle w:val="Heading2"/>
+      </w:pPr>
+      <w:r>
+        <w:t>Main supplied count and conclusion</w:t>
+      </w:r>
+    </w:p>
+    <w:p>
+      <w:pPr>
+        <w:spacing w:line="336" w:lineRule="auto" w:after="180"/>
+      </w:pPr>
+      <w:r>
+        <w:rPr>
+          <w:b w:val="0"/>
+        </w:rPr>
+        <w:t>In the interval 200 requests are eligible and 5 fail.</w:t>
+      </w:r>
+    </w:p>
+    <w:p>
+      <w:pPr>
+        <w:spacing w:line="336" w:lineRule="auto" w:after="180"/>
+      </w:pPr>
+      <w:r>
+        <w:rPr>
+          <w:b w:val="0"/>
+        </w:rPr>
+        <w:t>195/200=97.5%, below 98%; failures exceed budget 4 by one. This is the measured interval only.</w:t>
+      </w:r>
+    </w:p>
+    <w:p>
+      <w:pPr>
+        <w:pStyle w:val="Heading2"/>
+      </w:pPr>
+      <w:r>
+        <w:t>Keep the reasoning’s scope</w:t>
+      </w:r>
+    </w:p>
+    <w:p>
+      <w:pPr>
+        <w:spacing w:line="336" w:lineRule="auto" w:after="180"/>
+      </w:pPr>
+      <w:r>
+        <w:rPr>
+          <w:b w:val="0"/>
+        </w:rPr>
+        <w:t xml:space="preserve">Compare the intermediate </w:t>
+      </w:r>
+      <w:r>
+        <w:rPr>
+          <w:b/>
+        </w:rPr>
+        <w:t>evidence</w:t>
+      </w:r>
+      <w:r>
+        <w:rPr>
+          <w:b w:val="0"/>
+        </w:rPr>
+        <w:t xml:space="preserve"> with the final statement. Explain why each number or decision follows from the stated </w:t>
       </w:r>
       <w:r>
         <w:rPr>
@@ -645,7 +1558,7 @@
         <w:rPr>
           <w:b w:val="0"/>
         </w:rPr>
-        <w:t xml:space="preserve">If a required </w:t>
+        <w:t xml:space="preserve">The conclusion belongs to this scenario and procedure; changing the </w:t>
       </w:r>
       <w:r>
         <w:rPr>
@@ -657,15 +1570,15 @@
         <w:rPr>
           <w:b w:val="0"/>
         </w:rPr>
-        <w:t xml:space="preserve"> is absent or violates the stated contract, record that condition explicitly instead of quietly replacing it with a convenient value.</w:t>
-      </w:r>
-    </w:p>
-    <w:p>
-      <w:pPr>
-        <w:pStyle w:val="Heading3"/>
-      </w:pPr>
-      <w:r>
-        <w:t>Connect the picture and the explanation</w:t>
+        <w:t>s, evaluation population or authority can change what it establishes. Retain the raw record so a later revision can be compared honestly.</w:t>
+      </w:r>
+    </w:p>
+    <w:p>
+      <w:pPr>
+        <w:pStyle w:val="Heading2"/>
+      </w:pPr>
+      <w:r>
+        <w:t>Separate100-request picture and success definition</w:t>
       </w:r>
     </w:p>
     <w:p>
@@ -676,369 +1589,13 @@
         <w:rPr>
           <w:b w:val="0"/>
         </w:rPr>
-        <w:t xml:space="preserve">Point to the </w:t>
+        <w:t xml:space="preserve">A reliability allowance. A practice service requires at least 98 successes in each window of 100 </w:t>
       </w:r>
       <w:r>
         <w:rPr>
           <w:b/>
         </w:rPr>
-        <w:t>input</w:t>
-      </w:r>
-      <w:r>
-        <w:rPr>
-          <w:b w:val="0"/>
-        </w:rPr>
-        <w:t>, the deciding step and the result in this week’s visual. Explain the same step in ordinary words. A picture helps when you can say what each part represents.</w:t>
-      </w:r>
-    </w:p>
-    <w:p>
-      <w:pPr>
-        <w:pStyle w:val="Heading1"/>
-      </w:pPr>
-      <w:r>
-        <w:t>04. Compare the cases</w:t>
-      </w:r>
-    </w:p>
-    <w:p>
-      <w:r>
-        <w:t>Compare the supplied cases for Failure budgets and service objectives. Identify the detail that changes the conclusion.</w:t>
-      </w:r>
-    </w:p>
-    <w:p>
-      <w:pPr>
-        <w:pStyle w:val="Heading3"/>
-      </w:pPr>
-      <w:r>
-        <w:t>Compare a familiar case with a changed case</w:t>
-      </w:r>
-    </w:p>
-    <w:p>
-      <w:pPr>
-        <w:spacing w:line="336" w:lineRule="auto" w:after="180"/>
-      </w:pPr>
-      <w:r>
-        <w:rPr>
-          <w:b w:val="0"/>
-        </w:rPr>
-        <w:t>In the interval 200 requests are eligible and 5 fail. Show the intermediate steps and give the conclusion with its scope.</w:t>
-      </w:r>
-    </w:p>
-    <w:p>
-      <w:pPr>
-        <w:pStyle w:val="Heading3"/>
-      </w:pPr>
-      <w:r>
-        <w:t>Keep the procedure fixed. Explain what changed in the inputs and result.</w:t>
-      </w:r>
-    </w:p>
-    <w:p>
-      <w:r>
-        <w:t>________________________________________________________________</w:t>
-      </w:r>
-    </w:p>
-    <w:p>
-      <w:r>
-        <w:t>________________________________________________________________</w:t>
-      </w:r>
-    </w:p>
-    <w:p>
-      <w:r>
-        <w:t>________________________________________________________________</w:t>
-      </w:r>
-    </w:p>
-    <w:p>
-      <w:r>
-        <w:t>________________________________________________________________</w:t>
-      </w:r>
-    </w:p>
-    <w:p>
-      <w:r>
-        <w:t>________________________________________________________________</w:t>
-      </w:r>
-    </w:p>
-    <w:p>
-      <w:pPr>
-        <w:pStyle w:val="Heading3"/>
-      </w:pPr>
-      <w:r>
-        <w:t>Change one thing in the pictured case</w:t>
-      </w:r>
-    </w:p>
-    <w:p>
-      <w:pPr>
-        <w:pStyle w:val="Heading3"/>
-      </w:pPr>
-      <w:r>
-        <w:t>Change one thing</w:t>
-      </w:r>
-    </w:p>
-    <w:p>
-      <w:pPr>
-        <w:spacing w:line="336" w:lineRule="auto" w:after="180"/>
-        <w:shd w:fill="F5F1FB"/>
-      </w:pPr>
-      <w:r>
-        <w:rPr>
-          <w:b w:val="0"/>
-        </w:rPr>
-        <w:t>Change: Repair one failed request into a success in this window.</w:t>
-      </w:r>
-    </w:p>
-    <w:p>
-      <w:pPr>
-        <w:pStyle w:val="Heading3"/>
-      </w:pPr>
-      <w:r>
-        <w:t>Predicted result</w:t>
-      </w:r>
-    </w:p>
-    <w:p>
-      <w:pPr>
-        <w:spacing w:line="336" w:lineRule="auto" w:after="180"/>
-        <w:shd w:fill="F1F6FC"/>
-      </w:pPr>
-      <w:r>
-        <w:rPr>
-          <w:b/>
-        </w:rPr>
-        <w:t>Prediction</w:t>
-      </w:r>
-      <w:r>
-        <w:rPr>
-          <w:b w:val="0"/>
-        </w:rPr>
-        <w:t>: 98 successes and 2 failures meet the stated window target.</w:t>
-      </w:r>
-    </w:p>
-    <w:p>
-      <w:pPr>
-        <w:pStyle w:val="Heading3"/>
-      </w:pPr>
-      <w:r>
-        <w:t>Why the result follows</w:t>
-      </w:r>
-    </w:p>
-    <w:p>
-      <w:pPr>
-        <w:spacing w:line="336" w:lineRule="auto" w:after="180"/>
-        <w:shd w:fill="F1F6FC"/>
-      </w:pPr>
-      <w:r>
-        <w:rPr>
-          <w:b w:val="0"/>
-        </w:rPr>
-        <w:t>Reason: One recorded outcome changes while the denominator stays 100.</w:t>
-      </w:r>
-    </w:p>
-    <w:p>
-      <w:pPr>
-        <w:pStyle w:val="Heading1"/>
-      </w:pPr>
-      <w:r>
-        <w:t>05. Words that unlock the idea</w:t>
-      </w:r>
-    </w:p>
-    <w:p>
-      <w:r>
-        <w:t>Use the vocabulary of Failure budgets and service objectives to explain a concrete decision, rather than only memorising definitions.</w:t>
-      </w:r>
-    </w:p>
-    <w:tbl>
-      <w:tblPr>
-        <w:tblStyle w:val="LightShading-Accent1"/>
-        <w:tblW w:type="auto" w:w="0"/>
-        <w:tblLook w:firstColumn="1" w:firstRow="1" w:lastColumn="0" w:lastRow="0" w:noHBand="0" w:noVBand="1" w:val="04A0"/>
-      </w:tblPr>
-      <w:tblGrid>
-        <w:gridCol w:w="5112"/>
-        <w:gridCol w:w="5112"/>
-      </w:tblGrid>
-      <w:tr>
-        <w:trPr>
-          <w:tblHeader/>
-        </w:trPr>
-        <w:tc>
-          <w:tcPr>
-            <w:tcW w:type="dxa" w:w="5112"/>
-          </w:tcPr>
-          <w:p>
-            <w:r>
-              <w:t>Word</w:t>
-            </w:r>
-          </w:p>
-        </w:tc>
-        <w:tc>
-          <w:tcPr>
-            <w:tcW w:type="dxa" w:w="5112"/>
-          </w:tcPr>
-          <w:p>
-            <w:r>
-              <w:t>Meaning</w:t>
-            </w:r>
-          </w:p>
-        </w:tc>
-      </w:tr>
-      <w:tr>
-        <w:tc>
-          <w:tcPr>
-            <w:tcW w:type="dxa" w:w="5112"/>
-          </w:tcPr>
-          <w:p>
-            <w:r>
-              <w:t>Service objective</w:t>
-            </w:r>
-          </w:p>
-        </w:tc>
-        <w:tc>
-          <w:tcPr>
-            <w:tcW w:type="dxa" w:w="5112"/>
-          </w:tcPr>
-          <w:p>
-            <w:r>
-              <w:t>A declared measured target over a specified scope</w:t>
-            </w:r>
-          </w:p>
-        </w:tc>
-      </w:tr>
-      <w:tr>
-        <w:tc>
-          <w:tcPr>
-            <w:tcW w:type="dxa" w:w="5112"/>
-          </w:tcPr>
-          <w:p>
-            <w:r>
-              <w:t>Failure budget</w:t>
-            </w:r>
-          </w:p>
-        </w:tc>
-        <w:tc>
-          <w:tcPr>
-            <w:tcW w:type="dxa" w:w="5112"/>
-          </w:tcPr>
-          <w:p>
-            <w:r>
-              <w:t>The failures allowed under that target</w:t>
-            </w:r>
-          </w:p>
-        </w:tc>
-      </w:tr>
-      <w:tr>
-        <w:tc>
-          <w:tcPr>
-            <w:tcW w:type="dxa" w:w="5112"/>
-          </w:tcPr>
-          <w:p>
-            <w:r>
-              <w:t>Eligible request</w:t>
-            </w:r>
-          </w:p>
-        </w:tc>
-        <w:tc>
-          <w:tcPr>
-            <w:tcW w:type="dxa" w:w="5112"/>
-          </w:tcPr>
-          <w:p>
-            <w:r>
-              <w:t>A request included under the declared denominator rule</w:t>
-            </w:r>
-          </w:p>
-        </w:tc>
-      </w:tr>
-    </w:tbl>
-    <w:p>
-      <w:pPr>
-        <w:pStyle w:val="Heading3"/>
-      </w:pPr>
-      <w:r>
-        <w:t>Use two terms to explain a step in this week’s example.</w:t>
-      </w:r>
-    </w:p>
-    <w:p>
-      <w:r>
-        <w:t>________________________________________________________________</w:t>
-      </w:r>
-    </w:p>
-    <w:p>
-      <w:r>
-        <w:t>________________________________________________________________</w:t>
-      </w:r>
-    </w:p>
-    <w:p>
-      <w:r>
-        <w:t>________________________________________________________________</w:t>
-      </w:r>
-    </w:p>
-    <w:p>
-      <w:pPr>
-        <w:pStyle w:val="Heading1"/>
-      </w:pPr>
-      <w:r>
-        <w:t>06. Follow a worked example</w:t>
-      </w:r>
-    </w:p>
-    <w:p>
-      <w:r>
-        <w:t>Follow the worked trace for Failure budgets and service objectives, predict a step, then compare with its explanation.</w:t>
-      </w:r>
-    </w:p>
-    <w:p>
-      <w:pPr>
-        <w:spacing w:line="336" w:lineRule="auto" w:after="180"/>
-      </w:pPr>
-      <w:r>
-        <w:rPr>
-          <w:b w:val="0"/>
-        </w:rPr>
-        <w:t>In the interval 200 requests are eligible and 5 fail.</w:t>
-      </w:r>
-    </w:p>
-    <w:p>
-      <w:pPr>
-        <w:spacing w:line="336" w:lineRule="auto" w:after="180"/>
-      </w:pPr>
-      <w:r>
-        <w:rPr>
-          <w:b w:val="0"/>
-        </w:rPr>
-        <w:t>195/200=97.5%, below 98%; failures exceed budget 4 by one. This is the measured interval only.</w:t>
-      </w:r>
-    </w:p>
-    <w:p>
-      <w:pPr>
-        <w:pStyle w:val="Heading3"/>
-      </w:pPr>
-      <w:r>
-        <w:t>Worked explanation · Failure budgets and service objectives</w:t>
-      </w:r>
-    </w:p>
-    <w:p>
-      <w:pPr>
-        <w:spacing w:line="336" w:lineRule="auto" w:after="180"/>
-        <w:shd w:fill="F1F6FC"/>
-      </w:pPr>
-      <w:r>
-        <w:rPr>
-          <w:b w:val="0"/>
-        </w:rPr>
-        <w:t xml:space="preserve">Compare the intermediate </w:t>
-      </w:r>
-      <w:r>
-        <w:rPr>
-          <w:b/>
-        </w:rPr>
-        <w:t>evidence</w:t>
-      </w:r>
-      <w:r>
-        <w:rPr>
-          <w:b w:val="0"/>
-        </w:rPr>
-        <w:t xml:space="preserve"> with the final statement. Explain why each number or decision follows from the stated </w:t>
-      </w:r>
-      <w:r>
-        <w:rPr>
-          <w:b/>
-        </w:rPr>
-        <w:t>input</w:t>
+        <w:t>eligible request</w:t>
       </w:r>
       <w:r>
         <w:rPr>
@@ -1050,97 +1607,6 @@
     <w:p>
       <w:pPr>
         <w:spacing w:line="336" w:lineRule="auto" w:after="180"/>
-        <w:shd w:fill="F1F6FC"/>
-      </w:pPr>
-      <w:r>
-        <w:rPr>
-          <w:b w:val="0"/>
-        </w:rPr>
-        <w:t xml:space="preserve">The conclusion belongs to this scenario and procedure; changing the </w:t>
-      </w:r>
-      <w:r>
-        <w:rPr>
-          <w:b/>
-        </w:rPr>
-        <w:t>input</w:t>
-      </w:r>
-      <w:r>
-        <w:rPr>
-          <w:b w:val="0"/>
-        </w:rPr>
-        <w:t>s, evaluation population or authority can change what it establishes. Retain the raw record so a later revision can be compared honestly.</w:t>
-      </w:r>
-    </w:p>
-    <w:p>
-      <w:pPr>
-        <w:pStyle w:val="Heading3"/>
-      </w:pPr>
-      <w:r>
-        <w:t>Learn from the worked case</w:t>
-      </w:r>
-    </w:p>
-    <w:p>
-      <w:pPr>
-        <w:spacing w:line="336" w:lineRule="auto" w:after="180"/>
-      </w:pPr>
-      <w:r>
-        <w:rPr>
-          <w:b w:val="0"/>
-        </w:rPr>
-        <w:t>Cover the result before checking it. Say what is given, choose the procedure, and follow one step at a time. Then uncover the result and explain your first mismatch. Ask why a step is allowed, not only what number it produces.</w:t>
-      </w:r>
-    </w:p>
-    <w:p>
-      <w:pPr>
-        <w:pStyle w:val="Heading3"/>
-      </w:pPr>
-      <w:r>
-        <w:t>A pictorial worked case: Failure budgets and service objectives</w:t>
-      </w:r>
-    </w:p>
-    <w:p>
-      <w:pPr>
-        <w:spacing w:line="336" w:lineRule="auto" w:after="180"/>
-      </w:pPr>
-      <w:r>
-        <w:rPr>
-          <w:b w:val="0"/>
-        </w:rPr>
-        <w:t xml:space="preserve">A reliability allowance. A practice service requires at least 98 successes in each window of 100 </w:t>
-      </w:r>
-      <w:r>
-        <w:rPr>
-          <w:b/>
-        </w:rPr>
-        <w:t>eligible request</w:t>
-      </w:r>
-      <w:r>
-        <w:rPr>
-          <w:b w:val="0"/>
-        </w:rPr>
-        <w:t>s.</w:t>
-      </w:r>
-    </w:p>
-    <w:p>
-      <w:pPr>
-        <w:pStyle w:val="Heading3"/>
-      </w:pPr>
-      <w:r>
-        <w:t>The facts we will use</w:t>
-      </w:r>
-    </w:p>
-    <w:p>
-      <w:pPr>
-        <w:pStyle w:val="Heading3"/>
-      </w:pPr>
-      <w:r>
-        <w:t>Supplied facts</w:t>
-      </w:r>
-    </w:p>
-    <w:p>
-      <w:pPr>
-        <w:spacing w:line="336" w:lineRule="auto" w:after="180"/>
-        <w:shd w:fill="F1F6FC"/>
       </w:pPr>
       <w:r>
         <w:rPr>
@@ -1150,11 +1616,41 @@
       </w:r>
     </w:p>
     <w:p>
+      <w:pPr>
+        <w:spacing w:line="336" w:lineRule="auto" w:after="180"/>
+      </w:pPr>
+      <w:r>
+        <w:rPr>
+          <w:b w:val="0"/>
+        </w:rPr>
+        <w:t>The main window has 200 eligible requests and 5 failures. The picture is a separate 100-request window:97 successes, 3 failures, target at least 98 successes. Its maximum allowance is2 failures, so it misses by1. The changed picture is a counterfactual copy with 98 successes and 2 failures, which meets the same rule. Preserve the original 97/3 history.</w:t>
+      </w:r>
+    </w:p>
+    <w:p>
+      <w:pPr>
+        <w:spacing w:line="336" w:lineRule="auto" w:after="180"/>
+      </w:pPr>
+      <w:r>
+        <w:rPr>
+          <w:b w:val="0"/>
+        </w:rPr>
+        <w:t>In a real service, a later successful retry does not automatically erase the original failed request; request identity, retry counting and window policy must be declared before measurement.</w:t>
+      </w:r>
+    </w:p>
+    <w:p>
+      <w:pPr>
+        <w:pStyle w:val="Heading2"/>
+      </w:pPr>
+      <w:r>
+        <w:t>Trace allowed count and missed target</w:t>
+      </w:r>
+    </w:p>
+    <w:p>
       <w:r>
         <w:drawing>
           <wp:inline xmlns:a="http://schemas.openxmlformats.org/drawingml/2006/main" xmlns:pic="http://schemas.openxmlformats.org/drawingml/2006/picture">
-            <wp:extent cx="5486400" cy="2641600"/>
-            <wp:docPr id="1" name="Picture 1" descr="Failure count in one 100-request window"/>
+            <wp:extent cx="5486400" cy="3182112"/>
+            <wp:docPr id="1" name="Picture 1" descr="Define success: Use the same predeclared correctness and timing criteria. → Compute allowance: The target permits at most 2 failures in 100 requests. → Compare record: Three failures misses the target by one request."/>
             <wp:cNvGraphicFramePr>
               <a:graphicFrameLocks noChangeAspect="1"/>
             </wp:cNvGraphicFramePr>
@@ -1162,7 +1658,7 @@
               <a:graphicData uri="http://schemas.openxmlformats.org/drawingml/2006/picture">
                 <pic:pic>
                   <pic:nvPicPr>
-                    <pic:cNvPr id="0" name="academy-detail-ai-6-11.png"/>
+                    <pic:cNvPr id="0" name="academy-story-ai-6-11-02.png"/>
                     <pic:cNvPicPr/>
                   </pic:nvPicPr>
                   <pic:blipFill>
@@ -1174,43 +1670,7 @@
                   <pic:spPr>
                     <a:xfrm>
                       <a:off x="0" y="0"/>
-                      <a:ext cx="5486400" cy="2641600"/>
-                    </a:xfrm>
-                    <a:prstGeom prst="rect"/>
-                  </pic:spPr>
-                </pic:pic>
-              </a:graphicData>
-            </a:graphic>
-          </wp:inline>
-        </w:drawing>
-      </w:r>
-    </w:p>
-    <w:p>
-      <w:r>
-        <w:drawing>
-          <wp:inline xmlns:a="http://schemas.openxmlformats.org/drawingml/2006/main" xmlns:pic="http://schemas.openxmlformats.org/drawingml/2006/picture">
-            <wp:extent cx="5486400" cy="5145314"/>
-            <wp:docPr id="2" name="Picture 2" descr="Failure budgets and service objectives. Define success: Use the same predeclared correctness and timing criteria.. Compute allowance: The target permits at most 2 failures in 100 requests.. Compare record: Three failures misses the target by one request."/>
-            <wp:cNvGraphicFramePr>
-              <a:graphicFrameLocks noChangeAspect="1"/>
-            </wp:cNvGraphicFramePr>
-            <a:graphic>
-              <a:graphicData uri="http://schemas.openxmlformats.org/drawingml/2006/picture">
-                <pic:pic>
-                  <pic:nvPicPr>
-                    <pic:cNvPr id="0" name="academy-visual-ai-6-11.png"/>
-                    <pic:cNvPicPr/>
-                  </pic:nvPicPr>
-                  <pic:blipFill>
-                    <a:blip r:embed="rId10"/>
-                    <a:stretch>
-                      <a:fillRect/>
-                    </a:stretch>
-                  </pic:blipFill>
-                  <pic:spPr>
-                    <a:xfrm>
-                      <a:off x="0" y="0"/>
-                      <a:ext cx="5486400" cy="5145314"/>
+                      <a:ext cx="5486400" cy="3182112"/>
                     </a:xfrm>
                     <a:prstGeom prst="rect"/>
                   </pic:spPr>
@@ -1338,24 +1798,7 @@
     </w:p>
     <w:p>
       <w:pPr>
-        <w:pStyle w:val="Heading3"/>
-      </w:pPr>
-      <w:r>
-        <w:t>Why this result follows</w:t>
-      </w:r>
-    </w:p>
-    <w:p>
-      <w:pPr>
-        <w:pStyle w:val="Heading3"/>
-      </w:pPr>
-      <w:r>
-        <w:t>Why the result follows</w:t>
-      </w:r>
-    </w:p>
-    <w:p>
-      <w:pPr>
         <w:spacing w:line="336" w:lineRule="auto" w:after="180"/>
-        <w:shd w:fill="F1F6FC"/>
       </w:pPr>
       <w:r>
         <w:rPr>
@@ -1366,30 +1809,338 @@
     </w:p>
     <w:p>
       <w:pPr>
+        <w:pStyle w:val="Heading2"/>
+      </w:pPr>
+      <w:r>
+        <w:t>Predict the explicitly separate counterfactual</w:t>
+      </w:r>
+    </w:p>
+    <w:p>
+      <w:pPr>
+        <w:pStyle w:val="ListBullet"/>
+      </w:pPr>
+      <w:r>
+        <w:t>Change one thing: Counterfactual: change one failed outcome to a success in a separate copy of this 100-request window. Predict the result before checking the explanation. What remains the same?</w:t>
+      </w:r>
+    </w:p>
+    <w:p>
+      <w:pPr>
+        <w:pStyle w:val="Heading2"/>
+      </w:pPr>
+      <w:r>
+        <w:t>Check after predicting · reference / check after trying</w:t>
+      </w:r>
+    </w:p>
+    <w:p>
+      <w:r>
+        <w:drawing>
+          <wp:inline xmlns:a="http://schemas.openxmlformats.org/drawingml/2006/main" xmlns:pic="http://schemas.openxmlformats.org/drawingml/2006/picture">
+            <wp:extent cx="5486400" cy="3026664"/>
+            <wp:docPr id="2" name="Picture 2" descr="Original case: Three failures misses the target by one request. Changed condition: Counterfactual: change one failed outcome to a success in a separate copy of this 100-request window. Expected result: 98 successes and 2 failures meet the stated window target. Reason: The counterfactual copy changes one outcome while its denominator stays 100; preserve the original 97-success/3-failure window."/>
+            <wp:cNvGraphicFramePr>
+              <a:graphicFrameLocks noChangeAspect="1"/>
+            </wp:cNvGraphicFramePr>
+            <a:graphic>
+              <a:graphicData uri="http://schemas.openxmlformats.org/drawingml/2006/picture">
+                <pic:pic>
+                  <pic:nvPicPr>
+                    <pic:cNvPr id="0" name="academy-story-ai-6-11-04.png"/>
+                    <pic:cNvPicPr/>
+                  </pic:nvPicPr>
+                  <pic:blipFill>
+                    <a:blip r:embed="rId10"/>
+                    <a:stretch>
+                      <a:fillRect/>
+                    </a:stretch>
+                  </pic:blipFill>
+                  <pic:spPr>
+                    <a:xfrm>
+                      <a:off x="0" y="0"/>
+                      <a:ext cx="5486400" cy="3026664"/>
+                    </a:xfrm>
+                    <a:prstGeom prst="rect"/>
+                  </pic:spPr>
+                </pic:pic>
+              </a:graphicData>
+            </a:graphic>
+          </wp:inline>
+        </w:drawing>
+      </w:r>
+    </w:p>
+    <w:tbl>
+      <w:tblPr>
+        <w:tblStyle w:val="LightShading-Accent1"/>
+        <w:tblW w:type="auto" w:w="0"/>
+        <w:tblLook w:firstColumn="1" w:firstRow="1" w:lastColumn="0" w:lastRow="0" w:noHBand="0" w:noVBand="1" w:val="04A0"/>
+      </w:tblPr>
+      <w:tblGrid>
+        <w:gridCol w:w="2045"/>
+        <w:gridCol w:w="2045"/>
+        <w:gridCol w:w="2045"/>
+        <w:gridCol w:w="2045"/>
+        <w:gridCol w:w="2045"/>
+      </w:tblGrid>
+      <w:tr>
+        <w:trPr>
+          <w:tblHeader/>
+        </w:trPr>
+        <w:tc>
+          <w:tcPr>
+            <w:tcW w:type="dxa" w:w="2045"/>
+          </w:tcPr>
+          <w:p>
+            <w:r>
+              <w:t>Separate pictured record</w:t>
+            </w:r>
+          </w:p>
+        </w:tc>
+        <w:tc>
+          <w:tcPr>
+            <w:tcW w:type="dxa" w:w="2045"/>
+          </w:tcPr>
+          <w:p>
+            <w:r>
+              <w:t>Successes / eligible</w:t>
+            </w:r>
+          </w:p>
+        </w:tc>
+        <w:tc>
+          <w:tcPr>
+            <w:tcW w:type="dxa" w:w="2045"/>
+          </w:tcPr>
+          <w:p>
+            <w:r>
+              <w:t>Failures</w:t>
+            </w:r>
+          </w:p>
+        </w:tc>
+        <w:tc>
+          <w:tcPr>
+            <w:tcW w:type="dxa" w:w="2045"/>
+          </w:tcPr>
+          <w:p>
+            <w:r>
+              <w:t>Allowed failures</w:t>
+            </w:r>
+          </w:p>
+        </w:tc>
+        <w:tc>
+          <w:tcPr>
+            <w:tcW w:type="dxa" w:w="2045"/>
+          </w:tcPr>
+          <w:p>
+            <w:r>
+              <w:t>Decision</w:t>
+            </w:r>
+          </w:p>
+        </w:tc>
+      </w:tr>
+      <w:tr>
+        <w:tc>
+          <w:tcPr>
+            <w:tcW w:type="dxa" w:w="2045"/>
+          </w:tcPr>
+          <w:p>
+            <w:r>
+              <w:t>Original window, retain unchanged</w:t>
+            </w:r>
+          </w:p>
+        </w:tc>
+        <w:tc>
+          <w:tcPr>
+            <w:tcW w:type="dxa" w:w="2045"/>
+          </w:tcPr>
+          <w:p>
+            <w:r>
+              <w:t>97/100</w:t>
+            </w:r>
+          </w:p>
+        </w:tc>
+        <w:tc>
+          <w:tcPr>
+            <w:tcW w:type="dxa" w:w="2045"/>
+          </w:tcPr>
+          <w:p>
+            <w:r>
+              <w:t>3</w:t>
+            </w:r>
+          </w:p>
+        </w:tc>
+        <w:tc>
+          <w:tcPr>
+            <w:tcW w:type="dxa" w:w="2045"/>
+          </w:tcPr>
+          <w:p>
+            <w:r>
+              <w:t>2</w:t>
+            </w:r>
+          </w:p>
+        </w:tc>
+        <w:tc>
+          <w:tcPr>
+            <w:tcW w:type="dxa" w:w="2045"/>
+          </w:tcPr>
+          <w:p>
+            <w:r>
+              <w:t>Misses target</w:t>
+            </w:r>
+          </w:p>
+        </w:tc>
+      </w:tr>
+      <w:tr>
+        <w:tc>
+          <w:tcPr>
+            <w:tcW w:type="dxa" w:w="2045"/>
+          </w:tcPr>
+          <w:p>
+            <w:r>
+              <w:t>Counterfactual copy, one different outcome</w:t>
+            </w:r>
+          </w:p>
+        </w:tc>
+        <w:tc>
+          <w:tcPr>
+            <w:tcW w:type="dxa" w:w="2045"/>
+          </w:tcPr>
+          <w:p>
+            <w:r>
+              <w:t>98/100</w:t>
+            </w:r>
+          </w:p>
+        </w:tc>
+        <w:tc>
+          <w:tcPr>
+            <w:tcW w:type="dxa" w:w="2045"/>
+          </w:tcPr>
+          <w:p>
+            <w:r>
+              <w:t>2</w:t>
+            </w:r>
+          </w:p>
+        </w:tc>
+        <w:tc>
+          <w:tcPr>
+            <w:tcW w:type="dxa" w:w="2045"/>
+          </w:tcPr>
+          <w:p>
+            <w:r>
+              <w:t>2</w:t>
+            </w:r>
+          </w:p>
+        </w:tc>
+        <w:tc>
+          <w:tcPr>
+            <w:tcW w:type="dxa" w:w="2045"/>
+          </w:tcPr>
+          <w:p>
+            <w:r>
+              <w:t>Meets target at equality</w:t>
+            </w:r>
+          </w:p>
+        </w:tc>
+      </w:tr>
+      <w:tr>
+        <w:tc>
+          <w:tcPr>
+            <w:tcW w:type="dxa" w:w="2045"/>
+          </w:tcPr>
+          <w:p>
+            <w:r>
+              <w:t>Actual retry after an observed failure</w:t>
+            </w:r>
+          </w:p>
+        </w:tc>
+        <w:tc>
+          <w:tcPr>
+            <w:tcW w:type="dxa" w:w="2045"/>
+          </w:tcPr>
+          <w:p>
+            <w:r>
+              <w:t>Requires declared request/window policy</w:t>
+            </w:r>
+          </w:p>
+        </w:tc>
+        <w:tc>
+          <w:tcPr>
+            <w:tcW w:type="dxa" w:w="2045"/>
+          </w:tcPr>
+          <w:p>
+            <w:r>
+              <w:t>Do not silently erase prior failure</w:t>
+            </w:r>
+          </w:p>
+        </w:tc>
+        <w:tc>
+          <w:tcPr>
+            <w:tcW w:type="dxa" w:w="2045"/>
+          </w:tcPr>
+          <w:p>
+            <w:r>
+              <w:t>Keep original history</w:t>
+            </w:r>
+          </w:p>
+        </w:tc>
+        <w:tc>
+          <w:tcPr>
+            <w:tcW w:type="dxa" w:w="2045"/>
+          </w:tcPr>
+          <w:p>
+            <w:r>
+              <w:t>Not supplied or measured here</w:t>
+            </w:r>
+          </w:p>
+        </w:tc>
+      </w:tr>
+    </w:tbl>
+    <w:p>
+      <w:pPr>
+        <w:pStyle w:val="Heading2"/>
+      </w:pPr>
+      <w:r>
+        <w:t>Explain equality,history and remaining limits</w:t>
+      </w:r>
+    </w:p>
+    <w:p>
+      <w:pPr>
+        <w:pStyle w:val="ListBullet"/>
+      </w:pPr>
+      <w:r>
+        <w:t>Meeting one window does not guarantee the next; monitor repeated windows and distinguish failure types.</w:t>
+      </w:r>
+    </w:p>
+    <w:p>
+      <w:pPr>
+        <w:pStyle w:val="ListBullet"/>
+      </w:pPr>
+      <w:r>
+        <w:t>Read the labelled picture: Calculate the maximum allowed failures among 100 requests. Does 97 successes and 3 failures meet the target, and what changes after one failure becomes a success?</w:t>
+      </w:r>
+    </w:p>
+    <w:p>
+      <w:pPr>
+        <w:pStyle w:val="Heading2"/>
+      </w:pPr>
+      <w:r>
+        <w:t>Earlier wording, alternatives and picture transcripts · reference / check after trying</w:t>
+      </w:r>
+    </w:p>
+    <w:p>
+      <w:pPr>
         <w:pStyle w:val="Heading3"/>
       </w:pPr>
       <w:r>
-        <w:t>What this example does not establish</w:t>
-      </w:r>
-    </w:p>
-    <w:p>
-      <w:pPr>
-        <w:pStyle w:val="Heading3"/>
-      </w:pPr>
-      <w:r>
-        <w:t>Keep the stated limit</w:t>
+        <w:t>Learn from the worked case</w:t>
       </w:r>
     </w:p>
     <w:p>
       <w:pPr>
         <w:spacing w:line="336" w:lineRule="auto" w:after="180"/>
-        <w:shd w:fill="FFF5E6"/>
       </w:pPr>
       <w:r>
         <w:rPr>
           <w:b w:val="0"/>
         </w:rPr>
-        <w:t>Meeting one window does not guarantee the next; monitor repeated windows and distinguish failure types.</w:t>
+        <w:t>Cover the result before checking it. Say what is given, choose the procedure, and follow one step at a time. Then uncover the result and explain your first mismatch. Ask why a step is allowed, not only what number it produces.</w:t>
       </w:r>
     </w:p>
     <w:p>
@@ -1397,19 +2148,7 @@
         <w:pStyle w:val="Heading3"/>
       </w:pPr>
       <w:r>
-        <w:t>Keep the stated limit</w:t>
-      </w:r>
-    </w:p>
-    <w:p>
-      <w:pPr>
-        <w:spacing w:line="336" w:lineRule="auto" w:after="180"/>
-        <w:shd w:fill="FFF5E6"/>
-      </w:pPr>
-      <w:r>
-        <w:rPr>
-          <w:b w:val="0"/>
-        </w:rPr>
-        <w:t>Read the labelled picture: Calculate the maximum allowed failures among 100 requests. Does 97 successes and 3 failures meet the target, and what changes after one failure becomes a success?</w:t>
+        <w:t>A pictorial worked case: Failure budgets and service objectives</w:t>
       </w:r>
     </w:p>
     <w:p>
@@ -1417,19 +2156,95 @@
         <w:pStyle w:val="Heading3"/>
       </w:pPr>
       <w:r>
-        <w:t>Keep the stated limit</w:t>
-      </w:r>
-    </w:p>
-    <w:p>
-      <w:pPr>
-        <w:spacing w:line="336" w:lineRule="auto" w:after="180"/>
-        <w:shd w:fill="FFF5E6"/>
-      </w:pPr>
-      <w:r>
-        <w:rPr>
-          <w:b w:val="0"/>
-        </w:rPr>
-        <w:t>Change one thing: Repair one failed request into a success in this window. Predict the result before checking the explanation. What remains the same?</w:t>
+        <w:t>The facts we will use</w:t>
+      </w:r>
+    </w:p>
+    <w:p>
+      <w:r>
+        <w:drawing>
+          <wp:inline xmlns:a="http://schemas.openxmlformats.org/drawingml/2006/main" xmlns:pic="http://schemas.openxmlformats.org/drawingml/2006/picture">
+            <wp:extent cx="5486400" cy="2641600"/>
+            <wp:docPr id="3" name="Picture 3" descr="Failure count in one 100-request window"/>
+            <wp:cNvGraphicFramePr>
+              <a:graphicFrameLocks noChangeAspect="1"/>
+            </wp:cNvGraphicFramePr>
+            <a:graphic>
+              <a:graphicData uri="http://schemas.openxmlformats.org/drawingml/2006/picture">
+                <pic:pic>
+                  <pic:nvPicPr>
+                    <pic:cNvPr id="0" name="academy-detail-ai-6-11.png"/>
+                    <pic:cNvPicPr/>
+                  </pic:nvPicPr>
+                  <pic:blipFill>
+                    <a:blip r:embed="rId11"/>
+                    <a:stretch>
+                      <a:fillRect/>
+                    </a:stretch>
+                  </pic:blipFill>
+                  <pic:spPr>
+                    <a:xfrm>
+                      <a:off x="0" y="0"/>
+                      <a:ext cx="5486400" cy="2641600"/>
+                    </a:xfrm>
+                    <a:prstGeom prst="rect"/>
+                  </pic:spPr>
+                </pic:pic>
+              </a:graphicData>
+            </a:graphic>
+          </wp:inline>
+        </w:drawing>
+      </w:r>
+    </w:p>
+    <w:p>
+      <w:r>
+        <w:drawing>
+          <wp:inline xmlns:a="http://schemas.openxmlformats.org/drawingml/2006/main" xmlns:pic="http://schemas.openxmlformats.org/drawingml/2006/picture">
+            <wp:extent cx="5486400" cy="5145314"/>
+            <wp:docPr id="4" name="Picture 4" descr="Failure budgets and service objectives. Define success: Use the same predeclared correctness and timing criteria.. Compute allowance: The target permits at most 2 failures in 100 requests.. Compare record: Three failures misses the target by one request."/>
+            <wp:cNvGraphicFramePr>
+              <a:graphicFrameLocks noChangeAspect="1"/>
+            </wp:cNvGraphicFramePr>
+            <a:graphic>
+              <a:graphicData uri="http://schemas.openxmlformats.org/drawingml/2006/picture">
+                <pic:pic>
+                  <pic:nvPicPr>
+                    <pic:cNvPr id="0" name="academy-visual-ai-6-11.png"/>
+                    <pic:cNvPicPr/>
+                  </pic:nvPicPr>
+                  <pic:blipFill>
+                    <a:blip r:embed="rId12"/>
+                    <a:stretch>
+                      <a:fillRect/>
+                    </a:stretch>
+                  </pic:blipFill>
+                  <pic:spPr>
+                    <a:xfrm>
+                      <a:off x="0" y="0"/>
+                      <a:ext cx="5486400" cy="5145314"/>
+                    </a:xfrm>
+                    <a:prstGeom prst="rect"/>
+                  </pic:spPr>
+                </pic:pic>
+              </a:graphicData>
+            </a:graphic>
+          </wp:inline>
+        </w:drawing>
+      </w:r>
+    </w:p>
+    <w:p>
+      <w:pPr>
+        <w:pStyle w:val="Heading3"/>
+      </w:pPr>
+      <w:r>
+        <w:t>Why this result follows</w:t>
+      </w:r>
+    </w:p>
+    <w:p>
+      <w:pPr>
+        <w:pStyle w:val="Heading3"/>
+      </w:pPr>
+      <w:r>
+        <w:t>What this example does not establish</w:t>
       </w:r>
     </w:p>
     <w:p>
@@ -1437,12 +2252,20 @@
         <w:pStyle w:val="Heading1"/>
       </w:pPr>
       <w:r>
-        <w:t>07. Find and repair a mistake</w:t>
-      </w:r>
-    </w:p>
-    <w:p>
-      <w:r>
-        <w:t>Find the unsupported step in the Failure budgets and service objectives claim and explain a repair using the supplied evidence.</w:t>
+        <w:t>07. Audit overlap,eligibility and integer boundaries</w:t>
+      </w:r>
+    </w:p>
+    <w:p>
+      <w:r>
+        <w:t>A failure budget is an accounting rule,not permission to ignore critical failures.</w:t>
+      </w:r>
+    </w:p>
+    <w:p>
+      <w:pPr>
+        <w:pStyle w:val="Heading2"/>
+      </w:pPr>
+      <w:r>
+        <w:t>Core one-interval qualification</w:t>
       </w:r>
     </w:p>
     <w:p>
@@ -1458,16 +2281,7 @@
     </w:p>
     <w:p>
       <w:pPr>
-        <w:pStyle w:val="Heading3"/>
-      </w:pPr>
-      <w:r>
-        <w:t>Check the claim against the facts</w:t>
-      </w:r>
-    </w:p>
-    <w:p>
-      <w:pPr>
         <w:spacing w:line="336" w:lineRule="auto" w:after="180"/>
-        <w:shd w:fill="FFF5E6"/>
       </w:pPr>
       <w:r>
         <w:rPr>
@@ -1479,7 +2293,6 @@
     <w:p>
       <w:pPr>
         <w:spacing w:line="336" w:lineRule="auto" w:after="180"/>
-        <w:shd w:fill="FFF5E6"/>
       </w:pPr>
       <w:r>
         <w:rPr>
@@ -1502,6 +2315,234 @@
     </w:p>
     <w:p>
       <w:pPr>
+        <w:pStyle w:val="Heading2"/>
+      </w:pPr>
+      <w:r>
+        <w:t>Complete counting and evidence-limit probes</w:t>
+      </w:r>
+    </w:p>
+    <w:tbl>
+      <w:tblPr>
+        <w:tblStyle w:val="LightShading-Accent1"/>
+        <w:tblW w:type="auto" w:w="0"/>
+        <w:tblLook w:firstColumn="1" w:firstRow="1" w:lastColumn="0" w:lastRow="0" w:noHBand="0" w:noVBand="1" w:val="04A0"/>
+      </w:tblPr>
+      <w:tblGrid>
+        <w:gridCol w:w="5112"/>
+        <w:gridCol w:w="5112"/>
+      </w:tblGrid>
+      <w:tr>
+        <w:trPr>
+          <w:tblHeader/>
+        </w:trPr>
+        <w:tc>
+          <w:tcPr>
+            <w:tcW w:type="dxa" w:w="5112"/>
+          </w:tcPr>
+          <w:p>
+            <w:r>
+              <w:t>Budget or evidence probe</w:t>
+            </w:r>
+          </w:p>
+        </w:tc>
+        <w:tc>
+          <w:tcPr>
+            <w:tcW w:type="dxa" w:w="5112"/>
+          </w:tcPr>
+          <w:p>
+            <w:r>
+              <w:t>Correct interpretation</w:t>
+            </w:r>
+          </w:p>
+        </w:tc>
+      </w:tr>
+      <w:tr>
+        <w:tc>
+          <w:tcPr>
+            <w:tcW w:type="dxa" w:w="5112"/>
+          </w:tcPr>
+          <w:p>
+            <w:r>
+              <w:t>One request fails support and schema</w:t>
+            </w:r>
+          </w:p>
+        </w:tc>
+        <w:tc>
+          <w:tcPr>
+            <w:tcW w:type="dxa" w:w="5112"/>
+          </w:tcPr>
+          <w:p>
+            <w:r>
+              <w:t>One failed request, two failed criteria; do not double-count the request</w:t>
+            </w:r>
+          </w:p>
+        </w:tc>
+      </w:tr>
+      <w:tr>
+        <w:tc>
+          <w:tcPr>
+            <w:tcW w:type="dxa" w:w="5112"/>
+          </w:tcPr>
+          <w:p>
+            <w:r>
+              <w:t>Correct refusal passes every required check</w:t>
+            </w:r>
+          </w:p>
+        </w:tc>
+        <w:tc>
+          <w:tcPr>
+            <w:tcW w:type="dxa" w:w="5112"/>
+          </w:tcPr>
+          <w:p>
+            <w:r>
+              <w:t>Can count as success under the declared contract</w:t>
+            </w:r>
+          </w:p>
+        </w:tc>
+      </w:tr>
+      <w:tr>
+        <w:tc>
+          <w:tcPr>
+            <w:tcW w:type="dxa" w:w="5112"/>
+          </w:tcPr>
+          <w:p>
+            <w:r>
+              <w:t>Three internal health checks excluded by predeclared rule</w:t>
+            </w:r>
+          </w:p>
+        </w:tc>
+        <w:tc>
+          <w:tcPr>
+            <w:tcW w:type="dxa" w:w="5112"/>
+          </w:tcPr>
+          <w:p>
+            <w:r>
+              <w:t>Report separately; do not remove failing eligible user requests post hoc</w:t>
+            </w:r>
+          </w:p>
+        </w:tc>
+      </w:tr>
+      <w:tr>
+        <w:tc>
+          <w:tcPr>
+            <w:tcW w:type="dxa" w:w="5112"/>
+          </w:tcPr>
+          <w:p>
+            <w:r>
+              <w:t>98% target over 12 requests</w:t>
+            </w:r>
+          </w:p>
+        </w:tc>
+        <w:tc>
+          <w:tcPr>
+            <w:tcW w:type="dxa" w:w="5112"/>
+          </w:tcPr>
+          <w:p>
+            <w:r>
+              <w:t>At most 0 integer failures; do not round 0.24 up to 1</w:t>
+            </w:r>
+          </w:p>
+        </w:tc>
+      </w:tr>
+      <w:tr>
+        <w:tc>
+          <w:tcPr>
+            <w:tcW w:type="dxa" w:w="5112"/>
+          </w:tcPr>
+          <w:p>
+            <w:r>
+              <w:t>No eligible requests</w:t>
+            </w:r>
+          </w:p>
+        </w:tc>
+        <w:tc>
+          <w:tcPr>
+            <w:tcW w:type="dxa" w:w="5112"/>
+          </w:tcPr>
+          <w:p>
+            <w:r>
+              <w:t>Empirical success rate unavailable; this helper rejects zero denominator</w:t>
+            </w:r>
+          </w:p>
+        </w:tc>
+      </w:tr>
+      <w:tr>
+        <w:tc>
+          <w:tcPr>
+            <w:tcW w:type="dxa" w:w="5112"/>
+          </w:tcPr>
+          <w:p>
+            <w:r>
+              <w:t>Aggregate target met with a severe incident</w:t>
+            </w:r>
+          </w:p>
+        </w:tc>
+        <w:tc>
+          <w:tcPr>
+            <w:tcW w:type="dxa" w:w="5112"/>
+          </w:tcPr>
+          <w:p>
+            <w:r>
+              <w:t>Does not prove zero critical failures or make the incident acceptable</w:t>
+            </w:r>
+          </w:p>
+        </w:tc>
+      </w:tr>
+      <w:tr>
+        <w:tc>
+          <w:tcPr>
+            <w:tcW w:type="dxa" w:w="5112"/>
+          </w:tcPr>
+          <w:p>
+            <w:r>
+              <w:t>A later retry succeeds</w:t>
+            </w:r>
+          </w:p>
+        </w:tc>
+        <w:tc>
+          <w:tcPr>
+            <w:tcW w:type="dxa" w:w="5112"/>
+          </w:tcPr>
+          <w:p>
+            <w:r>
+              <w:t>Retain original history and apply the predeclared retry/window rule</w:t>
+            </w:r>
+          </w:p>
+        </w:tc>
+      </w:tr>
+      <w:tr>
+        <w:tc>
+          <w:tcPr>
+            <w:tcW w:type="dxa" w:w="5112"/>
+          </w:tcPr>
+          <w:p>
+            <w:r>
+              <w:t>One constructed window meets or misses target</w:t>
+            </w:r>
+          </w:p>
+        </w:tc>
+        <w:tc>
+          <w:tcPr>
+            <w:tcW w:type="dxa" w:w="5112"/>
+          </w:tcPr>
+          <w:p>
+            <w:r>
+              <w:t>No guarantee about other windows or future populations</w:t>
+            </w:r>
+          </w:p>
+        </w:tc>
+      </w:tr>
+    </w:tbl>
+    <w:p>
+      <w:pPr>
+        <w:pStyle w:val="Heading2"/>
+      </w:pPr>
+      <w:r>
+        <w:t>Guided explanation and repair</w:t>
+      </w:r>
+    </w:p>
+    <w:p>
+      <w:pPr>
         <w:pStyle w:val="Heading3"/>
       </w:pPr>
       <w:r>
@@ -1535,32 +2576,93 @@
     </w:p>
     <w:p>
       <w:pPr>
+        <w:pStyle w:val="ListBullet"/>
+      </w:pPr>
+      <w:r>
+        <w:t>A report omits this qualification: Meeting one interval objective does not establish every future interval or zero critical failures. Explain how omitting it could change a reader's interpretation, and write an accurate replacement.</w:t>
+      </w:r>
+    </w:p>
+    <w:p>
+      <w:pPr>
         <w:pStyle w:val="Heading3"/>
       </w:pPr>
       <w:r>
+        <w:t>State one repair and the checks you would rerun.</w:t>
+      </w:r>
+    </w:p>
+    <w:p>
+      <w:r>
+        <w:t>________________________________________________________________</w:t>
+      </w:r>
+    </w:p>
+    <w:p>
+      <w:r>
+        <w:t>________________________________________________________________</w:t>
+      </w:r>
+    </w:p>
+    <w:p>
+      <w:r>
+        <w:t>________________________________________________________________</w:t>
+      </w:r>
+    </w:p>
+    <w:p>
+      <w:r>
+        <w:t>________________________________________________________________</w:t>
+      </w:r>
+    </w:p>
+    <w:p>
+      <w:r>
+        <w:t>________________________________________________________________</w:t>
+      </w:r>
+    </w:p>
+    <w:p>
+      <w:r>
+        <w:t>________________________________________________________________</w:t>
+      </w:r>
+    </w:p>
+    <w:p>
+      <w:pPr>
+        <w:pStyle w:val="Heading2"/>
+      </w:pPr>
+      <w:r>
+        <w:t>Earlier wording, alternatives and picture transcripts · reference / check after trying</w:t>
+      </w:r>
+    </w:p>
+    <w:p>
+      <w:pPr>
+        <w:pStyle w:val="Heading3"/>
+      </w:pPr>
+      <w:r>
         <w:t>Locate the earliest unsupported step</w:t>
       </w:r>
     </w:p>
     <w:p>
       <w:pPr>
-        <w:spacing w:line="336" w:lineRule="auto" w:after="180"/>
-      </w:pPr>
-      <w:r>
-        <w:rPr>
-          <w:b w:val="0"/>
-        </w:rPr>
-        <w:t>A report omits this qualification: Meeting one interval objective does not establish every future interval or zero critical failures.</w:t>
-      </w:r>
-    </w:p>
-    <w:p>
-      <w:pPr>
-        <w:spacing w:line="336" w:lineRule="auto" w:after="180"/>
-      </w:pPr>
-      <w:r>
-        <w:rPr>
-          <w:b w:val="0"/>
-        </w:rPr>
-        <w:t>Explain how omitting it could change a reader's interpretation, and write an accurate replacement.</w:t>
+        <w:pStyle w:val="Heading1"/>
+      </w:pPr>
+      <w:r>
+        <w:t>08. Practise objective decisions with fixed definitions</w:t>
+      </w:r>
+    </w:p>
+    <w:p>
+      <w:r>
+        <w:t>Name the interval,eligible count,success rule and allowed failures.</w:t>
+      </w:r>
+    </w:p>
+    <w:p>
+      <w:pPr>
+        <w:pStyle w:val="Heading2"/>
+      </w:pPr>
+      <w:r>
+        <w:t>Current explanation and guided scope check</w:t>
+      </w:r>
+    </w:p>
+    <w:p>
+      <w:pPr>
+        <w:pStyle w:val="ListBullet"/>
+      </w:pPr>
+      <w:r>
+        <w:t>Explain the weekly mechanism in your own words. Use the worked scenario to name its input, decision rule and output.</w:t>
       </w:r>
     </w:p>
     <w:p>
@@ -1568,7 +2670,7 @@
         <w:pStyle w:val="Heading3"/>
       </w:pPr>
       <w:r>
-        <w:t>State one repair and the checks you would rerun.</w:t>
+        <w:t>Guided: restate the worked result, then name the assumption or limitation that prevents a broader conclusion.</w:t>
       </w:r>
     </w:p>
     <w:p>
@@ -1597,79 +2699,19 @@
       </w:r>
     </w:p>
     <w:p>
+      <w:pPr>
+        <w:pStyle w:val="Heading3"/>
+      </w:pPr>
+      <w:r>
+        <w:t>Explain your prediction to a partner before comparing results.</w:t>
+      </w:r>
+    </w:p>
+    <w:p>
       <w:r>
         <w:t>________________________________________________________________</w:t>
       </w:r>
     </w:p>
     <w:p>
-      <w:pPr>
-        <w:pStyle w:val="Heading1"/>
-      </w:pPr>
-      <w:r>
-        <w:t>08. Practise together</w:t>
-      </w:r>
-    </w:p>
-    <w:p>
-      <w:r>
-        <w:t>Practise Failure budgets and service objectives with support, then explain the deciding step in your own words.</w:t>
-      </w:r>
-    </w:p>
-    <w:p>
-      <w:pPr>
-        <w:spacing w:line="336" w:lineRule="auto" w:after="180"/>
-      </w:pPr>
-      <w:r>
-        <w:rPr>
-          <w:b w:val="0"/>
-        </w:rPr>
-        <w:t xml:space="preserve">Explain the weekly </w:t>
-      </w:r>
-      <w:r>
-        <w:rPr>
-          <w:b/>
-        </w:rPr>
-        <w:t>mechanism</w:t>
-      </w:r>
-      <w:r>
-        <w:rPr>
-          <w:b w:val="0"/>
-        </w:rPr>
-        <w:t xml:space="preserve"> in your own words. Use the worked scenario to name its </w:t>
-      </w:r>
-      <w:r>
-        <w:rPr>
-          <w:b/>
-        </w:rPr>
-        <w:t>input</w:t>
-      </w:r>
-      <w:r>
-        <w:rPr>
-          <w:b w:val="0"/>
-        </w:rPr>
-        <w:t xml:space="preserve">, decision rule and </w:t>
-      </w:r>
-      <w:r>
-        <w:rPr>
-          <w:b/>
-        </w:rPr>
-        <w:t>output</w:t>
-      </w:r>
-      <w:r>
-        <w:rPr>
-          <w:b w:val="0"/>
-        </w:rPr>
-        <w:t>.</w:t>
-      </w:r>
-    </w:p>
-    <w:p>
-      <w:pPr>
-        <w:pStyle w:val="Heading3"/>
-      </w:pPr>
-      <w:r>
-        <w:t>Guided: restate the worked result, then name the assumption or limitation that prevents a broader conclusion.</w:t>
-      </w:r>
-    </w:p>
-    <w:p>
       <w:r>
         <w:t>________________________________________________________________</w:t>
       </w:r>
@@ -1685,49 +2727,11 @@
       </w:r>
     </w:p>
     <w:p>
-      <w:r>
-        <w:t>________________________________________________________________</w:t>
-      </w:r>
-    </w:p>
-    <w:p>
-      <w:r>
-        <w:t>________________________________________________________________</w:t>
-      </w:r>
-    </w:p>
-    <w:p>
-      <w:pPr>
-        <w:pStyle w:val="Heading3"/>
-      </w:pPr>
-      <w:r>
-        <w:t>Explain your prediction to a partner before comparing results.</w:t>
-      </w:r>
-    </w:p>
-    <w:p>
-      <w:r>
-        <w:t>________________________________________________________________</w:t>
-      </w:r>
-    </w:p>
-    <w:p>
-      <w:r>
-        <w:t>________________________________________________________________</w:t>
-      </w:r>
-    </w:p>
-    <w:p>
-      <w:r>
-        <w:t>________________________________________________________________</w:t>
-      </w:r>
-    </w:p>
-    <w:p>
-      <w:r>
-        <w:t>________________________________________________________________</w:t>
-      </w:r>
-    </w:p>
-    <w:p>
-      <w:pPr>
-        <w:pStyle w:val="Heading3"/>
-      </w:pPr>
-      <w:r>
-        <w:t>Practise with less help: Trace the worked case</w:t>
+      <w:pPr>
+        <w:pStyle w:val="Heading2"/>
+      </w:pPr>
+      <w:r>
+        <w:t>Supported W2 record</w:t>
       </w:r>
     </w:p>
     <w:p>
@@ -1869,94 +2873,49 @@
     </w:p>
     <w:p>
       <w:pPr>
+        <w:pStyle w:val="Heading2"/>
+      </w:pPr>
+      <w:r>
+        <w:t>Individual future-window limit check</w:t>
+      </w:r>
+    </w:p>
+    <w:p>
+      <w:pPr>
+        <w:pStyle w:val="ListBullet"/>
+      </w:pPr>
+      <w:r>
+        <w:t>Use the worked case for Failure budgets and service objectives. Proposed explanation: “The worked result establishes every future case”. Decide whether this explanation is supported. Point to the step or supplied fact that decides; explain your repair if needed.</w:t>
+      </w:r>
+    </w:p>
+    <w:p>
+      <w:pPr>
+        <w:pStyle w:val="ListBullet"/>
+      </w:pPr>
+      <w:r>
+        <w:t>Answer on your own before discussion. If you are unsure, say which step you need help with.</w:t>
+      </w:r>
+    </w:p>
+    <w:p>
+      <w:pPr>
+        <w:pStyle w:val="Heading2"/>
+      </w:pPr>
+      <w:r>
+        <w:t>Pictured budget response</w:t>
+      </w:r>
+    </w:p>
+    <w:p>
+      <w:pPr>
+        <w:pStyle w:val="ListBullet"/>
+      </w:pPr>
+      <w:r>
+        <w:t>Calculate the maximum allowed failures among 100 requests. Does 97 successes and 3 failures meet the target, and what changes after one failure becomes a success?</w:t>
+      </w:r>
+    </w:p>
+    <w:p>
+      <w:pPr>
         <w:pStyle w:val="Heading3"/>
       </w:pPr>
       <w:r>
-        <w:t>Check your reasoning</w:t>
-      </w:r>
-    </w:p>
-    <w:p>
-      <w:pPr>
-        <w:spacing w:line="336" w:lineRule="auto" w:after="180"/>
-      </w:pPr>
-      <w:r>
-        <w:rPr>
-          <w:b w:val="0"/>
-        </w:rPr>
-        <w:t xml:space="preserve">Use the worked case for </w:t>
-      </w:r>
-      <w:r>
-        <w:rPr>
-          <w:b/>
-        </w:rPr>
-        <w:t>Failure budget</w:t>
-      </w:r>
-      <w:r>
-        <w:rPr>
-          <w:b w:val="0"/>
-        </w:rPr>
-        <w:t xml:space="preserve">s and </w:t>
-      </w:r>
-      <w:r>
-        <w:rPr>
-          <w:b/>
-        </w:rPr>
-        <w:t>service objective</w:t>
-      </w:r>
-      <w:r>
-        <w:rPr>
-          <w:b w:val="0"/>
-        </w:rPr>
-        <w:t>s. Proposed explanation: “The worked result establishes every future case”. Decide whether this explanation is supported.</w:t>
-      </w:r>
-    </w:p>
-    <w:p>
-      <w:pPr>
-        <w:spacing w:line="336" w:lineRule="auto" w:after="180"/>
-      </w:pPr>
-      <w:r>
-        <w:rPr>
-          <w:b w:val="0"/>
-        </w:rPr>
-        <w:t>Point to the step or supplied fact that decides; explain your repair if needed.</w:t>
-      </w:r>
-    </w:p>
-    <w:p>
-      <w:pPr>
-        <w:spacing w:line="336" w:lineRule="auto" w:after="180"/>
-      </w:pPr>
-      <w:r>
-        <w:rPr>
-          <w:b w:val="0"/>
-        </w:rPr>
-        <w:t>Answer on your own before discussion. If you are unsure, say which step you need help with.</w:t>
-      </w:r>
-    </w:p>
-    <w:p>
-      <w:pPr>
-        <w:pStyle w:val="Heading3"/>
-      </w:pPr>
-      <w:r>
-        <w:t>Explain the picture</w:t>
-      </w:r>
-    </w:p>
-    <w:p>
-      <w:pPr>
-        <w:spacing w:line="336" w:lineRule="auto" w:after="180"/>
-        <w:shd w:fill="F5F1FB"/>
-      </w:pPr>
-      <w:r>
-        <w:rPr>
-          <w:b w:val="0"/>
-        </w:rPr>
-        <w:t>Calculate the maximum allowed failures among 100 requests. Does 97 successes and 3 failures meet the target, and what changes after one failure becomes a success?</w:t>
-      </w:r>
-    </w:p>
-    <w:p>
-      <w:pPr>
-        <w:pStyle w:val="Heading3"/>
-      </w:pPr>
-      <w:r>
         <w:t>My explanation using a pictured step and the given facts</w:t>
       </w:r>
     </w:p>
@@ -1978,6 +2937,14 @@
     <w:p>
       <w:r>
         <w:t>________________________________________________________________</w:t>
+      </w:r>
+    </w:p>
+    <w:p>
+      <w:pPr>
+        <w:pStyle w:val="Heading2"/>
+      </w:pPr>
+      <w:r>
+        <w:t>Reserve independent 95%/80-request case</w:t>
       </w:r>
     </w:p>
     <w:p>
@@ -1993,23 +2960,55 @@
     </w:p>
     <w:p>
       <w:pPr>
+        <w:pStyle w:val="Heading2"/>
+      </w:pPr>
+      <w:r>
+        <w:t>Earlier wording, alternatives and picture transcripts · reference / check after trying</w:t>
+      </w:r>
+    </w:p>
+    <w:p>
+      <w:pPr>
+        <w:pStyle w:val="Heading3"/>
+      </w:pPr>
+      <w:r>
+        <w:t>Practise with less help: Trace the worked case</w:t>
+      </w:r>
+    </w:p>
+    <w:p>
+      <w:pPr>
+        <w:pStyle w:val="Heading3"/>
+      </w:pPr>
+      <w:r>
+        <w:t>Check your reasoning</w:t>
+      </w:r>
+    </w:p>
+    <w:p>
+      <w:pPr>
+        <w:pStyle w:val="Heading3"/>
+      </w:pPr>
+      <w:r>
+        <w:t>Explain the picture</w:t>
+      </w:r>
+    </w:p>
+    <w:p>
+      <w:pPr>
         <w:pStyle w:val="Heading1"/>
       </w:pPr>
       <w:r>
-        <w:t>09. Run the investigation</w:t>
-      </w:r>
-    </w:p>
-    <w:p>
-      <w:r>
-        <w:t>Investigate Failure budgets and service objectives. Record the prediction, actual observation or labelled paper trace, explanation and next test separately.</w:t>
-      </w:r>
-    </w:p>
-    <w:p>
-      <w:pPr>
-        <w:pStyle w:val="Heading3"/>
-      </w:pPr>
-      <w:r>
-        <w:t>Predict, investigate and preserve the evidence</w:t>
+        <w:t>09. Run a complete count-based objective and overlap audit</w:t>
+      </w:r>
+    </w:p>
+    <w:p>
+      <w:r>
+        <w:t>Keep request failures,criterion failures and excluded events distinct.</w:t>
+      </w:r>
+    </w:p>
+    <w:p>
+      <w:pPr>
+        <w:pStyle w:val="Heading2"/>
+      </w:pPr>
+      <w:r>
+        <w:t>Current 200-request objective investigation</w:t>
       </w:r>
     </w:p>
     <w:p>
@@ -2021,6 +3020,141 @@
           <w:b w:val="0"/>
         </w:rPr>
         <w:t>In the interval 200 requests are eligible and 5 fail. Show the intermediate steps and give the conclusion with its scope.</w:t>
+      </w:r>
+    </w:p>
+    <w:p>
+      <w:pPr>
+        <w:pStyle w:val="Heading2"/>
+      </w:pPr>
+      <w:r>
+        <w:t>Complete runnable fixtures and exact threshold helper</w:t>
+      </w:r>
+    </w:p>
+    <w:p>
+      <w:r>
+        <w:rPr>
+          <w:rFonts w:ascii="Courier New" w:hAnsi="Courier New"/>
+          <w:sz w:val="18"/>
+        </w:rPr>
+        <w:t>"""Exact count-based objectives on constructed request-check fixtures."""</w:t>
+        <w:br/>
+        <w:t>def objective(eligible,failures,target_percent):</w:t>
+        <w:br/>
+        <w:t xml:space="preserve">    if (type(eligible) is not int or eligible&lt;=0 or type(failures) is not int</w:t>
+        <w:br/>
+        <w:t xml:space="preserve">        or not 0&lt;=failures&lt;=eligible or type(target_percent) is not int</w:t>
+        <w:br/>
+        <w:t xml:space="preserve">        or not 0&lt;=target_percent&lt;=100):</w:t>
+        <w:br/>
+        <w:t xml:space="preserve">        raise ValueError('Need positive eligible count,valid failures,integer percent')</w:t>
+        <w:br/>
+        <w:t xml:space="preserve">    successes=eligible-failures</w:t>
+        <w:br/>
+        <w:t xml:space="preserve">    allowed_failures=((100-target_percent)*eligible)//100</w:t>
+        <w:br/>
+        <w:t xml:space="preserve">    return {'eligible':eligible,'successes':successes,'failures':failures,</w:t>
+        <w:br/>
+        <w:t xml:space="preserve">            'allowed_failures':allowed_failures,'success_rate':successes/eligible,</w:t>
+        <w:br/>
+        <w:t xml:space="preserve">            'meets':100*successes&gt;=target_percent*eligible,</w:t>
+        <w:br/>
+        <w:t xml:space="preserve">            'remaining_budget':allowed_failures-failures}</w:t>
+        <w:br/>
+        <w:br/>
+        <w:t>WINDOW={'id':'W-A','start':'fictional day 09:00','end':'fictional day 10:00',</w:t>
+        <w:br/>
+        <w:t xml:space="preserve">        'scope':'supplied user-request ledger assigned to this window'}</w:t>
+        <w:br/>
+        <w:t>requests=[]</w:t>
+        <w:br/>
+        <w:t>for i in range(1,201):</w:t>
+        <w:br/>
+        <w:t xml:space="preserve">    checks={'schema':True,'support_or_correct_refusal':True,'time_contract':True}</w:t>
+        <w:br/>
+        <w:t xml:space="preserve">    if i in [196,199,200]:checks['support_or_correct_refusal']=False</w:t>
+        <w:br/>
+        <w:t xml:space="preserve">    if i in [197,199]:checks['schema']=False</w:t>
+        <w:br/>
+        <w:t xml:space="preserve">    if i in [198,200]:checks['time_contract']=False</w:t>
+        <w:br/>
+        <w:t xml:space="preserve">    requests.append({'id':f'R{i:03}','eligible':True,</w:t>
+        <w:br/>
+        <w:t xml:space="preserve">                     'kind':'correct_refusal' if i==10 else 'answer', 'checks':checks})</w:t>
+        <w:br/>
+        <w:t># Predeclared separate health-check events are not user requests in this toy policy.</w:t>
+        <w:br/>
+        <w:t>excluded=[{'id':f'H{i}','eligible':False,'reason':'internal health check'} for i in range(1,4)]</w:t>
+        <w:br/>
+        <w:t>failed=[r for r in requests if not all(r['checks'].values())]</w:t>
+        <w:br/>
+        <w:t>criterion_failures=sum(not value for r in requests for value in r['checks'].values())</w:t>
+        <w:br/>
+        <w:t>report=objective(len(requests),len(failed),98)</w:t>
+        <w:br/>
+        <w:t>assert report['successes']==195 and report['allowed_failures']==4</w:t>
+        <w:br/>
+        <w:t>assert not report['meets'] and report['remaining_budget']==-1</w:t>
+        <w:br/>
+        <w:t>assert len(failed)==5 and criterion_failures==7  # overlapping checks count once/request</w:t>
+        <w:br/>
+        <w:t>assert requests[9]['kind']=='correct_refusal' and all(requests[9]['checks'].values())</w:t>
+        <w:br/>
+        <w:t>print('Window manifest:',WINDOW)</w:t>
+        <w:br/>
+        <w:t>print('Constructed window W-A: 200 eligible requests; 3 separate health checks excluded by the declared rule.')</w:t>
+        <w:br/>
+        <w:t>print('Failed request IDs:',[r['id'] for r in failed],'failed criteria:',criterion_failures)</w:t>
+        <w:br/>
+        <w:t>print('Count-based objective:',report)</w:t>
+        <w:br/>
+        <w:t>print('Excluded records:',excluded)</w:t>
+        <w:br/>
+        <w:t># Separate pictured window and a counterfactual copy, not a relabelled original.</w:t>
+        <w:br/>
+        <w:t>picture_original=objective(100,3,98)</w:t>
+        <w:br/>
+        <w:t>picture_counterfactual=objective(100,2,98)</w:t>
+        <w:br/>
+        <w:t>assert not picture_original['meets'] and picture_counterfactual['meets']</w:t>
+        <w:br/>
+        <w:t>print('Picture original:',picture_original)</w:t>
+        <w:br/>
+        <w:t>print('Separate counterfactual copy:',picture_counterfactual)</w:t>
+        <w:br/>
+        <w:t>assert picture_original['failures']==3  # original history is preserved</w:t>
+        <w:br/>
+        <w:t>assert objective(12,0,98)['allowed_failures']==0</w:t>
+        <w:br/>
+        <w:t>assert not objective(12,1,98)['meets']</w:t>
+        <w:br/>
+        <w:t>print('At 98% over 12 requests, the maximum integer failure count is 0, not a rounded-up fraction.')</w:t>
+        <w:br/>
+        <w:t>print('Synthetic check flags only: no actual reliability interval, timing measurement or future guarantee.')</w:t>
+        <w:br/>
+      </w:r>
+    </w:p>
+    <w:p>
+      <w:pPr>
+        <w:pStyle w:val="Heading2"/>
+      </w:pPr>
+      <w:r>
+        <w:t>Expected counts,history preservation and limits</w:t>
+      </w:r>
+    </w:p>
+    <w:p>
+      <w:pPr>
+        <w:pStyle w:val="ListNumber"/>
+      </w:pPr>
+      <w:r>
+        <w:t>Predict main success count, allowed failures and objective decision before running or tracing. The program constructs 200 request fixtures with 5 failed requests but 7 failed individual checks, then counts each failed request once. It includes a correctly handled refusal among successes and reports 3 separate health-check exclusions. Exact integer arithmetic avoids rounding a fractional allowed-failure count upward. The original and counterfactual picture summaries are separate objects; the original stays 97/3. All flags and window assignments are synthetic. No request timing, live reliability or actual retry improvement is measured by this code.</w:t>
+      </w:r>
+    </w:p>
+    <w:p>
+      <w:pPr>
+        <w:pStyle w:val="Heading2"/>
+      </w:pPr>
+      <w:r>
+        <w:t>Evidence ledger and reflection</w:t>
       </w:r>
     </w:p>
     <w:tbl>
@@ -2172,14 +3306,6 @@
     </w:p>
     <w:p>
       <w:pPr>
-        <w:pStyle w:val="Heading3"/>
-      </w:pPr>
-      <w:r>
-        <w:t>Plan → try → check</w:t>
-      </w:r>
-    </w:p>
-    <w:p>
-      <w:pPr>
         <w:spacing w:line="336" w:lineRule="auto" w:after="180"/>
       </w:pPr>
       <w:r>
@@ -2191,23 +3317,47 @@
     </w:p>
     <w:p>
       <w:pPr>
+        <w:pStyle w:val="Heading2"/>
+      </w:pPr>
+      <w:r>
+        <w:t>Earlier wording, alternatives and picture transcripts · reference / check after trying</w:t>
+      </w:r>
+    </w:p>
+    <w:p>
+      <w:pPr>
+        <w:pStyle w:val="Heading3"/>
+      </w:pPr>
+      <w:r>
+        <w:t>Predict, investigate and preserve the evidence</w:t>
+      </w:r>
+    </w:p>
+    <w:p>
+      <w:pPr>
+        <w:pStyle w:val="Heading3"/>
+      </w:pPr>
+      <w:r>
+        <w:t>Plan → try → check</w:t>
+      </w:r>
+    </w:p>
+    <w:p>
+      <w:pPr>
         <w:pStyle w:val="Heading1"/>
       </w:pPr>
       <w:r>
-        <w:t>10. Build your understanding</w:t>
-      </w:r>
-    </w:p>
-    <w:p>
-      <w:r>
-        <w:t>Move from recall to tracing, diagnosis and transfer in Failure budgets and service objectives. Explain why each step is justified.</w:t>
-      </w:r>
-    </w:p>
-    <w:p>
-      <w:pPr>
-        <w:pStyle w:val="Heading3"/>
-      </w:pPr>
-      <w:r>
-        <w:t>Explain → apply → challenge</w:t>
+        <w:t>14. Try alone: evaluate a fresh objective and request count</w:t>
+      </w:r>
+    </w:p>
+    <w:p>
+      <w:r>
+        <w:t>Use the new percentage and denominator before judging the result.</w:t>
+      </w:r>
+    </w:p>
+    <w:p>
+      <w:pPr>
+        <w:pStyle w:val="Heading2"/>
+      </w:pPr>
+      <w:r>
+        <w:t>Complete independent 95%/80-request task</w:t>
       </w:r>
     </w:p>
     <w:p>
@@ -2218,87 +3368,217 @@
         <w:rPr>
           <w:b w:val="0"/>
         </w:rPr>
-        <w:t xml:space="preserve">Explain the weekly </w:t>
+        <w:t xml:space="preserve">Objective 95% over 80 </w:t>
       </w:r>
       <w:r>
         <w:rPr>
           <w:b/>
         </w:rPr>
-        <w:t>mechanism</w:t>
+        <w:t>eligible request</w:t>
       </w:r>
       <w:r>
         <w:rPr>
           <w:b w:val="0"/>
         </w:rPr>
-        <w:t xml:space="preserve"> in your own words. Use the worked scenario to name its </w:t>
+        <w:t>s. Five fail. Compute allowed failures and observed success.</w:t>
+      </w:r>
+    </w:p>
+    <w:p>
+      <w:pPr>
+        <w:pStyle w:val="Heading2"/>
+      </w:pPr>
+      <w:r>
+        <w:t>First attempt and support record</w:t>
+      </w:r>
+    </w:p>
+    <w:p>
+      <w:pPr>
+        <w:pStyle w:val="Heading3"/>
+      </w:pPr>
+      <w:r>
+        <w:t>My independent explanation, trace and limits</w:t>
+      </w:r>
+    </w:p>
+    <w:p>
+      <w:r>
+        <w:t>________________________________________________________________</w:t>
+      </w:r>
+    </w:p>
+    <w:p>
+      <w:r>
+        <w:t>________________________________________________________________</w:t>
+      </w:r>
+    </w:p>
+    <w:p>
+      <w:r>
+        <w:t>________________________________________________________________</w:t>
+      </w:r>
+    </w:p>
+    <w:p>
+      <w:r>
+        <w:t>________________________________________________________________</w:t>
+      </w:r>
+    </w:p>
+    <w:p>
+      <w:r>
+        <w:t>________________________________________________________________</w:t>
+      </w:r>
+    </w:p>
+    <w:p>
+      <w:r>
+        <w:t>________________________________________________________________</w:t>
+      </w:r>
+    </w:p>
+    <w:p>
+      <w:r>
+        <w:t>________________________________________________________________</w:t>
+      </w:r>
+    </w:p>
+    <w:p>
+      <w:pPr>
+        <w:spacing w:line="336" w:lineRule="auto" w:after="180"/>
+      </w:pPr>
+      <w:r>
+        <w:rPr>
+          <w:b w:val="0"/>
+        </w:rPr>
+        <w:t>Attempt this case before feedback. Record any help. Earlier examples below are further practice; a case already practised with feedback cannot establish fresh transfer.</w:t>
+      </w:r>
+    </w:p>
+    <w:p>
+      <w:pPr>
+        <w:pStyle w:val="Heading2"/>
+      </w:pPr>
+      <w:r>
+        <w:t>Feedback after trying</w:t>
+      </w:r>
+    </w:p>
+    <w:p>
+      <w:pPr>
+        <w:spacing w:line="336" w:lineRule="auto" w:after="180"/>
+      </w:pPr>
+      <w:r>
+        <w:rPr>
+          <w:b w:val="0"/>
+        </w:rPr>
+        <w:t>Attempt the independent case before hints. Record whether you worked alone, used a hint or followed a model. After feedback, fix the first unsupported step and explain why it changed.</w:t>
+      </w:r>
+    </w:p>
+    <w:p>
+      <w:pPr>
+        <w:spacing w:line="336" w:lineRule="auto" w:after="180"/>
+      </w:pPr>
+      <w:r>
+        <w:rPr>
+          <w:b w:val="0"/>
+        </w:rPr>
+        <w:t>A later check uses a changed case, not a copied answer.</w:t>
+      </w:r>
+    </w:p>
+    <w:p>
+      <w:pPr>
+        <w:pStyle w:val="Heading2"/>
+      </w:pPr>
+      <w:r>
+        <w:t>Earlier wording, alternatives and picture transcripts · reference / check after trying</w:t>
+      </w:r>
+    </w:p>
+    <w:p>
+      <w:pPr>
+        <w:pStyle w:val="Heading3"/>
+      </w:pPr>
+      <w:r>
+        <w:t>Independent case: Apply a new case independently</w:t>
+      </w:r>
+    </w:p>
+    <w:p>
+      <w:pPr>
+        <w:pStyle w:val="Heading3"/>
+      </w:pPr>
+      <w:r>
+        <w:t>Attempt this without hints</w:t>
+      </w:r>
+    </w:p>
+    <w:p>
+      <w:pPr>
+        <w:spacing w:line="336" w:lineRule="auto" w:after="180"/>
+      </w:pPr>
+      <w:r>
+        <w:rPr>
+          <w:b w:val="0"/>
+        </w:rPr>
+        <w:t xml:space="preserve">Objective 95% over 80 </w:t>
       </w:r>
       <w:r>
         <w:rPr>
           <w:b/>
         </w:rPr>
-        <w:t>input</w:t>
+        <w:t>eligible request</w:t>
       </w:r>
       <w:r>
         <w:rPr>
           <w:b w:val="0"/>
         </w:rPr>
-        <w:t xml:space="preserve">, decision rule and </w:t>
-      </w:r>
-      <w:r>
-        <w:rPr>
-          <w:b/>
-        </w:rPr>
-        <w:t>output</w:t>
-      </w:r>
+        <w:t>s. Five fail. Compute allowed failures and observed success.</w:t>
+      </w:r>
+    </w:p>
+    <w:p>
+      <w:pPr>
+        <w:pStyle w:val="Heading3"/>
+      </w:pPr>
+      <w:r>
+        <w:t>My independent procedure, result and limitation</w:t>
+      </w:r>
+    </w:p>
+    <w:p>
+      <w:r>
+        <w:t>________________________________________________________________</w:t>
+      </w:r>
+    </w:p>
+    <w:p>
+      <w:r>
+        <w:t>________________________________________________________________</w:t>
+      </w:r>
+    </w:p>
+    <w:p>
+      <w:r>
+        <w:t>________________________________________________________________</w:t>
+      </w:r>
+    </w:p>
+    <w:p>
+      <w:r>
+        <w:t>________________________________________________________________</w:t>
+      </w:r>
+    </w:p>
+    <w:p>
+      <w:r>
+        <w:t>________________________________________________________________</w:t>
+      </w:r>
+    </w:p>
+    <w:p>
+      <w:r>
+        <w:t>________________________________________________________________</w:t>
+      </w:r>
+    </w:p>
+    <w:p>
+      <w:r>
+        <w:t>________________________________________________________________</w:t>
+      </w:r>
+    </w:p>
+    <w:p>
+      <w:r>
+        <w:t>________________________________________________________________</w:t>
+      </w:r>
+    </w:p>
+    <w:p>
+      <w:pPr>
+        <w:spacing w:line="336" w:lineRule="auto" w:after="180"/>
+      </w:pPr>
       <w:r>
         <w:rPr>
           <w:b w:val="0"/>
         </w:rPr>
-        <w:t>.</w:t>
-      </w:r>
-    </w:p>
-    <w:p>
-      <w:pPr>
-        <w:spacing w:line="336" w:lineRule="auto" w:after="180"/>
-      </w:pPr>
-      <w:r>
-        <w:rPr>
-          <w:b w:val="0"/>
-        </w:rPr>
-        <w:t>A report omits this qualification: Meeting one interval objective does not establish every future interval or zero critical failures.</w:t>
-      </w:r>
-    </w:p>
-    <w:p>
-      <w:pPr>
-        <w:spacing w:line="336" w:lineRule="auto" w:after="180"/>
-      </w:pPr>
-      <w:r>
-        <w:rPr>
-          <w:b w:val="0"/>
-        </w:rPr>
-        <w:t>Explain how omitting it could change a reader's interpretation, and write an accurate replacement.</w:t>
-      </w:r>
-    </w:p>
-    <w:p>
-      <w:pPr>
-        <w:spacing w:line="336" w:lineRule="auto" w:after="180"/>
-      </w:pPr>
-      <w:r>
-        <w:rPr>
-          <w:b w:val="0"/>
-        </w:rPr>
-        <w:t>For the worked scenario, propose one additional case that could reveal a failure, describe its expected outcome before running it, and explain what would need to remain fixed for a fair comparison.</w:t>
-      </w:r>
-    </w:p>
-    <w:p>
-      <w:pPr>
-        <w:spacing w:line="336" w:lineRule="auto" w:after="180"/>
-      </w:pPr>
-      <w:r>
-        <w:rPr>
-          <w:b w:val="0"/>
-        </w:rPr>
-        <w:t>Do not reuse W4 as a new final test after receiving feedback.</w:t>
+        <w:t>Record support used: none, hint or teacher explanation. After feedback, a different case is needed to demonstrate independence.</w:t>
       </w:r>
     </w:p>
     <w:p>
@@ -2306,32 +3586,7 @@
         <w:pStyle w:val="Heading3"/>
       </w:pPr>
       <w:r>
-        <w:t>Explain which evidence supports your conclusion and which claim remains unproved.</w:t>
-      </w:r>
-    </w:p>
-    <w:p>
-      <w:r>
-        <w:t>________________________________________________________________</w:t>
-      </w:r>
-    </w:p>
-    <w:p>
-      <w:r>
-        <w:t>________________________________________________________________</w:t>
-      </w:r>
-    </w:p>
-    <w:p>
-      <w:r>
-        <w:t>________________________________________________________________</w:t>
-      </w:r>
-    </w:p>
-    <w:p>
-      <w:r>
-        <w:t>________________________________________________________________</w:t>
-      </w:r>
-    </w:p>
-    <w:p>
-      <w:r>
-        <w:t>________________________________________________________________</w:t>
+        <w:t>Use feedback to improve</w:t>
       </w:r>
     </w:p>
     <w:p>
@@ -2339,12 +3594,20 @@
         <w:pStyle w:val="Heading1"/>
       </w:pPr>
       <w:r>
-        <w:t>11. Connect your project</w:t>
-      </w:r>
-    </w:p>
-    <w:p>
-      <w:r>
-        <w:t>Apply this week’s idea to Grounded Learning Service. Keep an annotated decision and the evidence supporting it.</w:t>
+        <w:t>11. Save the objective contract with window-level outcomes</w:t>
+      </w:r>
+    </w:p>
+    <w:p>
+      <w:r>
+        <w:t>Preserve eligibility rules,failed IDs,exclusions and original histories.</w:t>
+      </w:r>
+    </w:p>
+    <w:p>
+      <w:pPr>
+        <w:pStyle w:val="Heading2"/>
+      </w:pPr>
+      <w:r>
+        <w:t>Project task and artifact</w:t>
       </w:r>
     </w:p>
     <w:p>
@@ -2583,10 +3846,10 @@
     </w:tbl>
     <w:p>
       <w:pPr>
-        <w:pStyle w:val="Heading3"/>
-      </w:pPr>
-      <w:r>
-        <w:t>Evidence for your project</w:t>
+        <w:pStyle w:val="Heading2"/>
+      </w:pPr>
+      <w:r>
+        <w:t>Actual run or trace and limitations</w:t>
       </w:r>
     </w:p>
     <w:p>
@@ -2614,15 +3877,88 @@
     </w:p>
     <w:p>
       <w:pPr>
+        <w:pStyle w:val="Heading2"/>
+      </w:pPr>
+      <w:r>
+        <w:t>Earlier wording, alternatives and picture transcripts · reference / check after trying</w:t>
+      </w:r>
+    </w:p>
+    <w:p>
+      <w:pPr>
+        <w:pStyle w:val="Heading3"/>
+      </w:pPr>
+      <w:r>
+        <w:t>Evidence for your project</w:t>
+      </w:r>
+    </w:p>
+    <w:p>
+      <w:pPr>
         <w:pStyle w:val="Heading1"/>
       </w:pPr>
       <w:r>
-        <w:t>12. Show what you know</w:t>
-      </w:r>
-    </w:p>
-    <w:p>
-      <w:r>
-        <w:t>Use a genuinely new case for independent evidence. Previously discussed examples remain practice; use the separately named independent case before feedback.</w:t>
+        <w:t>16. Finish with a bounded interval claim and preserved history</w:t>
+      </w:r>
+    </w:p>
+    <w:p>
+      <w:r>
+        <w:t>A met target does not establish zero incidents or the next window’s outcome.</w:t>
+      </w:r>
+    </w:p>
+    <w:p>
+      <w:pPr>
+        <w:pStyle w:val="Heading2"/>
+      </w:pPr>
+      <w:r>
+        <w:t>Retrieve and explain</w:t>
+      </w:r>
+    </w:p>
+    <w:p>
+      <w:pPr>
+        <w:pStyle w:val="ListBullet"/>
+      </w:pPr>
+      <w:r>
+        <w:t>Close your notes. Explain this goal in your own words: Explain the mechanism and terminology of failure budgets and service objectives</w:t>
+      </w:r>
+    </w:p>
+    <w:p>
+      <w:pPr>
+        <w:pStyle w:val="Heading3"/>
+      </w:pPr>
+      <w:r>
+        <w:t>My deciding step, evidence and one remaining question</w:t>
+      </w:r>
+    </w:p>
+    <w:p>
+      <w:r>
+        <w:t>________________________________________________________________</w:t>
+      </w:r>
+    </w:p>
+    <w:p>
+      <w:r>
+        <w:t>________________________________________________________________</w:t>
+      </w:r>
+    </w:p>
+    <w:p>
+      <w:r>
+        <w:t>________________________________________________________________</w:t>
+      </w:r>
+    </w:p>
+    <w:p>
+      <w:r>
+        <w:t>________________________________________________________________</w:t>
+      </w:r>
+    </w:p>
+    <w:p>
+      <w:r>
+        <w:t>________________________________________________________________</w:t>
+      </w:r>
+    </w:p>
+    <w:p>
+      <w:pPr>
+        <w:pStyle w:val="Heading2"/>
+      </w:pPr>
+      <w:r>
+        <w:t>Plan a changed-case return</w:t>
       </w:r>
     </w:p>
     <w:p>
@@ -2633,62 +3969,31 @@
         <w:rPr>
           <w:b w:val="0"/>
         </w:rPr>
-        <w:t>Complete the supported workbook tasks before attempting W4 independently. Record any hints or help used. After feedback, use the teacher's fresh retry rather than copying the earlier answer.</w:t>
-      </w:r>
-    </w:p>
-    <w:p>
-      <w:pPr>
-        <w:spacing w:line="336" w:lineRule="auto" w:after="180"/>
-      </w:pPr>
+        <w:t xml:space="preserve">If you are unsure, return to the worked picture and explain one arrow. If you are ready, change an </w:t>
+      </w:r>
+      <w:r>
+        <w:rPr>
+          <w:b/>
+        </w:rPr>
+        <w:t>input</w:t>
+      </w:r>
       <w:r>
         <w:rPr>
           <w:b w:val="0"/>
         </w:rPr>
-        <w:t>For a project, select a relevant new case, predict the outcome from the declared rule and preserve the result alongside any revision.</w:t>
-      </w:r>
-    </w:p>
-    <w:p>
-      <w:pPr>
-        <w:pStyle w:val="Heading3"/>
-      </w:pPr>
-      <w:r>
-        <w:t>Exit: propose one revealing change to the worked scenario. State the expected outcome and the evidence that would make you revise your explanation.</w:t>
-      </w:r>
-    </w:p>
-    <w:p>
-      <w:r>
-        <w:t>________________________________________________________________</w:t>
-      </w:r>
-    </w:p>
-    <w:p>
-      <w:r>
-        <w:t>________________________________________________________________</w:t>
-      </w:r>
-    </w:p>
-    <w:p>
-      <w:r>
-        <w:t>________________________________________________________________</w:t>
-      </w:r>
-    </w:p>
-    <w:p>
-      <w:r>
-        <w:t>________________________________________________________________</w:t>
-      </w:r>
-    </w:p>
-    <w:p>
-      <w:r>
-        <w:t>________________________________________________________________</w:t>
-      </w:r>
-    </w:p>
-    <w:p>
-      <w:pPr>
-        <w:spacing w:line="336" w:lineRule="auto" w:after="180"/>
-      </w:pPr>
+        <w:t xml:space="preserve"> or assumption and justify your </w:t>
+      </w:r>
+      <w:r>
+        <w:rPr>
+          <w:b/>
+        </w:rPr>
+        <w:t>prediction</w:t>
+      </w:r>
       <w:r>
         <w:rPr>
           <w:b w:val="0"/>
         </w:rPr>
-        <w:t>For the worked scenario, propose one additional case that could reveal a failure, describe its expected outcome before running it, and explain what would need to remain fixed for a fair comparison.</w:t>
+        <w:t>.</w:t>
       </w:r>
     </w:p>
     <w:p>
@@ -2699,14 +4004,336 @@
         <w:rPr>
           <w:b w:val="0"/>
         </w:rPr>
-        <w:t>Do not reuse W4 as a new final test after receiving feedback.</w:t>
-      </w:r>
-    </w:p>
+        <w:t xml:space="preserve">Save your workbook </w:t>
+      </w:r>
+      <w:r>
+        <w:rPr>
+          <w:b/>
+        </w:rPr>
+        <w:t>evidence</w:t>
+      </w:r>
+      <w:r>
+        <w:rPr>
+          <w:b w:val="0"/>
+        </w:rPr>
+        <w:t>. At the next review, try a different case before opening your old answer.</w:t>
+      </w:r>
+    </w:p>
+    <w:p>
+      <w:pPr>
+        <w:pStyle w:val="Heading1"/>
+      </w:pPr>
+      <w:r>
+        <w:t>Reference bank and extra practice</w:t>
+      </w:r>
+    </w:p>
+    <w:p>
+      <w:pPr>
+        <w:pStyle w:val="Heading1"/>
+      </w:pPr>
+      <w:r>
+        <w:t>05. Reference · Use service vocabulary precisely</w:t>
+      </w:r>
+    </w:p>
+    <w:p>
+      <w:r>
+        <w:t>Connect each term to an input, operation, evidence source or outcome.</w:t>
+      </w:r>
+    </w:p>
+    <w:p>
+      <w:pPr>
+        <w:pStyle w:val="Heading2"/>
+      </w:pPr>
+      <w:r>
+        <w:t>Vocabulary and your explanation</w:t>
+      </w:r>
+    </w:p>
+    <w:tbl>
+      <w:tblPr>
+        <w:tblStyle w:val="LightShading-Accent1"/>
+        <w:tblW w:type="auto" w:w="0"/>
+        <w:tblLook w:firstColumn="1" w:firstRow="1" w:lastColumn="0" w:lastRow="0" w:noHBand="0" w:noVBand="1" w:val="04A0"/>
+      </w:tblPr>
+      <w:tblGrid>
+        <w:gridCol w:w="5112"/>
+        <w:gridCol w:w="5112"/>
+      </w:tblGrid>
+      <w:tr>
+        <w:trPr>
+          <w:tblHeader/>
+        </w:trPr>
+        <w:tc>
+          <w:tcPr>
+            <w:tcW w:type="dxa" w:w="5112"/>
+          </w:tcPr>
+          <w:p>
+            <w:r>
+              <w:t>Word</w:t>
+            </w:r>
+          </w:p>
+        </w:tc>
+        <w:tc>
+          <w:tcPr>
+            <w:tcW w:type="dxa" w:w="5112"/>
+          </w:tcPr>
+          <w:p>
+            <w:r>
+              <w:t>Meaning</w:t>
+            </w:r>
+          </w:p>
+        </w:tc>
+      </w:tr>
+      <w:tr>
+        <w:tc>
+          <w:tcPr>
+            <w:tcW w:type="dxa" w:w="5112"/>
+          </w:tcPr>
+          <w:p>
+            <w:r>
+              <w:t>Service objective</w:t>
+            </w:r>
+          </w:p>
+        </w:tc>
+        <w:tc>
+          <w:tcPr>
+            <w:tcW w:type="dxa" w:w="5112"/>
+          </w:tcPr>
+          <w:p>
+            <w:r>
+              <w:t>A declared measured target over a specified scope</w:t>
+            </w:r>
+          </w:p>
+        </w:tc>
+      </w:tr>
+      <w:tr>
+        <w:tc>
+          <w:tcPr>
+            <w:tcW w:type="dxa" w:w="5112"/>
+          </w:tcPr>
+          <w:p>
+            <w:r>
+              <w:t>Failure budget</w:t>
+            </w:r>
+          </w:p>
+        </w:tc>
+        <w:tc>
+          <w:tcPr>
+            <w:tcW w:type="dxa" w:w="5112"/>
+          </w:tcPr>
+          <w:p>
+            <w:r>
+              <w:t>The failures allowed under that target</w:t>
+            </w:r>
+          </w:p>
+        </w:tc>
+      </w:tr>
+      <w:tr>
+        <w:tc>
+          <w:tcPr>
+            <w:tcW w:type="dxa" w:w="5112"/>
+          </w:tcPr>
+          <w:p>
+            <w:r>
+              <w:t>Eligible request</w:t>
+            </w:r>
+          </w:p>
+        </w:tc>
+        <w:tc>
+          <w:tcPr>
+            <w:tcW w:type="dxa" w:w="5112"/>
+          </w:tcPr>
+          <w:p>
+            <w:r>
+              <w:t>A request included under the declared denominator rule</w:t>
+            </w:r>
+          </w:p>
+        </w:tc>
+      </w:tr>
+    </w:tbl>
     <w:p>
       <w:pPr>
         <w:pStyle w:val="Heading3"/>
       </w:pPr>
       <w:r>
+        <w:t>Use two terms to explain a step in this week’s example.</w:t>
+      </w:r>
+    </w:p>
+    <w:p>
+      <w:r>
+        <w:t>________________________________________________________________</w:t>
+      </w:r>
+    </w:p>
+    <w:p>
+      <w:r>
+        <w:t>________________________________________________________________</w:t>
+      </w:r>
+    </w:p>
+    <w:p>
+      <w:r>
+        <w:t>________________________________________________________________</w:t>
+      </w:r>
+    </w:p>
+    <w:p>
+      <w:pPr>
+        <w:pStyle w:val="Heading1"/>
+      </w:pPr>
+      <w:r>
+        <w:t>10. Extra challenge · Explain a stronger case</w:t>
+      </w:r>
+    </w:p>
+    <w:p>
+      <w:r>
+        <w:t>Choose the next challenge after the main route.</w:t>
+      </w:r>
+    </w:p>
+    <w:p>
+      <w:pPr>
+        <w:pStyle w:val="Heading2"/>
+      </w:pPr>
+      <w:r>
+        <w:t>Explain,repair and extend</w:t>
+      </w:r>
+    </w:p>
+    <w:p>
+      <w:pPr>
+        <w:pStyle w:val="Heading3"/>
+      </w:pPr>
+      <w:r>
+        <w:t>Explain → apply → challenge</w:t>
+      </w:r>
+    </w:p>
+    <w:p>
+      <w:pPr>
+        <w:pStyle w:val="ListBullet"/>
+      </w:pPr>
+      <w:r>
+        <w:t>Explain the weekly mechanism in your own words. Use the worked scenario to name its input, decision rule and output.</w:t>
+      </w:r>
+    </w:p>
+    <w:p>
+      <w:pPr>
+        <w:pStyle w:val="ListBullet"/>
+      </w:pPr>
+      <w:r>
+        <w:t>A report omits this qualification: Meeting one interval objective does not establish every future interval or zero critical failures. Explain how omitting it could change a reader's interpretation, and write an accurate replacement.</w:t>
+      </w:r>
+    </w:p>
+    <w:p>
+      <w:pPr>
+        <w:pStyle w:val="ListBullet"/>
+      </w:pPr>
+      <w:r>
+        <w:t>For the worked scenario, propose one additional case that could reveal a failure, describe its expected outcome before running it, and explain what would need to remain fixed for a fair comparison. Do not reuse W4 as a new final test after receiving feedback.</w:t>
+      </w:r>
+    </w:p>
+    <w:p>
+      <w:pPr>
+        <w:pStyle w:val="Heading3"/>
+      </w:pPr>
+      <w:r>
+        <w:t>Explain which evidence supports your conclusion and which claim remains unproved.</w:t>
+      </w:r>
+    </w:p>
+    <w:p>
+      <w:r>
+        <w:t>________________________________________________________________</w:t>
+      </w:r>
+    </w:p>
+    <w:p>
+      <w:r>
+        <w:t>________________________________________________________________</w:t>
+      </w:r>
+    </w:p>
+    <w:p>
+      <w:r>
+        <w:t>________________________________________________________________</w:t>
+      </w:r>
+    </w:p>
+    <w:p>
+      <w:r>
+        <w:t>________________________________________________________________</w:t>
+      </w:r>
+    </w:p>
+    <w:p>
+      <w:r>
+        <w:t>________________________________________________________________</w:t>
+      </w:r>
+    </w:p>
+    <w:p>
+      <w:pPr>
+        <w:pStyle w:val="Heading1"/>
+      </w:pPr>
+      <w:r>
+        <w:t>12. Reference · Check the service reasoning and its limits</w:t>
+      </w:r>
+    </w:p>
+    <w:p>
+      <w:r>
+        <w:t>Use after practice; keep the selected independent case for its first attempt.</w:t>
+      </w:r>
+    </w:p>
+    <w:p>
+      <w:pPr>
+        <w:pStyle w:val="Heading2"/>
+      </w:pPr>
+      <w:r>
+        <w:t>Current explanation and response</w:t>
+      </w:r>
+    </w:p>
+    <w:p>
+      <w:pPr>
+        <w:pStyle w:val="ListBullet"/>
+      </w:pPr>
+      <w:r>
+        <w:t>Complete the supported workbook tasks before attempting W4 independently. Record any hints or help used. After feedback, use the teacher's fresh retry rather than copying the earlier answer. For a project, select a relevant new case, predict the outcome from the declared rule and preserve the result alongside any revision.</w:t>
+      </w:r>
+    </w:p>
+    <w:p>
+      <w:pPr>
+        <w:pStyle w:val="Heading3"/>
+      </w:pPr>
+      <w:r>
+        <w:t>Exit: propose one revealing change to the worked scenario. State the expected outcome and the evidence that would make you revise your explanation.</w:t>
+      </w:r>
+    </w:p>
+    <w:p>
+      <w:r>
+        <w:t>________________________________________________________________</w:t>
+      </w:r>
+    </w:p>
+    <w:p>
+      <w:r>
+        <w:t>________________________________________________________________</w:t>
+      </w:r>
+    </w:p>
+    <w:p>
+      <w:r>
+        <w:t>________________________________________________________________</w:t>
+      </w:r>
+    </w:p>
+    <w:p>
+      <w:r>
+        <w:t>________________________________________________________________</w:t>
+      </w:r>
+    </w:p>
+    <w:p>
+      <w:r>
+        <w:t>________________________________________________________________</w:t>
+      </w:r>
+    </w:p>
+    <w:p>
+      <w:pPr>
+        <w:pStyle w:val="ListBullet"/>
+      </w:pPr>
+      <w:r>
+        <w:t>For the worked scenario, propose one additional case that could reveal a failure, describe its expected outcome before running it, and explain what would need to remain fixed for a fair comparison. Do not reuse W4 as a new final test after receiving feedback.</w:t>
+      </w:r>
+    </w:p>
+    <w:p>
+      <w:pPr>
+        <w:pStyle w:val="Heading3"/>
+      </w:pPr>
+      <w:r>
         <w:t>My limited claim and a useful next check</w:t>
       </w:r>
     </w:p>
@@ -2735,12 +4362,20 @@
         <w:pStyle w:val="Heading1"/>
       </w:pPr>
       <w:r>
-        <w:t>13. Study a complete case</w:t>
-      </w:r>
-    </w:p>
-    <w:p>
-      <w:r>
-        <w:t>Revisit the complete Failure budgets and service objectives case for supported practice. Repeated examples do not become fresh assessments.</w:t>
+        <w:t>13. Extra practice · Revisit the complete trace</w:t>
+      </w:r>
+    </w:p>
+    <w:p>
+      <w:r>
+        <w:t>Predict before reading the supplied steps.</w:t>
+      </w:r>
+    </w:p>
+    <w:p>
+      <w:pPr>
+        <w:pStyle w:val="Heading2"/>
+      </w:pPr>
+      <w:r>
+        <w:t>Complete trace and evidence</w:t>
       </w:r>
     </w:p>
     <w:p>
@@ -2909,230 +4544,20 @@
         <w:pStyle w:val="Heading1"/>
       </w:pPr>
       <w:r>
-        <w:t>14. Try a new case independently</w:t>
-      </w:r>
-    </w:p>
-    <w:p>
-      <w:r>
-        <w:t>Attempt the reserved new case before feedback. Record support; the earlier examples below remain additional practice.</w:t>
-      </w:r>
-    </w:p>
-    <w:p>
-      <w:pPr>
-        <w:pStyle w:val="Heading3"/>
-      </w:pPr>
-      <w:r>
-        <w:t>Independent case: Apply a new case independently</w:t>
-      </w:r>
-    </w:p>
-    <w:p>
-      <w:pPr>
-        <w:spacing w:line="336" w:lineRule="auto" w:after="180"/>
-      </w:pPr>
-      <w:r>
-        <w:rPr>
-          <w:b w:val="0"/>
-        </w:rPr>
-        <w:t xml:space="preserve">Objective 95% over 80 </w:t>
-      </w:r>
-      <w:r>
-        <w:rPr>
-          <w:b/>
-        </w:rPr>
-        <w:t>eligible request</w:t>
-      </w:r>
-      <w:r>
-        <w:rPr>
-          <w:b w:val="0"/>
-        </w:rPr>
-        <w:t>s. Five fail. Compute allowed failures and observed success.</w:t>
-      </w:r>
-    </w:p>
-    <w:p>
-      <w:pPr>
-        <w:pStyle w:val="Heading3"/>
-      </w:pPr>
-      <w:r>
-        <w:t>My independent explanation, trace and limits</w:t>
-      </w:r>
-    </w:p>
-    <w:p>
-      <w:r>
-        <w:t>________________________________________________________________</w:t>
-      </w:r>
-    </w:p>
-    <w:p>
-      <w:r>
-        <w:t>________________________________________________________________</w:t>
-      </w:r>
-    </w:p>
-    <w:p>
-      <w:r>
-        <w:t>________________________________________________________________</w:t>
-      </w:r>
-    </w:p>
-    <w:p>
-      <w:r>
-        <w:t>________________________________________________________________</w:t>
-      </w:r>
-    </w:p>
-    <w:p>
-      <w:r>
-        <w:t>________________________________________________________________</w:t>
-      </w:r>
-    </w:p>
-    <w:p>
-      <w:r>
-        <w:t>________________________________________________________________</w:t>
-      </w:r>
-    </w:p>
-    <w:p>
-      <w:r>
-        <w:t>________________________________________________________________</w:t>
-      </w:r>
-    </w:p>
-    <w:p>
-      <w:pPr>
-        <w:spacing w:line="336" w:lineRule="auto" w:after="180"/>
-      </w:pPr>
-      <w:r>
-        <w:rPr>
-          <w:b w:val="0"/>
-        </w:rPr>
-        <w:t>Attempt this case before feedback. Record any help. Earlier examples below are further practice; a case already practised with feedback cannot establish fresh transfer.</w:t>
-      </w:r>
-    </w:p>
-    <w:p>
-      <w:pPr>
-        <w:pStyle w:val="Heading3"/>
-      </w:pPr>
-      <w:r>
-        <w:t>Attempt this without hints</w:t>
-      </w:r>
-    </w:p>
-    <w:p>
-      <w:pPr>
-        <w:spacing w:line="336" w:lineRule="auto" w:after="180"/>
-      </w:pPr>
-      <w:r>
-        <w:rPr>
-          <w:b w:val="0"/>
-        </w:rPr>
-        <w:t xml:space="preserve">Objective 95% over 80 </w:t>
-      </w:r>
-      <w:r>
-        <w:rPr>
-          <w:b/>
-        </w:rPr>
-        <w:t>eligible request</w:t>
-      </w:r>
-      <w:r>
-        <w:rPr>
-          <w:b w:val="0"/>
-        </w:rPr>
-        <w:t>s. Five fail. Compute allowed failures and observed success.</w:t>
-      </w:r>
-    </w:p>
-    <w:p>
-      <w:pPr>
-        <w:pStyle w:val="Heading3"/>
-      </w:pPr>
-      <w:r>
-        <w:t>My independent procedure, result and limitation</w:t>
-      </w:r>
-    </w:p>
-    <w:p>
-      <w:r>
-        <w:t>________________________________________________________________</w:t>
-      </w:r>
-    </w:p>
-    <w:p>
-      <w:r>
-        <w:t>________________________________________________________________</w:t>
-      </w:r>
-    </w:p>
-    <w:p>
-      <w:r>
-        <w:t>________________________________________________________________</w:t>
-      </w:r>
-    </w:p>
-    <w:p>
-      <w:r>
-        <w:t>________________________________________________________________</w:t>
-      </w:r>
-    </w:p>
-    <w:p>
-      <w:r>
-        <w:t>________________________________________________________________</w:t>
-      </w:r>
-    </w:p>
-    <w:p>
-      <w:r>
-        <w:t>________________________________________________________________</w:t>
-      </w:r>
-    </w:p>
-    <w:p>
-      <w:r>
-        <w:t>________________________________________________________________</w:t>
-      </w:r>
-    </w:p>
-    <w:p>
-      <w:r>
-        <w:t>________________________________________________________________</w:t>
-      </w:r>
-    </w:p>
-    <w:p>
-      <w:pPr>
-        <w:spacing w:line="336" w:lineRule="auto" w:after="180"/>
-      </w:pPr>
-      <w:r>
-        <w:rPr>
-          <w:b w:val="0"/>
-        </w:rPr>
-        <w:t>Record support used: none, hint or teacher explanation. After feedback, a different case is needed to demonstrate independence.</w:t>
-      </w:r>
-    </w:p>
-    <w:p>
-      <w:pPr>
-        <w:pStyle w:val="Heading3"/>
-      </w:pPr>
-      <w:r>
-        <w:t>Use feedback to improve</w:t>
-      </w:r>
-    </w:p>
-    <w:p>
-      <w:pPr>
-        <w:spacing w:line="336" w:lineRule="auto" w:after="180"/>
-      </w:pPr>
-      <w:r>
-        <w:rPr>
-          <w:b w:val="0"/>
-        </w:rPr>
-        <w:t>Attempt the independent case before hints. Record whether you worked alone, used a hint or followed a model. After feedback, fix the first unsupported step and explain why it changed.</w:t>
-      </w:r>
-    </w:p>
-    <w:p>
-      <w:pPr>
-        <w:spacing w:line="336" w:lineRule="auto" w:after="180"/>
-      </w:pPr>
-      <w:r>
-        <w:rPr>
-          <w:b w:val="0"/>
-        </w:rPr>
-        <w:t>A later check uses a changed case, not a copied answer.</w:t>
-      </w:r>
-    </w:p>
-    <w:p>
-      <w:pPr>
-        <w:pStyle w:val="Heading1"/>
-      </w:pPr>
-      <w:r>
-        <w:t>15. Your lesson route</w:t>
-      </w:r>
-    </w:p>
-    <w:p>
-      <w:r>
-        <w:t>Use this map to navigate Failure budgets and service objectives, connect the goals to tasks and keep one evidence record for each attempt.</w:t>
+        <w:t>15. Reference · The earlier route checklist</w:t>
+      </w:r>
+    </w:p>
+    <w:p>
+      <w:r>
+        <w:t>Use one main route rather than repeating the lesson.</w:t>
+      </w:r>
+    </w:p>
+    <w:p>
+      <w:pPr>
+        <w:pStyle w:val="Heading2"/>
+      </w:pPr>
+      <w:r>
+        <w:t>Targets,route and first prediction</w:t>
       </w:r>
     </w:p>
     <w:p>
@@ -3323,12 +4748,117 @@
         <w:pStyle w:val="Heading1"/>
       </w:pPr>
       <w:r>
-        <w:t>16. Finish and return</w:t>
-      </w:r>
-    </w:p>
-    <w:p>
-      <w:r>
-        <w:t>Explain Failure budgets and service objectives without notes, identify a remaining question and plan a later check with a changed case.</w:t>
+        <w:t>17. Extra practice · Predict,check and repair</w:t>
+      </w:r>
+    </w:p>
+    <w:p>
+      <w:r>
+        <w:t>Keep supported feedback separate from the independent case.</w:t>
+      </w:r>
+    </w:p>
+    <w:p>
+      <w:pPr>
+        <w:pStyle w:val="Heading2"/>
+      </w:pPr>
+      <w:r>
+        <w:t>First supported question and optional hint</w:t>
+      </w:r>
+    </w:p>
+    <w:p>
+      <w:pPr>
+        <w:pStyle w:val="ListBullet"/>
+      </w:pPr>
+      <w:r>
+        <w:t>A reliability allowance. A practice service requires at least 98 successes in each window of 100 eligible requests.</w:t>
+      </w:r>
+    </w:p>
+    <w:p>
+      <w:pPr>
+        <w:pStyle w:val="Heading3"/>
+      </w:pPr>
+      <w:r>
+        <w:t>Practice 1: explain the deciding evidence</w:t>
+      </w:r>
+    </w:p>
+    <w:p>
+      <w:pPr>
+        <w:pStyle w:val="ListBullet"/>
+      </w:pPr>
+      <w:r>
+        <w:t>Which labelled step matches this detail? Three failures misses the target by one request.</w:t>
+      </w:r>
+    </w:p>
+    <w:p>
+      <w:pPr>
+        <w:pStyle w:val="ListBullet"/>
+      </w:pPr>
+      <w:r>
+        <w:t>1. Define success</w:t>
+      </w:r>
+    </w:p>
+    <w:p>
+      <w:pPr>
+        <w:pStyle w:val="ListBullet"/>
+      </w:pPr>
+      <w:r>
+        <w:t>2. Compute allowance</w:t>
+      </w:r>
+    </w:p>
+    <w:p>
+      <w:pPr>
+        <w:pStyle w:val="ListBullet"/>
+      </w:pPr>
+      <w:r>
+        <w:t>3. Compare record</w:t>
+      </w:r>
+    </w:p>
+    <w:p>
+      <w:pPr>
+        <w:pStyle w:val="Heading3"/>
+      </w:pPr>
+      <w:r>
+        <w:t>My selected conclusion, deciding fact and explanation</w:t>
+      </w:r>
+    </w:p>
+    <w:p>
+      <w:r>
+        <w:t>________________________________________________________________</w:t>
+      </w:r>
+    </w:p>
+    <w:p>
+      <w:r>
+        <w:t>________________________________________________________________</w:t>
+      </w:r>
+    </w:p>
+    <w:p>
+      <w:r>
+        <w:t>________________________________________________________________</w:t>
+      </w:r>
+    </w:p>
+    <w:p>
+      <w:r>
+        <w:t>________________________________________________________________</w:t>
+      </w:r>
+    </w:p>
+    <w:p>
+      <w:r>
+        <w:t>________________________________________________________________</w:t>
+      </w:r>
+    </w:p>
+    <w:p>
+      <w:pPr>
+        <w:pStyle w:val="ListBullet"/>
+      </w:pPr>
+      <w:r>
+        <w:t>Hint if needed: Read the steps in the pictorial case. Match the supplied detail to the stage that performs or records it.</w:t>
+      </w:r>
+    </w:p>
+    <w:p>
+      <w:pPr>
+        <w:pStyle w:val="Heading2"/>
+      </w:pPr>
+      <w:r>
+        <w:t>Check after the first attempt · reference / check after trying</w:t>
       </w:r>
     </w:p>
     <w:p>
@@ -3339,7 +4869,145 @@
         <w:rPr>
           <w:b w:val="0"/>
         </w:rPr>
-        <w:t xml:space="preserve">Close your notes. Explain this goal in your own words: Explain the </w:t>
+        <w:t>After your attempt, compare with the supported explanation: Compare record Three failures misses the target by one request. An objective needs a measurement window, denominator and success definition.</w:t>
+      </w:r>
+    </w:p>
+    <w:p>
+      <w:pPr>
+        <w:spacing w:line="336" w:lineRule="auto" w:after="180"/>
+      </w:pPr>
+      <w:r>
+        <w:rPr>
+          <w:b w:val="0"/>
+        </w:rPr>
+        <w:t>An honest refusal can be success under an agreed contract.</w:t>
+      </w:r>
+    </w:p>
+    <w:p>
+      <w:pPr>
+        <w:pStyle w:val="Heading2"/>
+      </w:pPr>
+      <w:r>
+        <w:t>Changed-case question and optional hint</w:t>
+      </w:r>
+    </w:p>
+    <w:p>
+      <w:pPr>
+        <w:pStyle w:val="Heading3"/>
+      </w:pPr>
+      <w:r>
+        <w:t>Practice 2: explain the deciding evidence</w:t>
+      </w:r>
+    </w:p>
+    <w:p>
+      <w:pPr>
+        <w:pStyle w:val="ListBullet"/>
+      </w:pPr>
+      <w:r>
+        <w:t>Changed-case practice: Counterfactual: change one failed outcome to a success in a separate copy of this 100-request window. Which conclusion is supported by the supplied facts?</w:t>
+      </w:r>
+    </w:p>
+    <w:p>
+      <w:pPr>
+        <w:pStyle w:val="ListBullet"/>
+      </w:pPr>
+      <w:r>
+        <w:t>1. This one example guarantees correct results for every future input.</w:t>
+      </w:r>
+    </w:p>
+    <w:p>
+      <w:pPr>
+        <w:pStyle w:val="ListBullet"/>
+      </w:pPr>
+      <w:r>
+        <w:t>2. 98 successes and 2 failures meet the stated window target.</w:t>
+      </w:r>
+    </w:p>
+    <w:p>
+      <w:pPr>
+        <w:pStyle w:val="ListBullet"/>
+      </w:pPr>
+      <w:r>
+        <w:t>3. We can decide the result without examining the changed input or the procedure.</w:t>
+      </w:r>
+    </w:p>
+    <w:p>
+      <w:pPr>
+        <w:pStyle w:val="Heading3"/>
+      </w:pPr>
+      <w:r>
+        <w:t>My selected conclusion, deciding fact and explanation</w:t>
+      </w:r>
+    </w:p>
+    <w:p>
+      <w:r>
+        <w:t>________________________________________________________________</w:t>
+      </w:r>
+    </w:p>
+    <w:p>
+      <w:r>
+        <w:t>________________________________________________________________</w:t>
+      </w:r>
+    </w:p>
+    <w:p>
+      <w:r>
+        <w:t>________________________________________________________________</w:t>
+      </w:r>
+    </w:p>
+    <w:p>
+      <w:r>
+        <w:t>________________________________________________________________</w:t>
+      </w:r>
+    </w:p>
+    <w:p>
+      <w:r>
+        <w:t>________________________________________________________________</w:t>
+      </w:r>
+    </w:p>
+    <w:p>
+      <w:pPr>
+        <w:pStyle w:val="ListBullet"/>
+      </w:pPr>
+      <w:r>
+        <w:t>Hint if needed: Use the changed condition and the deciding step in the pictorial trace. The answer must say what follows from those facts.</w:t>
+      </w:r>
+    </w:p>
+    <w:p>
+      <w:pPr>
+        <w:pStyle w:val="Heading2"/>
+      </w:pPr>
+      <w:r>
+        <w:t>Check after the changed attempt · reference / check after trying</w:t>
+      </w:r>
+    </w:p>
+    <w:p>
+      <w:pPr>
+        <w:spacing w:line="336" w:lineRule="auto" w:after="180"/>
+      </w:pPr>
+      <w:r>
+        <w:rPr>
+          <w:b w:val="0"/>
+        </w:rPr>
+        <w:t>After your attempt, compare with the supported explanation: 98 successes and 2 failures meet the stated window target. The counterfactual copy changes one outcome while its denominator stays 100; preserve the original 97-success/3-failure window.</w:t>
+      </w:r>
+    </w:p>
+    <w:p>
+      <w:pPr>
+        <w:pStyle w:val="Heading2"/>
+      </w:pPr>
+      <w:r>
+        <w:t>Repair and retain the record</w:t>
+      </w:r>
+    </w:p>
+    <w:p>
+      <w:pPr>
+        <w:spacing w:line="336" w:lineRule="auto" w:after="180"/>
+      </w:pPr>
+      <w:r>
+        <w:rPr>
+          <w:b w:val="0"/>
+        </w:rPr>
+        <w:t xml:space="preserve">Review Evaluation pipelines (ai-6/10). Goal: Explain the </w:t>
       </w:r>
       <w:r>
         <w:rPr>
@@ -3351,64 +5019,75 @@
         <w:rPr>
           <w:b w:val="0"/>
         </w:rPr>
-        <w:t xml:space="preserve"> and terminology of </w:t>
+        <w:t xml:space="preserve"> and terminology of evaluation pipelines. Short practice: Calculate A’s and B’s correct rates on all four cases.</w:t>
+      </w:r>
+    </w:p>
+    <w:p>
+      <w:pPr>
+        <w:spacing w:line="336" w:lineRule="auto" w:after="180"/>
+      </w:pPr>
+      <w:r>
+        <w:rPr>
+          <w:b w:val="0"/>
+        </w:rPr>
+        <w:t>Identify their shared failure and explain why removing that case after scoring changes the honesty of the comparison.. Return to this week and explain what you changed.</w:t>
+      </w:r>
+    </w:p>
+    <w:p>
+      <w:pPr>
+        <w:spacing w:line="336" w:lineRule="auto" w:after="180"/>
+      </w:pPr>
+      <w:r>
+        <w:rPr>
+          <w:b w:val="0"/>
+        </w:rPr>
+        <w:t xml:space="preserve">Review Testing model-dependent behaviour (ai-6/8). Goal: Explain the </w:t>
       </w:r>
       <w:r>
         <w:rPr>
           <w:b/>
         </w:rPr>
-        <w:t>failure budget</w:t>
+        <w:t>mechanism</w:t>
       </w:r>
       <w:r>
         <w:rPr>
           <w:b w:val="0"/>
         </w:rPr>
-        <w:t xml:space="preserve">s and </w:t>
+        <w:t xml:space="preserve"> and terminology of testing model-dependent behaviour.</w:t>
+      </w:r>
+    </w:p>
+    <w:p>
+      <w:pPr>
+        <w:spacing w:line="336" w:lineRule="auto" w:after="180"/>
+      </w:pPr>
+      <w:r>
+        <w:rPr>
+          <w:b w:val="0"/>
+        </w:rPr>
+        <w:t>Short practice: Score "Friday in room B" and "Friday in room D" against both mandatory criteria. Would a correct 25-word response pass, and why?. Return to this week and explain what you changed.</w:t>
+      </w:r>
+    </w:p>
+    <w:p>
+      <w:pPr>
+        <w:spacing w:line="336" w:lineRule="auto" w:after="180"/>
+      </w:pPr>
+      <w:r>
+        <w:rPr>
+          <w:b w:val="0"/>
+        </w:rPr>
+        <w:t xml:space="preserve">Review Authentication and authorisation (ai-6/5). Goal: Explain the </w:t>
       </w:r>
       <w:r>
         <w:rPr>
           <w:b/>
         </w:rPr>
-        <w:t>service objective</w:t>
+        <w:t>mechanism</w:t>
       </w:r>
       <w:r>
         <w:rPr>
           <w:b w:val="0"/>
         </w:rPr>
-        <w:t>s</w:t>
-      </w:r>
-    </w:p>
-    <w:p>
-      <w:pPr>
-        <w:pStyle w:val="Heading3"/>
-      </w:pPr>
-      <w:r>
-        <w:t>My deciding step, evidence and one remaining question</w:t>
-      </w:r>
-    </w:p>
-    <w:p>
-      <w:r>
-        <w:t>________________________________________________________________</w:t>
-      </w:r>
-    </w:p>
-    <w:p>
-      <w:r>
-        <w:t>________________________________________________________________</w:t>
-      </w:r>
-    </w:p>
-    <w:p>
-      <w:r>
-        <w:t>________________________________________________________________</w:t>
-      </w:r>
-    </w:p>
-    <w:p>
-      <w:r>
-        <w:t>________________________________________________________________</w:t>
-      </w:r>
-    </w:p>
-    <w:p>
-      <w:r>
-        <w:t>________________________________________________________________</w:t>
+        <w:t xml:space="preserve"> and terminology of authentication and authorisation. Short practice: Explain why Jo’s valid volunteer login does not permit editing C.</w:t>
       </w:r>
     </w:p>
     <w:p>
@@ -3419,42 +5098,18 @@
         <w:rPr>
           <w:b w:val="0"/>
         </w:rPr>
-        <w:t xml:space="preserve">If you are unsure, return to the worked picture and explain one arrow. If you are ready, change an </w:t>
-      </w:r>
-      <w:r>
-        <w:rPr>
-          <w:b/>
-        </w:rPr>
-        <w:t>input</w:t>
-      </w:r>
+        <w:t>Which trusted role change allows the action, and why is a role written in the request insufficient?. Return to this week and explain what you changed.</w:t>
+      </w:r>
+    </w:p>
+    <w:p>
+      <w:pPr>
+        <w:spacing w:line="336" w:lineRule="auto" w:after="180"/>
+      </w:pPr>
       <w:r>
         <w:rPr>
           <w:b w:val="0"/>
         </w:rPr>
-        <w:t xml:space="preserve"> or assumption and justify your </w:t>
-      </w:r>
-      <w:r>
-        <w:rPr>
-          <w:b/>
-        </w:rPr>
-        <w:t>prediction</w:t>
-      </w:r>
-      <w:r>
-        <w:rPr>
-          <w:b w:val="0"/>
-        </w:rPr>
-        <w:t>.</w:t>
-      </w:r>
-    </w:p>
-    <w:p>
-      <w:pPr>
-        <w:spacing w:line="336" w:lineRule="auto" w:after="180"/>
-      </w:pPr>
-      <w:r>
-        <w:rPr>
-          <w:b w:val="0"/>
-        </w:rPr>
-        <w:t xml:space="preserve">Save your workbook </w:t>
+        <w:t xml:space="preserve">Use Download completed work in the hosted lesson to export your answers, reflections, practice feedback and code-run </w:t>
       </w:r>
       <w:r>
         <w:rPr>
@@ -3466,20 +5121,26 @@
         <w:rPr>
           <w:b w:val="0"/>
         </w:rPr>
-        <w:t>. At the next review, try a different case before opening your old answer.</w:t>
-      </w:r>
-    </w:p>
-    <w:p>
-      <w:pPr>
-        <w:pStyle w:val="Heading1"/>
-      </w:pPr>
-      <w:r>
-        <w:t>17. Supported practice, repair and portfolio</w:t>
-      </w:r>
-    </w:p>
-    <w:p>
-      <w:r>
-        <w:t>Attempt supported questions before using hints or feedback. Review a missing building block, then keep the completed work.</w:t>
+        <w:t>. Open the HTML copy to read or print it.</w:t>
+      </w:r>
+    </w:p>
+    <w:p>
+      <w:pPr>
+        <w:spacing w:line="336" w:lineRule="auto" w:after="180"/>
+      </w:pPr>
+      <w:r>
+        <w:rPr>
+          <w:b w:val="0"/>
+        </w:rPr>
+        <w:t>Drafts stay in this browser when storage is available; clear drafts on a shared device.</w:t>
+      </w:r>
+    </w:p>
+    <w:p>
+      <w:pPr>
+        <w:pStyle w:val="Heading2"/>
+      </w:pPr>
+      <w:r>
+        <w:t>Earlier wording, alternatives and picture transcripts · reference / check after trying</w:t>
       </w:r>
     </w:p>
     <w:p>
@@ -3495,80 +5156,10 @@
     </w:p>
     <w:p>
       <w:pPr>
-        <w:spacing w:line="336" w:lineRule="auto" w:after="180"/>
-      </w:pPr>
-      <w:r>
-        <w:rPr>
-          <w:b w:val="0"/>
-        </w:rPr>
-        <w:t xml:space="preserve">A reliability allowance. A practice service requires at least 98 successes in each window of 100 </w:t>
-      </w:r>
-      <w:r>
-        <w:rPr>
-          <w:b/>
-        </w:rPr>
-        <w:t>eligible request</w:t>
-      </w:r>
-      <w:r>
-        <w:rPr>
-          <w:b w:val="0"/>
-        </w:rPr>
-        <w:t>s.</w:t>
-      </w:r>
-    </w:p>
-    <w:p>
-      <w:pPr>
         <w:pStyle w:val="Heading3"/>
       </w:pPr>
       <w:r>
-        <w:t>Practice 1: explain the deciding evidence</w:t>
-      </w:r>
-    </w:p>
-    <w:p>
-      <w:pPr>
-        <w:spacing w:line="336" w:lineRule="auto" w:after="180"/>
-      </w:pPr>
-      <w:r>
-        <w:rPr>
-          <w:b w:val="0"/>
-        </w:rPr>
-        <w:t>Which labelled step matches this detail? Three failures misses the target by one request.</w:t>
-      </w:r>
-    </w:p>
-    <w:p>
-      <w:pPr>
-        <w:spacing w:line="336" w:lineRule="auto" w:after="180"/>
-        <w:shd w:fill="F4F9FC"/>
-      </w:pPr>
-      <w:r>
-        <w:rPr>
-          <w:b w:val="0"/>
-        </w:rPr>
-        <w:t>1. Define success</w:t>
-      </w:r>
-    </w:p>
-    <w:p>
-      <w:pPr>
-        <w:spacing w:line="336" w:lineRule="auto" w:after="180"/>
-        <w:shd w:fill="F4F9FC"/>
-      </w:pPr>
-      <w:r>
-        <w:rPr>
-          <w:b w:val="0"/>
-        </w:rPr>
-        <w:t>2. Compute allowance</w:t>
-      </w:r>
-    </w:p>
-    <w:p>
-      <w:pPr>
-        <w:spacing w:line="336" w:lineRule="auto" w:after="180"/>
-        <w:shd w:fill="F4F9FC"/>
-      </w:pPr>
-      <w:r>
-        <w:rPr>
-          <w:b w:val="0"/>
-        </w:rPr>
-        <w:t>3. Compare record</w:t>
+        <w:t>Repair a missing building block</w:t>
       </w:r>
     </w:p>
     <w:p>
@@ -3576,415 +5167,25 @@
         <w:pStyle w:val="Heading3"/>
       </w:pPr>
       <w:r>
-        <w:t>My selected conclusion, deciding fact and explanation</w:t>
-      </w:r>
-    </w:p>
-    <w:p>
-      <w:r>
-        <w:t>________________________________________________________________</w:t>
-      </w:r>
-    </w:p>
-    <w:p>
-      <w:r>
-        <w:t>________________________________________________________________</w:t>
-      </w:r>
-    </w:p>
-    <w:p>
-      <w:r>
-        <w:t>________________________________________________________________</w:t>
-      </w:r>
-    </w:p>
-    <w:p>
-      <w:r>
-        <w:t>________________________________________________________________</w:t>
-      </w:r>
-    </w:p>
-    <w:p>
-      <w:r>
-        <w:t>________________________________________________________________</w:t>
-      </w:r>
-    </w:p>
-    <w:p>
-      <w:pPr>
-        <w:pStyle w:val="Heading3"/>
-      </w:pPr>
-      <w:r>
-        <w:t>Hint · try first</w:t>
-      </w:r>
-    </w:p>
-    <w:p>
-      <w:pPr>
-        <w:spacing w:line="336" w:lineRule="auto" w:after="180"/>
-        <w:shd w:fill="F1F6F8"/>
-      </w:pPr>
-      <w:r>
-        <w:rPr>
-          <w:b w:val="0"/>
-        </w:rPr>
-        <w:t>Hint if needed: Read the steps in the pictorial case. Match the supplied detail to the stage that performs or records it.</w:t>
-      </w:r>
-    </w:p>
-    <w:p>
-      <w:pPr>
-        <w:pStyle w:val="Heading3"/>
-      </w:pPr>
-      <w:r>
-        <w:t>Feedback · compare after trying</w:t>
-      </w:r>
-    </w:p>
-    <w:p>
-      <w:pPr>
-        <w:spacing w:line="336" w:lineRule="auto" w:after="180"/>
-        <w:shd w:fill="F1F6FC"/>
-      </w:pPr>
-      <w:r>
-        <w:rPr>
-          <w:b w:val="0"/>
-        </w:rPr>
-        <w:t>After your attempt, compare with the supported explanation: Compare record Three failures misses the target by one request. An objective needs a measurement window, denominator and success definition.</w:t>
-      </w:r>
-    </w:p>
-    <w:p>
-      <w:pPr>
-        <w:spacing w:line="336" w:lineRule="auto" w:after="180"/>
-        <w:shd w:fill="F1F6FC"/>
-      </w:pPr>
-      <w:r>
-        <w:rPr>
-          <w:b w:val="0"/>
-        </w:rPr>
-        <w:t>An honest refusal can be success under an agreed contract.</w:t>
-      </w:r>
-    </w:p>
-    <w:p>
-      <w:pPr>
-        <w:pStyle w:val="Heading3"/>
-      </w:pPr>
-      <w:r>
-        <w:t>Practice 2: explain the deciding evidence</w:t>
-      </w:r>
-    </w:p>
-    <w:p>
-      <w:pPr>
-        <w:pStyle w:val="Heading3"/>
-      </w:pPr>
-      <w:r>
-        <w:t>Changed case · predict first</w:t>
-      </w:r>
-    </w:p>
-    <w:p>
-      <w:pPr>
-        <w:spacing w:line="336" w:lineRule="auto" w:after="180"/>
-        <w:shd w:fill="F5F1FB"/>
-      </w:pPr>
-      <w:r>
-        <w:rPr>
-          <w:b w:val="0"/>
-        </w:rPr>
-        <w:t>Changed-case practice: Repair one failed request into a success in this window. Which conclusion is supported by the supplied facts?</w:t>
-      </w:r>
-    </w:p>
-    <w:p>
-      <w:pPr>
-        <w:spacing w:line="336" w:lineRule="auto" w:after="180"/>
-        <w:shd w:fill="F4F9FC"/>
-      </w:pPr>
-      <w:r>
-        <w:rPr>
-          <w:b w:val="0"/>
-        </w:rPr>
-        <w:t xml:space="preserve">1. This one example guarantees correct results for every future </w:t>
-      </w:r>
-      <w:r>
-        <w:rPr>
-          <w:b/>
-        </w:rPr>
-        <w:t>input</w:t>
-      </w:r>
-      <w:r>
-        <w:rPr>
-          <w:b w:val="0"/>
-        </w:rPr>
-        <w:t>.</w:t>
-      </w:r>
-    </w:p>
-    <w:p>
-      <w:pPr>
-        <w:spacing w:line="336" w:lineRule="auto" w:after="180"/>
-        <w:shd w:fill="F4F9FC"/>
-      </w:pPr>
-      <w:r>
-        <w:rPr>
-          <w:b w:val="0"/>
-        </w:rPr>
-        <w:t>2. 98 successes and 2 failures meet the stated window target.</w:t>
-      </w:r>
-    </w:p>
-    <w:p>
-      <w:pPr>
-        <w:spacing w:line="336" w:lineRule="auto" w:after="180"/>
-        <w:shd w:fill="F4F9FC"/>
-      </w:pPr>
-      <w:r>
-        <w:rPr>
-          <w:b w:val="0"/>
-        </w:rPr>
-        <w:t xml:space="preserve">3. We can decide the result without examining the changed </w:t>
-      </w:r>
-      <w:r>
-        <w:rPr>
-          <w:b/>
-        </w:rPr>
-        <w:t>input</w:t>
-      </w:r>
-      <w:r>
-        <w:rPr>
-          <w:b w:val="0"/>
-        </w:rPr>
-        <w:t xml:space="preserve"> or the procedure.</w:t>
-      </w:r>
-    </w:p>
-    <w:p>
-      <w:pPr>
-        <w:pStyle w:val="Heading3"/>
-      </w:pPr>
-      <w:r>
-        <w:t>My selected conclusion, deciding fact and explanation</w:t>
-      </w:r>
-    </w:p>
-    <w:p>
-      <w:r>
-        <w:t>________________________________________________________________</w:t>
-      </w:r>
-    </w:p>
-    <w:p>
-      <w:r>
-        <w:t>________________________________________________________________</w:t>
-      </w:r>
-    </w:p>
-    <w:p>
-      <w:r>
-        <w:t>________________________________________________________________</w:t>
-      </w:r>
-    </w:p>
-    <w:p>
-      <w:r>
-        <w:t>________________________________________________________________</w:t>
-      </w:r>
-    </w:p>
-    <w:p>
-      <w:r>
-        <w:t>________________________________________________________________</w:t>
-      </w:r>
-    </w:p>
-    <w:p>
-      <w:pPr>
-        <w:pStyle w:val="Heading3"/>
-      </w:pPr>
-      <w:r>
-        <w:t>Hint · try first</w:t>
-      </w:r>
-    </w:p>
-    <w:p>
-      <w:pPr>
-        <w:spacing w:line="336" w:lineRule="auto" w:after="180"/>
-        <w:shd w:fill="F1F6F8"/>
-      </w:pPr>
-      <w:r>
-        <w:rPr>
-          <w:b w:val="0"/>
-        </w:rPr>
-        <w:t>Hint if needed: Use the changed condition and the deciding step in the pictorial trace. The answer must say what follows from those facts.</w:t>
-      </w:r>
-    </w:p>
-    <w:p>
-      <w:pPr>
-        <w:pStyle w:val="Heading3"/>
-      </w:pPr>
-      <w:r>
-        <w:t>Feedback · compare after trying</w:t>
-      </w:r>
-    </w:p>
-    <w:p>
-      <w:pPr>
-        <w:spacing w:line="336" w:lineRule="auto" w:after="180"/>
-        <w:shd w:fill="F1F6FC"/>
-      </w:pPr>
-      <w:r>
-        <w:rPr>
-          <w:b w:val="0"/>
-        </w:rPr>
-        <w:t>After your attempt, compare with the supported explanation: 98 successes and 2 failures meet the stated window target. One recorded outcome changes while the denominator stays 100.</w:t>
-      </w:r>
-    </w:p>
-    <w:p>
-      <w:pPr>
-        <w:pStyle w:val="Heading3"/>
-      </w:pPr>
-      <w:r>
-        <w:t>Repair a missing building block</w:t>
-      </w:r>
-    </w:p>
-    <w:p>
-      <w:pPr>
-        <w:spacing w:line="336" w:lineRule="auto" w:after="180"/>
-      </w:pPr>
-      <w:r>
-        <w:rPr>
-          <w:b w:val="0"/>
-        </w:rPr>
-        <w:t xml:space="preserve">Review Evaluation pipelines (ai-6/10). Goal: Explain the </w:t>
-      </w:r>
-      <w:r>
-        <w:rPr>
-          <w:b/>
-        </w:rPr>
-        <w:t>mechanism</w:t>
-      </w:r>
-      <w:r>
-        <w:rPr>
-          <w:b w:val="0"/>
-        </w:rPr>
-        <w:t xml:space="preserve"> and terminology of evaluation pipelines. Short practice: Calculate A’s and B’s correct rates on all four cases.</w:t>
-      </w:r>
-    </w:p>
-    <w:p>
-      <w:pPr>
-        <w:spacing w:line="336" w:lineRule="auto" w:after="180"/>
-      </w:pPr>
-      <w:r>
-        <w:rPr>
-          <w:b w:val="0"/>
-        </w:rPr>
-        <w:t>Identify their shared failure and explain why removing that case after scoring changes the honesty of the comparison.. Return to this week and explain what you changed.</w:t>
-      </w:r>
-    </w:p>
-    <w:p>
-      <w:pPr>
-        <w:spacing w:line="336" w:lineRule="auto" w:after="180"/>
-      </w:pPr>
-      <w:r>
-        <w:rPr>
-          <w:b w:val="0"/>
-        </w:rPr>
-        <w:t xml:space="preserve">Review Testing model-dependent behaviour (ai-6/8). Goal: Explain the </w:t>
-      </w:r>
-      <w:r>
-        <w:rPr>
-          <w:b/>
-        </w:rPr>
-        <w:t>mechanism</w:t>
-      </w:r>
-      <w:r>
-        <w:rPr>
-          <w:b w:val="0"/>
-        </w:rPr>
-        <w:t xml:space="preserve"> and terminology of testing model-dependent behaviour.</w:t>
-      </w:r>
-    </w:p>
-    <w:p>
-      <w:pPr>
-        <w:spacing w:line="336" w:lineRule="auto" w:after="180"/>
-      </w:pPr>
-      <w:r>
-        <w:rPr>
-          <w:b w:val="0"/>
-        </w:rPr>
-        <w:t>Short practice: Score "Friday in room B" and "Friday in room D" against both mandatory criteria. Would a correct 25-word response pass, and why?. Return to this week and explain what you changed.</w:t>
-      </w:r>
-    </w:p>
-    <w:p>
-      <w:pPr>
-        <w:spacing w:line="336" w:lineRule="auto" w:after="180"/>
-      </w:pPr>
-      <w:r>
-        <w:rPr>
-          <w:b w:val="0"/>
-        </w:rPr>
-        <w:t xml:space="preserve">Review Authentication and authorisation (ai-6/5). Goal: Explain the </w:t>
-      </w:r>
-      <w:r>
-        <w:rPr>
-          <w:b/>
-        </w:rPr>
-        <w:t>mechanism</w:t>
-      </w:r>
-      <w:r>
-        <w:rPr>
-          <w:b w:val="0"/>
-        </w:rPr>
-        <w:t xml:space="preserve"> and terminology of authentication and authorisation. Short practice: Explain why Jo’s valid volunteer login does not permit editing C.</w:t>
-      </w:r>
-    </w:p>
-    <w:p>
-      <w:pPr>
-        <w:spacing w:line="336" w:lineRule="auto" w:after="180"/>
-      </w:pPr>
-      <w:r>
-        <w:rPr>
-          <w:b w:val="0"/>
-        </w:rPr>
-        <w:t>Which trusted role change allows the action, and why is a role written in the request insufficient?. Return to this week and explain what you changed.</w:t>
-      </w:r>
-    </w:p>
-    <w:p>
-      <w:pPr>
-        <w:pStyle w:val="Heading3"/>
-      </w:pPr>
-      <w:r>
         <w:t>Keep your completed work</w:t>
       </w:r>
     </w:p>
     <w:p>
       <w:pPr>
-        <w:spacing w:line="336" w:lineRule="auto" w:after="180"/>
-      </w:pPr>
-      <w:r>
-        <w:rPr>
-          <w:b w:val="0"/>
-        </w:rPr>
-        <w:t xml:space="preserve">Use Download completed work in the hosted lesson to export your answers, reflections, practice feedback and code-run </w:t>
-      </w:r>
-      <w:r>
-        <w:rPr>
-          <w:b/>
-        </w:rPr>
-        <w:t>evidence</w:t>
-      </w:r>
-      <w:r>
-        <w:rPr>
-          <w:b w:val="0"/>
-        </w:rPr>
-        <w:t>. Open the HTML copy to read or print it.</w:t>
-      </w:r>
-    </w:p>
-    <w:p>
-      <w:pPr>
-        <w:spacing w:line="336" w:lineRule="auto" w:after="180"/>
-      </w:pPr>
-      <w:r>
-        <w:rPr>
-          <w:b w:val="0"/>
-        </w:rPr>
-        <w:t>Drafts stay in this browser when storage is available; clear drafts on a shared device.</w:t>
-      </w:r>
-    </w:p>
-    <w:p>
-      <w:pPr>
         <w:pStyle w:val="Heading1"/>
       </w:pPr>
       <w:r>
-        <w:t>18. Visual concept journey</w:t>
-      </w:r>
-    </w:p>
-    <w:p>
-      <w:r>
-        <w:t>Explain each Failure budgets and service objectives graphic using its labels, deciding evidence and relevant limitation.</w:t>
-      </w:r>
-    </w:p>
-    <w:p>
-      <w:pPr>
-        <w:pStyle w:val="Heading3"/>
+        <w:t>18. Reference · Six-picture concept journey</w:t>
+      </w:r>
+    </w:p>
+    <w:p>
+      <w:r>
+        <w:t>Choose the picture that supports the current explanation.</w:t>
+      </w:r>
+    </w:p>
+    <w:p>
+      <w:pPr>
+        <w:pStyle w:val="Heading2"/>
       </w:pPr>
       <w:r>
         <w:t>01. Failure budgets and service objectives: the case</w:t>
@@ -3995,7 +5196,7 @@
         <w:drawing>
           <wp:inline xmlns:a="http://schemas.openxmlformats.org/drawingml/2006/main" xmlns:pic="http://schemas.openxmlformats.org/drawingml/2006/picture">
             <wp:extent cx="5486400" cy="2834640"/>
-            <wp:docPr id="3" name="Picture 3" descr="A reliability allowance. A practice service requires at least 98 successes in each window of 100 eligible requests. Supplied facts: Current window has 97 successes and 3 failures. Success includes a correct refusal within the agreed time limit."/>
+            <wp:docPr id="5" name="Picture 5" descr="A reliability allowance. A practice service requires at least 98 successes in each window of 100 eligible requests. Supplied facts: Current window has 97 successes and 3 failures. Success includes a correct refusal within the agreed time limit."/>
             <wp:cNvGraphicFramePr>
               <a:graphicFrameLocks noChangeAspect="1"/>
             </wp:cNvGraphicFramePr>
@@ -4004,175 +5205,6 @@
                 <pic:pic>
                   <pic:nvPicPr>
                     <pic:cNvPr id="0" name="academy-story-ai-6-11-01.png"/>
-                    <pic:cNvPicPr/>
-                  </pic:nvPicPr>
-                  <pic:blipFill>
-                    <a:blip r:embed="rId11"/>
-                    <a:stretch>
-                      <a:fillRect/>
-                    </a:stretch>
-                  </pic:blipFill>
-                  <pic:spPr>
-                    <a:xfrm>
-                      <a:off x="0" y="0"/>
-                      <a:ext cx="5486400" cy="2834640"/>
-                    </a:xfrm>
-                    <a:prstGeom prst="rect"/>
-                  </pic:spPr>
-                </pic:pic>
-              </a:graphicData>
-            </a:graphic>
-          </wp:inline>
-        </w:drawing>
-      </w:r>
-    </w:p>
-    <w:p>
-      <w:pPr>
-        <w:spacing w:line="336" w:lineRule="auto" w:after="180"/>
-      </w:pPr>
-      <w:r>
-        <w:rPr>
-          <w:b w:val="0"/>
-        </w:rPr>
-        <w:t xml:space="preserve">A reliability allowance. A practice service requires at least 98 successes in each window of 100 </w:t>
-      </w:r>
-      <w:r>
-        <w:rPr>
-          <w:b/>
-        </w:rPr>
-        <w:t>eligible request</w:t>
-      </w:r>
-      <w:r>
-        <w:rPr>
-          <w:b w:val="0"/>
-        </w:rPr>
-        <w:t>s. Supplied facts: Current window has 97 successes and 3 failures.</w:t>
-      </w:r>
-    </w:p>
-    <w:p>
-      <w:pPr>
-        <w:spacing w:line="336" w:lineRule="auto" w:after="180"/>
-      </w:pPr>
-      <w:r>
-        <w:rPr>
-          <w:b w:val="0"/>
-        </w:rPr>
-        <w:t>Success includes a correct refusal within the agreed time limit.</w:t>
-      </w:r>
-    </w:p>
-    <w:p>
-      <w:pPr>
-        <w:spacing w:line="336" w:lineRule="auto" w:after="180"/>
-        <w:shd w:fill="F5F1FB"/>
-      </w:pPr>
-      <w:r>
-        <w:rPr>
-          <w:b w:val="0"/>
-        </w:rPr>
-        <w:t>Point to the given fact that matters most. Explain why it matters.</w:t>
-      </w:r>
-    </w:p>
-    <w:p>
-      <w:pPr>
-        <w:pStyle w:val="Heading3"/>
-      </w:pPr>
-      <w:r>
-        <w:t>02. Follow the deciding steps</w:t>
-      </w:r>
-    </w:p>
-    <w:p>
-      <w:r>
-        <w:drawing>
-          <wp:inline xmlns:a="http://schemas.openxmlformats.org/drawingml/2006/main" xmlns:pic="http://schemas.openxmlformats.org/drawingml/2006/picture">
-            <wp:extent cx="5486400" cy="3182112"/>
-            <wp:docPr id="4" name="Picture 4" descr="Define success: Use the same predeclared correctness and timing criteria. → Compute allowance: The target permits at most 2 failures in 100 requests. → Compare record: Three failures misses the target by one request."/>
-            <wp:cNvGraphicFramePr>
-              <a:graphicFrameLocks noChangeAspect="1"/>
-            </wp:cNvGraphicFramePr>
-            <a:graphic>
-              <a:graphicData uri="http://schemas.openxmlformats.org/drawingml/2006/picture">
-                <pic:pic>
-                  <pic:nvPicPr>
-                    <pic:cNvPr id="0" name="academy-story-ai-6-11-02.png"/>
-                    <pic:cNvPicPr/>
-                  </pic:nvPicPr>
-                  <pic:blipFill>
-                    <a:blip r:embed="rId12"/>
-                    <a:stretch>
-                      <a:fillRect/>
-                    </a:stretch>
-                  </pic:blipFill>
-                  <pic:spPr>
-                    <a:xfrm>
-                      <a:off x="0" y="0"/>
-                      <a:ext cx="5486400" cy="3182112"/>
-                    </a:xfrm>
-                    <a:prstGeom prst="rect"/>
-                  </pic:spPr>
-                </pic:pic>
-              </a:graphicData>
-            </a:graphic>
-          </wp:inline>
-        </w:drawing>
-      </w:r>
-    </w:p>
-    <w:p>
-      <w:pPr>
-        <w:spacing w:line="336" w:lineRule="auto" w:after="180"/>
-      </w:pPr>
-      <w:r>
-        <w:rPr>
-          <w:b w:val="0"/>
-        </w:rPr>
-        <w:t>Define success: Use the same predeclared correctness and timing criteria. → Compute allowance: The target permits at most 2 failures in 100 requests. → Compare record: Three failures misses the target by one request.</w:t>
-      </w:r>
-    </w:p>
-    <w:p>
-      <w:pPr>
-        <w:spacing w:line="336" w:lineRule="auto" w:after="180"/>
-        <w:shd w:fill="F5F1FB"/>
-      </w:pPr>
-      <w:r>
-        <w:rPr>
-          <w:b w:val="0"/>
-        </w:rPr>
-        <w:t xml:space="preserve">Point to each numbered stage and explain which recorded </w:t>
-      </w:r>
-      <w:r>
-        <w:rPr>
-          <w:b/>
-        </w:rPr>
-        <w:t>input</w:t>
-      </w:r>
-      <w:r>
-        <w:rPr>
-          <w:b w:val="0"/>
-        </w:rPr>
-        <w:t xml:space="preserve"> it uses.</w:t>
-      </w:r>
-    </w:p>
-    <w:p>
-      <w:pPr>
-        <w:pStyle w:val="Heading3"/>
-      </w:pPr>
-      <w:r>
-        <w:t>03. Failure count in one 100-request window</w:t>
-      </w:r>
-    </w:p>
-    <w:p>
-      <w:r>
-        <w:drawing>
-          <wp:inline xmlns:a="http://schemas.openxmlformats.org/drawingml/2006/main" xmlns:pic="http://schemas.openxmlformats.org/drawingml/2006/picture">
-            <wp:extent cx="5486400" cy="2834640"/>
-            <wp:docPr id="5" name="Picture 5" descr="Failure count in one 100-request window. Units: failed requests out of 100. Allowed maximum: 2. Observed: 3."/>
-            <wp:cNvGraphicFramePr>
-              <a:graphicFrameLocks noChangeAspect="1"/>
-            </wp:cNvGraphicFramePr>
-            <a:graphic>
-              <a:graphicData uri="http://schemas.openxmlformats.org/drawingml/2006/picture">
-                <pic:pic>
-                  <pic:nvPicPr>
-                    <pic:cNvPr id="0" name="academy-story-ai-6-11-03.png"/>
                     <pic:cNvPicPr/>
                   </pic:nvPicPr>
                   <pic:blipFill>
@@ -4203,13 +5235,179 @@
         <w:rPr>
           <w:b w:val="0"/>
         </w:rPr>
+        <w:t xml:space="preserve">A reliability allowance. A practice service requires at least 98 successes in each window of 100 </w:t>
+      </w:r>
+      <w:r>
+        <w:rPr>
+          <w:b/>
+        </w:rPr>
+        <w:t>eligible request</w:t>
+      </w:r>
+      <w:r>
+        <w:rPr>
+          <w:b w:val="0"/>
+        </w:rPr>
+        <w:t>s. Supplied facts: Current window has 97 successes and 3 failures.</w:t>
+      </w:r>
+    </w:p>
+    <w:p>
+      <w:pPr>
+        <w:spacing w:line="336" w:lineRule="auto" w:after="180"/>
+      </w:pPr>
+      <w:r>
+        <w:rPr>
+          <w:b w:val="0"/>
+        </w:rPr>
+        <w:t>Success includes a correct refusal within the agreed time limit.</w:t>
+      </w:r>
+    </w:p>
+    <w:p>
+      <w:pPr>
+        <w:spacing w:line="336" w:lineRule="auto" w:after="180"/>
+      </w:pPr>
+      <w:r>
+        <w:rPr>
+          <w:b w:val="0"/>
+        </w:rPr>
+        <w:t>Point to the given fact that matters most. Explain why it matters.</w:t>
+      </w:r>
+    </w:p>
+    <w:p>
+      <w:pPr>
+        <w:pStyle w:val="Heading2"/>
+      </w:pPr>
+      <w:r>
+        <w:t>02. Follow the deciding steps</w:t>
+      </w:r>
+    </w:p>
+    <w:p>
+      <w:r>
+        <w:drawing>
+          <wp:inline xmlns:a="http://schemas.openxmlformats.org/drawingml/2006/main" xmlns:pic="http://schemas.openxmlformats.org/drawingml/2006/picture">
+            <wp:extent cx="5486400" cy="3182112"/>
+            <wp:docPr id="6" name="Picture 6" descr="Define success: Use the same predeclared correctness and timing criteria. → Compute allowance: The target permits at most 2 failures in 100 requests. → Compare record: Three failures misses the target by one request."/>
+            <wp:cNvGraphicFramePr>
+              <a:graphicFrameLocks noChangeAspect="1"/>
+            </wp:cNvGraphicFramePr>
+            <a:graphic>
+              <a:graphicData uri="http://schemas.openxmlformats.org/drawingml/2006/picture">
+                <pic:pic>
+                  <pic:nvPicPr>
+                    <pic:cNvPr id="0" name="academy-story-ai-6-11-02.png"/>
+                    <pic:cNvPicPr/>
+                  </pic:nvPicPr>
+                  <pic:blipFill>
+                    <a:blip r:embed="rId9"/>
+                    <a:stretch>
+                      <a:fillRect/>
+                    </a:stretch>
+                  </pic:blipFill>
+                  <pic:spPr>
+                    <a:xfrm>
+                      <a:off x="0" y="0"/>
+                      <a:ext cx="5486400" cy="3182112"/>
+                    </a:xfrm>
+                    <a:prstGeom prst="rect"/>
+                  </pic:spPr>
+                </pic:pic>
+              </a:graphicData>
+            </a:graphic>
+          </wp:inline>
+        </w:drawing>
+      </w:r>
+    </w:p>
+    <w:p>
+      <w:pPr>
+        <w:spacing w:line="336" w:lineRule="auto" w:after="180"/>
+      </w:pPr>
+      <w:r>
+        <w:rPr>
+          <w:b w:val="0"/>
+        </w:rPr>
+        <w:t>Define success: Use the same predeclared correctness and timing criteria. → Compute allowance: The target permits at most 2 failures in 100 requests. → Compare record: Three failures misses the target by one request.</w:t>
+      </w:r>
+    </w:p>
+    <w:p>
+      <w:pPr>
+        <w:spacing w:line="336" w:lineRule="auto" w:after="180"/>
+      </w:pPr>
+      <w:r>
+        <w:rPr>
+          <w:b w:val="0"/>
+        </w:rPr>
+        <w:t xml:space="preserve">Point to each numbered stage and explain which recorded </w:t>
+      </w:r>
+      <w:r>
+        <w:rPr>
+          <w:b/>
+        </w:rPr>
+        <w:t>input</w:t>
+      </w:r>
+      <w:r>
+        <w:rPr>
+          <w:b w:val="0"/>
+        </w:rPr>
+        <w:t xml:space="preserve"> it uses.</w:t>
+      </w:r>
+    </w:p>
+    <w:p>
+      <w:pPr>
+        <w:pStyle w:val="Heading2"/>
+      </w:pPr>
+      <w:r>
+        <w:t>03. Failure count in one 100-request window</w:t>
+      </w:r>
+    </w:p>
+    <w:p>
+      <w:r>
+        <w:drawing>
+          <wp:inline xmlns:a="http://schemas.openxmlformats.org/drawingml/2006/main" xmlns:pic="http://schemas.openxmlformats.org/drawingml/2006/picture">
+            <wp:extent cx="5486400" cy="2834640"/>
+            <wp:docPr id="7" name="Picture 7" descr="Failure count in one 100-request window. Units: failed requests out of 100. Allowed maximum: 2. Observed: 3."/>
+            <wp:cNvGraphicFramePr>
+              <a:graphicFrameLocks noChangeAspect="1"/>
+            </wp:cNvGraphicFramePr>
+            <a:graphic>
+              <a:graphicData uri="http://schemas.openxmlformats.org/drawingml/2006/picture">
+                <pic:pic>
+                  <pic:nvPicPr>
+                    <pic:cNvPr id="0" name="academy-story-ai-6-11-03.png"/>
+                    <pic:cNvPicPr/>
+                  </pic:nvPicPr>
+                  <pic:blipFill>
+                    <a:blip r:embed="rId14"/>
+                    <a:stretch>
+                      <a:fillRect/>
+                    </a:stretch>
+                  </pic:blipFill>
+                  <pic:spPr>
+                    <a:xfrm>
+                      <a:off x="0" y="0"/>
+                      <a:ext cx="5486400" cy="2834640"/>
+                    </a:xfrm>
+                    <a:prstGeom prst="rect"/>
+                  </pic:spPr>
+                </pic:pic>
+              </a:graphicData>
+            </a:graphic>
+          </wp:inline>
+        </w:drawing>
+      </w:r>
+    </w:p>
+    <w:p>
+      <w:pPr>
+        <w:spacing w:line="336" w:lineRule="auto" w:after="180"/>
+      </w:pPr>
+      <w:r>
+        <w:rPr>
+          <w:b w:val="0"/>
+        </w:rPr>
         <w:t>Failure count in one 100-request window. Units: failed requests out of 100. Allowed maximum: 2. Observed: 3.</w:t>
       </w:r>
     </w:p>
     <w:p>
       <w:pPr>
         <w:spacing w:line="336" w:lineRule="auto" w:after="180"/>
-        <w:shd w:fill="F5F1FB"/>
       </w:pPr>
       <w:r>
         <w:rPr>
@@ -4220,7 +5418,7 @@
     </w:p>
     <w:p>
       <w:pPr>
-        <w:pStyle w:val="Heading3"/>
+        <w:pStyle w:val="Heading2"/>
       </w:pPr>
       <w:r>
         <w:t>04. Change one thing. Trace what follows.</w:t>
@@ -4231,7 +5429,7 @@
         <w:drawing>
           <wp:inline xmlns:a="http://schemas.openxmlformats.org/drawingml/2006/main" xmlns:pic="http://schemas.openxmlformats.org/drawingml/2006/picture">
             <wp:extent cx="5486400" cy="3026664"/>
-            <wp:docPr id="6" name="Picture 6" descr="Original case: Three failures misses the target by one request. Changed condition: Repair one failed request into a success in this window. Expected result: 98 successes and 2 failures meet the stated window target. Reason: One recorded outcome changes while the denominator stays 100."/>
+            <wp:docPr id="8" name="Picture 8" descr="Original case: Three failures misses the target by one request. Changed condition: Counterfactual: change one failed outcome to a success in a separate copy of this 100-request window. Expected result: 98 successes and 2 failures meet the stated window target. Reason: The counterfactual copy changes one outcome while its denominator stays 100; preserve the original 97-success/3-failure window."/>
             <wp:cNvGraphicFramePr>
               <a:graphicFrameLocks noChangeAspect="1"/>
             </wp:cNvGraphicFramePr>
@@ -4243,7 +5441,7 @@
                     <pic:cNvPicPr/>
                   </pic:nvPicPr>
                   <pic:blipFill>
-                    <a:blip r:embed="rId14"/>
+                    <a:blip r:embed="rId10"/>
                     <a:stretch>
                       <a:fillRect/>
                     </a:stretch>
@@ -4270,24 +5468,12 @@
         <w:rPr>
           <w:b w:val="0"/>
         </w:rPr>
-        <w:t>Original case: Three failures misses the target by one request. Changed condition: Repair one failed request into a success in this window. Expected result: 98 successes and 2 failures meet the stated window target.</w:t>
+        <w:t>Original case: Three failures misses the target by one request. Changed condition: Counterfactual: change one failed outcome to a success in a separate copy of this 100-request window. Expected result: 98 successes and 2 failures meet the stated window target. Reason: The counterfactual copy changes one outcome while its denominator stays 100; preserve the original 97-success/3-failure window.</w:t>
       </w:r>
     </w:p>
     <w:p>
       <w:pPr>
         <w:spacing w:line="336" w:lineRule="auto" w:after="180"/>
-      </w:pPr>
-      <w:r>
-        <w:rPr>
-          <w:b w:val="0"/>
-        </w:rPr>
-        <w:t>Reason: One recorded outcome changes while the denominator stays 100.</w:t>
-      </w:r>
-    </w:p>
-    <w:p>
-      <w:pPr>
-        <w:spacing w:line="336" w:lineRule="auto" w:after="180"/>
-        <w:shd w:fill="F5F1FB"/>
       </w:pPr>
       <w:r>
         <w:rPr>
@@ -4298,7 +5484,7 @@
     </w:p>
     <w:p>
       <w:pPr>
-        <w:pStyle w:val="Heading3"/>
+        <w:pStyle w:val="Heading2"/>
       </w:pPr>
       <w:r>
         <w:t>05. Connect the explanation to its limit</w:t>
@@ -4309,7 +5495,7 @@
         <w:drawing>
           <wp:inline xmlns:a="http://schemas.openxmlformats.org/drawingml/2006/main" xmlns:pic="http://schemas.openxmlformats.org/drawingml/2006/picture">
             <wp:extent cx="5486400" cy="2834640"/>
-            <wp:docPr id="7" name="Picture 7" descr="An objective needs a measurement window, denominator and success definition. An honest refusal can be success under an agreed contract. Limit: Meeting one window does not guarantee the next; monitor repeated windows and distinguish failure types."/>
+            <wp:docPr id="9" name="Picture 9" descr="An objective needs a measurement window, denominator and success definition. An honest refusal can be success under an agreed contract. Limit: Meeting one window does not guarantee the next; monitor repeated windows and distinguish failure types."/>
             <wp:cNvGraphicFramePr>
               <a:graphicFrameLocks noChangeAspect="1"/>
             </wp:cNvGraphicFramePr>
@@ -4365,7 +5551,6 @@
     <w:p>
       <w:pPr>
         <w:spacing w:line="336" w:lineRule="auto" w:after="180"/>
-        <w:shd w:fill="F5F1FB"/>
       </w:pPr>
       <w:r>
         <w:rPr>
@@ -4376,7 +5561,7 @@
     </w:p>
     <w:p>
       <w:pPr>
-        <w:pStyle w:val="Heading3"/>
+        <w:pStyle w:val="Heading2"/>
       </w:pPr>
       <w:r>
         <w:t>06. Make the idea visible in your project</w:t>
@@ -4387,7 +5572,7 @@
         <w:drawing>
           <wp:inline xmlns:a="http://schemas.openxmlformats.org/drawingml/2006/main" xmlns:pic="http://schemas.openxmlformats.org/drawingml/2006/picture">
             <wp:extent cx="5486400" cy="3529584"/>
-            <wp:docPr id="8" name="Picture 8" descr="For the Grounded Learning Service, retain an annotated trace and the changed-case result. Name the contract or evidence that makes the deciding step valid, so another team can review it. Draw your input, deciding step, result and limit. Supported question: Calculate the maximum allowed failures among 100 requests. Does 97 successes and 3 failures meet the target, and what changes after one failure becomes a success?"/>
+            <wp:docPr id="10" name="Picture 10" descr="For the Grounded Learning Service, retain an annotated trace and the changed-case result. Name the contract or evidence that makes the deciding step valid, so another team can review it. Draw your input, deciding step, result and limit. Supported question: Calculate the maximum allowed failures among 100 requests. Does 97 successes and 3 failures meet the target, and what changes after one failure becomes a success?"/>
             <wp:cNvGraphicFramePr>
               <a:graphicFrameLocks noChangeAspect="1"/>
             </wp:cNvGraphicFramePr>
@@ -4478,7 +5663,6 @@
     <w:p>
       <w:pPr>
         <w:spacing w:line="336" w:lineRule="auto" w:after="180"/>
-        <w:shd w:fill="F5F1FB"/>
       </w:pPr>
       <w:r>
         <w:rPr>
@@ -4497,6 +5681,62 @@
           <w:b w:val="0"/>
         </w:rPr>
         <w:t>.</w:t>
+      </w:r>
+    </w:p>
+    <w:p>
+      <w:pPr>
+        <w:pStyle w:val="Heading2"/>
+      </w:pPr>
+      <w:r>
+        <w:t>Earlier wording, alternatives and picture transcripts · reference / check after trying</w:t>
+      </w:r>
+    </w:p>
+    <w:p>
+      <w:pPr>
+        <w:pStyle w:val="Heading3"/>
+      </w:pPr>
+      <w:r>
+        <w:t>01. Failure budgets and service objectives: the case</w:t>
+      </w:r>
+    </w:p>
+    <w:p>
+      <w:pPr>
+        <w:pStyle w:val="Heading3"/>
+      </w:pPr>
+      <w:r>
+        <w:t>02. Follow the deciding steps</w:t>
+      </w:r>
+    </w:p>
+    <w:p>
+      <w:pPr>
+        <w:pStyle w:val="Heading3"/>
+      </w:pPr>
+      <w:r>
+        <w:t>03. Failure count in one 100-request window</w:t>
+      </w:r>
+    </w:p>
+    <w:p>
+      <w:pPr>
+        <w:pStyle w:val="Heading3"/>
+      </w:pPr>
+      <w:r>
+        <w:t>04. Change one thing. Trace what follows.</w:t>
+      </w:r>
+    </w:p>
+    <w:p>
+      <w:pPr>
+        <w:pStyle w:val="Heading3"/>
+      </w:pPr>
+      <w:r>
+        <w:t>05. Connect the explanation to its limit</w:t>
+      </w:r>
+    </w:p>
+    <w:p>
+      <w:pPr>
+        <w:pStyle w:val="Heading3"/>
+      </w:pPr>
+      <w:r>
+        <w:t>06. Make the idea visible in your project</w:t>
       </w:r>
     </w:p>
     <w:sectPr>

--- a/downloads/student/ai-6-week-11.docx
+++ b/downloads/student/ai-6-week-11.docx
@@ -1835,7 +1835,7 @@
       <w:r>
         <w:drawing>
           <wp:inline xmlns:a="http://schemas.openxmlformats.org/drawingml/2006/main" xmlns:pic="http://schemas.openxmlformats.org/drawingml/2006/picture">
-            <wp:extent cx="5486400" cy="3026664"/>
+            <wp:extent cx="5486400" cy="3191256"/>
             <wp:docPr id="2" name="Picture 2" descr="Original case: Three failures misses the target by one request. Changed condition: Counterfactual: change one failed outcome to a success in a separate copy of this 100-request window. Expected result: 98 successes and 2 failures meet the stated window target. Reason: The counterfactual copy changes one outcome while its denominator stays 100; preserve the original 97-success/3-failure window."/>
             <wp:cNvGraphicFramePr>
               <a:graphicFrameLocks noChangeAspect="1"/>
@@ -1856,7 +1856,7 @@
                   <pic:spPr>
                     <a:xfrm>
                       <a:off x="0" y="0"/>
-                      <a:ext cx="5486400" cy="3026664"/>
+                      <a:ext cx="5486400" cy="3191256"/>
                     </a:xfrm>
                     <a:prstGeom prst="rect"/>
                   </pic:spPr>
@@ -5428,7 +5428,7 @@
       <w:r>
         <w:drawing>
           <wp:inline xmlns:a="http://schemas.openxmlformats.org/drawingml/2006/main" xmlns:pic="http://schemas.openxmlformats.org/drawingml/2006/picture">
-            <wp:extent cx="5486400" cy="3026664"/>
+            <wp:extent cx="5486400" cy="3191256"/>
             <wp:docPr id="8" name="Picture 8" descr="Original case: Three failures misses the target by one request. Changed condition: Counterfactual: change one failed outcome to a success in a separate copy of this 100-request window. Expected result: 98 successes and 2 failures meet the stated window target. Reason: The counterfactual copy changes one outcome while its denominator stays 100; preserve the original 97-success/3-failure window."/>
             <wp:cNvGraphicFramePr>
               <a:graphicFrameLocks noChangeAspect="1"/>
@@ -5449,7 +5449,7 @@
                   <pic:spPr>
                     <a:xfrm>
                       <a:off x="0" y="0"/>
-                      <a:ext cx="5486400" cy="3026664"/>
+                      <a:ext cx="5486400" cy="3191256"/>
                     </a:xfrm>
                     <a:prstGeom prst="rect"/>
                   </pic:spPr>
